--- a/lci-akzo-lotte-61463/LCI-61463-26-02-FL.docx
+++ b/lci-akzo-lotte-61463/LCI-61463-26-02-FL.docx
@@ -146,19 +146,20 @@
         </w:tblCellMar>
       </w:tblPr>
       <w:tblGrid>
-        <w:gridCol w:w="8550"/>
-        <w:gridCol w:w="1422"/>
+        <w:gridCol w:w="8282"/>
+        <w:gridCol w:w="1690"/>
       </w:tblGrid>
       <w:tr>
         <w:trPr/>
         <w:tc>
           <w:tcPr>
-            <w:tcW w:w="8550" w:type="dxa"/>
+            <w:tcW w:w="8282" w:type="dxa"/>
             <w:tcBorders/>
           </w:tcPr>
           <w:p>
             <w:pPr>
               <w:pStyle w:val="TableContents"/>
+              <w:ind w:hanging="0" w:start="0"/>
               <w:rPr/>
             </w:pPr>
             <w:r>
@@ -168,7 +169,7 @@
         </w:tc>
         <w:tc>
           <w:tcPr>
-            <w:tcW w:w="1422" w:type="dxa"/>
+            <w:tcW w:w="1690" w:type="dxa"/>
             <w:tcBorders/>
           </w:tcPr>
           <w:p>
@@ -189,7 +190,7 @@
                 <w:szCs w:val="20"/>
                 <w:u w:val="none"/>
               </w:rPr>
-              <w:t>April</w:t>
+              <w:t xml:space="preserve">April </w:t>
             </w:r>
             <w:r>
               <w:rPr>
@@ -198,7 +199,16 @@
                 <w:szCs w:val="20"/>
                 <w:u w:val="none"/>
               </w:rPr>
-              <w:t xml:space="preserve"> 8, 2026</w:t>
+              <w:t>20</w:t>
+            </w:r>
+            <w:r>
+              <w:rPr>
+                <w:color w:val="auto"/>
+                <w:sz w:val="20"/>
+                <w:szCs w:val="20"/>
+                <w:u w:val="none"/>
+              </w:rPr>
+              <w:t>, 2026</w:t>
             </w:r>
           </w:p>
           <w:p>
@@ -266,7 +276,7 @@
                 <w:szCs w:val="20"/>
                 <w:u w:val="none"/>
               </w:rPr>
-              <w:t>LCI-61463-26-01</w:t>
+              <w:t>LCI-AKZO-LCPL-61463-26-02</w:t>
             </w:r>
             <w:r>
               <w:rPr>
@@ -366,9 +376,6 @@
       </w:pPr>
       <w:r>
         <w:rPr>
-          <w:i w:val="false"/>
-          <w:caps w:val="false"/>
-          <w:smallCaps w:val="false"/>
           <w:color w:val="auto"/>
           <w:sz w:val="20"/>
           <w:szCs w:val="20"/>
@@ -402,85 +409,7 @@
           <w:szCs w:val="20"/>
           <w:u w:val="none"/>
         </w:rPr>
-        <w:t xml:space="preserve">Transmission </w:t>
-      </w:r>
-      <w:r>
-        <w:rPr>
-          <w:b/>
-          <w:bCs/>
-          <w:strike w:val="false"/>
-          <w:dstrike w:val="false"/>
-          <w:color w:val="auto"/>
-          <w:sz w:val="20"/>
-          <w:szCs w:val="20"/>
-          <w:u w:val="none"/>
-        </w:rPr>
-        <w:t>of Shares</w:t>
-      </w:r>
-      <w:r>
-        <w:rPr>
-          <w:b/>
-          <w:bCs/>
-          <w:strike w:val="false"/>
-          <w:dstrike w:val="false"/>
-          <w:color w:val="auto"/>
-          <w:sz w:val="20"/>
-          <w:szCs w:val="20"/>
-          <w:u w:val="none"/>
-        </w:rPr>
-        <w:t xml:space="preserve"> </w:t>
-      </w:r>
-      <w:r>
-        <w:rPr>
-          <w:b/>
-          <w:bCs/>
-          <w:strike w:val="false"/>
-          <w:dstrike w:val="false"/>
-          <w:color w:val="auto"/>
-          <w:sz w:val="20"/>
-          <w:szCs w:val="20"/>
-          <w:u w:val="none"/>
-        </w:rPr>
-        <w:t>of</w:t>
-      </w:r>
-      <w:r>
-        <w:rPr>
-          <w:b/>
-          <w:bCs/>
-          <w:strike w:val="false"/>
-          <w:dstrike w:val="false"/>
-          <w:color w:val="auto"/>
-          <w:sz w:val="20"/>
-          <w:szCs w:val="20"/>
-          <w:u w:val="none"/>
-        </w:rPr>
-        <w:t xml:space="preserve"> Late Mohammad Ayub Khan </w:t>
-      </w:r>
-      <w:r>
-        <w:rPr>
-          <w:b/>
-          <w:bCs/>
-          <w:strike w:val="false"/>
-          <w:dstrike w:val="false"/>
-          <w:color w:val="auto"/>
-          <w:sz w:val="20"/>
-          <w:szCs w:val="20"/>
-          <w:u w:val="none"/>
-        </w:rPr>
-        <w:t>against</w:t>
-      </w:r>
-      <w:r>
-        <w:rPr>
-          <w:b/>
-          <w:bCs/>
-          <w:strike w:val="false"/>
-          <w:dstrike w:val="false"/>
-          <w:color w:val="auto"/>
-          <w:sz w:val="20"/>
-          <w:szCs w:val="20"/>
-          <w:u w:val="none"/>
-        </w:rPr>
-        <w:t xml:space="preserve"> Folio #: </w:t>
+        <w:t xml:space="preserve">Transmission of Shares of Late Mohammad Ayub Khan against Folio #: </w:t>
       </w:r>
       <w:r>
         <w:rPr>
@@ -1142,33 +1071,7 @@
           <w:szCs w:val="20"/>
           <w:u w:val="none"/>
         </w:rPr>
-        <w:t xml:space="preserve">Hereby, the legal heirs sign and confirm in agreement with the distribution </w:t>
-      </w:r>
-      <w:r>
-        <w:rPr>
-          <w:b w:val="false"/>
-          <w:bCs w:val="false"/>
-          <w:strike w:val="false"/>
-          <w:dstrike w:val="false"/>
-          <w:color w:val="auto"/>
-          <w:sz w:val="20"/>
-          <w:szCs w:val="20"/>
-          <w:u w:val="none"/>
-        </w:rPr>
-        <w:t>ratio of 1/3 of Total</w:t>
-      </w:r>
-      <w:r>
-        <w:rPr>
-          <w:b w:val="false"/>
-          <w:bCs w:val="false"/>
-          <w:strike w:val="false"/>
-          <w:dstrike w:val="false"/>
-          <w:color w:val="auto"/>
-          <w:sz w:val="20"/>
-          <w:szCs w:val="20"/>
-          <w:u w:val="none"/>
-        </w:rPr>
-        <w:t xml:space="preserve"> of shares articulated in your letter. </w:t>
+        <w:t xml:space="preserve">Hereby, the legal heirs sign and confirm in agreement with the distribution ratio of 1/3 of Total of shares articulated in your letter. </w:t>
       </w:r>
     </w:p>
     <w:p>
@@ -1364,6 +1267,76 @@
               <w:t>Signature:</w:t>
             </w:r>
           </w:p>
+        </w:tc>
+      </w:tr>
+      <w:tr>
+        <w:trPr/>
+        <w:tc>
+          <w:tcPr>
+            <w:tcW w:w="2640" w:type="dxa"/>
+            <w:tcBorders/>
+          </w:tcPr>
+          <w:p>
+            <w:pPr>
+              <w:pStyle w:val="Default"/>
+              <w:tabs>
+                <w:tab w:val="clear" w:pos="720"/>
+                <w:tab w:val="left" w:pos="400" w:leader="none"/>
+              </w:tabs>
+              <w:bidi w:val="0"/>
+              <w:jc w:val="start"/>
+              <w:rPr>
+                <w:rFonts w:ascii="Calibri" w:hAnsi="Calibri"/>
+                <w:b/>
+                <w:bCs/>
+                <w:sz w:val="20"/>
+                <w:szCs w:val="20"/>
+              </w:rPr>
+            </w:pPr>
+            <w:r>
+              <w:rPr>
+                <w:b/>
+                <w:bCs/>
+                <w:sz w:val="20"/>
+                <w:szCs w:val="20"/>
+              </w:rPr>
+              <w:t>Raja Muhammad Anees Khan</w:t>
+            </w:r>
+          </w:p>
+        </w:tc>
+        <w:tc>
+          <w:tcPr>
+            <w:tcW w:w="3667" w:type="dxa"/>
+            <w:tcBorders/>
+          </w:tcPr>
+          <w:p>
+            <w:pPr>
+              <w:pStyle w:val="Default"/>
+              <w:tabs>
+                <w:tab w:val="clear" w:pos="720"/>
+                <w:tab w:val="left" w:pos="400" w:leader="none"/>
+              </w:tabs>
+              <w:bidi w:val="0"/>
+              <w:jc w:val="start"/>
+              <w:rPr>
+                <w:rFonts w:ascii="Calibri" w:hAnsi="Calibri"/>
+                <w:sz w:val="20"/>
+                <w:szCs w:val="20"/>
+              </w:rPr>
+            </w:pPr>
+            <w:r>
+              <w:rPr>
+                <w:sz w:val="20"/>
+                <w:szCs w:val="20"/>
+              </w:rPr>
+            </w:r>
+          </w:p>
+        </w:tc>
+        <w:tc>
+          <w:tcPr>
+            <w:tcW w:w="3668" w:type="dxa"/>
+            <w:tcBorders/>
+          </w:tcPr>
           <w:p>
             <w:pPr>
               <w:pStyle w:val="Default"/>
@@ -1419,120 +1392,6 @@
                 <w:sz w:val="20"/>
                 <w:szCs w:val="20"/>
               </w:rPr>
-              <w:t>Raja Muhammad Anees Khan</w:t>
-            </w:r>
-          </w:p>
-        </w:tc>
-        <w:tc>
-          <w:tcPr>
-            <w:tcW w:w="3667" w:type="dxa"/>
-            <w:tcBorders/>
-          </w:tcPr>
-          <w:p>
-            <w:pPr>
-              <w:pStyle w:val="Default"/>
-              <w:tabs>
-                <w:tab w:val="clear" w:pos="720"/>
-                <w:tab w:val="left" w:pos="400" w:leader="none"/>
-              </w:tabs>
-              <w:bidi w:val="0"/>
-              <w:jc w:val="start"/>
-              <w:rPr>
-                <w:rFonts w:ascii="Calibri" w:hAnsi="Calibri"/>
-                <w:sz w:val="20"/>
-                <w:szCs w:val="20"/>
-              </w:rPr>
-            </w:pPr>
-            <w:r>
-              <w:rPr>
-                <w:sz w:val="20"/>
-                <w:szCs w:val="20"/>
-              </w:rPr>
-            </w:r>
-          </w:p>
-        </w:tc>
-        <w:tc>
-          <w:tcPr>
-            <w:tcW w:w="3668" w:type="dxa"/>
-            <w:tcBorders/>
-          </w:tcPr>
-          <w:p>
-            <w:pPr>
-              <w:pStyle w:val="Default"/>
-              <w:tabs>
-                <w:tab w:val="clear" w:pos="720"/>
-                <w:tab w:val="left" w:pos="400" w:leader="none"/>
-              </w:tabs>
-              <w:bidi w:val="0"/>
-              <w:jc w:val="start"/>
-              <w:rPr>
-                <w:rFonts w:ascii="Calibri" w:hAnsi="Calibri"/>
-                <w:sz w:val="20"/>
-                <w:szCs w:val="20"/>
-              </w:rPr>
-            </w:pPr>
-            <w:r>
-              <w:rPr>
-                <w:sz w:val="20"/>
-                <w:szCs w:val="20"/>
-              </w:rPr>
-            </w:r>
-          </w:p>
-          <w:p>
-            <w:pPr>
-              <w:pStyle w:val="Default"/>
-              <w:tabs>
-                <w:tab w:val="clear" w:pos="720"/>
-                <w:tab w:val="left" w:pos="400" w:leader="none"/>
-              </w:tabs>
-              <w:bidi w:val="0"/>
-              <w:jc w:val="start"/>
-              <w:rPr>
-                <w:rFonts w:ascii="Calibri" w:hAnsi="Calibri"/>
-                <w:sz w:val="20"/>
-                <w:szCs w:val="20"/>
-              </w:rPr>
-            </w:pPr>
-            <w:r>
-              <w:rPr>
-                <w:sz w:val="20"/>
-                <w:szCs w:val="20"/>
-              </w:rPr>
-            </w:r>
-          </w:p>
-        </w:tc>
-      </w:tr>
-      <w:tr>
-        <w:trPr/>
-        <w:tc>
-          <w:tcPr>
-            <w:tcW w:w="2640" w:type="dxa"/>
-            <w:tcBorders/>
-          </w:tcPr>
-          <w:p>
-            <w:pPr>
-              <w:pStyle w:val="Default"/>
-              <w:tabs>
-                <w:tab w:val="clear" w:pos="720"/>
-                <w:tab w:val="left" w:pos="400" w:leader="none"/>
-              </w:tabs>
-              <w:bidi w:val="0"/>
-              <w:jc w:val="start"/>
-              <w:rPr>
-                <w:rFonts w:ascii="Calibri" w:hAnsi="Calibri"/>
-                <w:b/>
-                <w:bCs/>
-                <w:sz w:val="20"/>
-                <w:szCs w:val="20"/>
-              </w:rPr>
-            </w:pPr>
-            <w:r>
-              <w:rPr>
-                <w:b/>
-                <w:bCs/>
-                <w:sz w:val="20"/>
-                <w:szCs w:val="20"/>
-              </w:rPr>
               <w:t>Raja Muhammad Idrees Khan</w:t>
             </w:r>
           </w:p>
@@ -1592,28 +1451,6 @@
               </w:rPr>
             </w:r>
           </w:p>
-          <w:p>
-            <w:pPr>
-              <w:pStyle w:val="Default"/>
-              <w:tabs>
-                <w:tab w:val="clear" w:pos="720"/>
-                <w:tab w:val="left" w:pos="400" w:leader="none"/>
-              </w:tabs>
-              <w:bidi w:val="0"/>
-              <w:jc w:val="start"/>
-              <w:rPr>
-                <w:rFonts w:ascii="Calibri" w:hAnsi="Calibri"/>
-                <w:sz w:val="20"/>
-                <w:szCs w:val="20"/>
-              </w:rPr>
-            </w:pPr>
-            <w:r>
-              <w:rPr>
-                <w:sz w:val="20"/>
-                <w:szCs w:val="20"/>
-              </w:rPr>
-            </w:r>
-          </w:p>
         </w:tc>
       </w:tr>
     </w:tbl>
@@ -1722,7 +1559,7 @@
           <w:szCs w:val="20"/>
           <w:u w:val="none"/>
         </w:rPr>
-        <w:t>Revised Letter of Indemnity</w:t>
+        <w:t xml:space="preserve">Revised Letter of Indemnity on E-stamp paper of Rs.500/, as per the provided specimen, duly signed by </w:t>
       </w:r>
       <w:r>
         <w:rPr>
@@ -1735,7 +1572,7 @@
           <w:szCs w:val="20"/>
           <w:u w:val="none"/>
         </w:rPr>
-        <w:t xml:space="preserve"> on E-stamp paper of Rs.500/, as per the provided specimen, duly signed by one legal heir, </w:t>
+        <w:t>me, the undersigned</w:t>
       </w:r>
       <w:r>
         <w:rPr>
@@ -1748,20 +1585,7 @@
           <w:szCs w:val="20"/>
           <w:u w:val="none"/>
         </w:rPr>
-        <w:t xml:space="preserve">sureties, and </w:t>
-      </w:r>
-      <w:r>
-        <w:rPr>
-          <w:b w:val="false"/>
-          <w:bCs w:val="false"/>
-          <w:strike w:val="false"/>
-          <w:dstrike w:val="false"/>
-          <w:color w:val="auto"/>
-          <w:sz w:val="20"/>
-          <w:szCs w:val="20"/>
-          <w:u w:val="none"/>
-        </w:rPr>
-        <w:t>witnesses, and attested by Notary Public;</w:t>
+        <w:t>, sureties, and witnesses, and attested by Notary Public;</w:t>
       </w:r>
     </w:p>
     <w:p>
@@ -1800,33 +1624,7 @@
           <w:szCs w:val="20"/>
           <w:u w:val="none"/>
         </w:rPr>
-        <w:t>Legible copies of Computerized National Identity Cards (CNICs) of all the witness</w:t>
-      </w:r>
-      <w:r>
-        <w:rPr>
-          <w:b w:val="false"/>
-          <w:bCs w:val="false"/>
-          <w:strike w:val="false"/>
-          <w:dstrike w:val="false"/>
-          <w:color w:val="auto"/>
-          <w:sz w:val="20"/>
-          <w:szCs w:val="20"/>
-          <w:u w:val="none"/>
-        </w:rPr>
-        <w:t xml:space="preserve">es and sureties </w:t>
-      </w:r>
-      <w:r>
-        <w:rPr>
-          <w:b w:val="false"/>
-          <w:bCs w:val="false"/>
-          <w:strike w:val="false"/>
-          <w:dstrike w:val="false"/>
-          <w:color w:val="auto"/>
-          <w:sz w:val="20"/>
-          <w:szCs w:val="20"/>
-          <w:u w:val="none"/>
-        </w:rPr>
-        <w:t>attested by the Notary Public; and</w:t>
+        <w:t>Legible copies of Computerized National Identity Cards (CNICs) of all the witnesses and sureties attested by the Notary Public;</w:t>
       </w:r>
     </w:p>
     <w:p>
@@ -1904,7 +1702,46 @@
           <w:szCs w:val="20"/>
           <w:u w:val="none"/>
         </w:rPr>
-        <w:t>English: The Nation, dated, July 1, 2025, page number 4, column number 3.</w:t>
+        <w:t>English: The Nation, dated, July 1, 2025, page number 4, column number 3;</w:t>
+      </w:r>
+    </w:p>
+    <w:p>
+      <w:pPr>
+        <w:pStyle w:val="Default"/>
+        <w:numPr>
+          <w:ilvl w:val="0"/>
+          <w:numId w:val="4"/>
+        </w:numPr>
+        <w:tabs>
+          <w:tab w:val="clear" w:pos="720"/>
+          <w:tab w:val="left" w:pos="400" w:leader="none"/>
+        </w:tabs>
+        <w:bidi w:val="0"/>
+        <w:jc w:val="both"/>
+        <w:rPr>
+          <w:rFonts w:ascii="Calibri" w:hAnsi="Calibri"/>
+          <w:b w:val="false"/>
+          <w:bCs w:val="false"/>
+          <w:strike w:val="false"/>
+          <w:dstrike w:val="false"/>
+          <w:color w:val="auto"/>
+          <w:sz w:val="20"/>
+          <w:szCs w:val="20"/>
+          <w:u w:val="none"/>
+        </w:rPr>
+      </w:pPr>
+      <w:r>
+        <w:rPr>
+          <w:b w:val="false"/>
+          <w:bCs w:val="false"/>
+          <w:strike w:val="false"/>
+          <w:dstrike w:val="false"/>
+          <w:color w:val="auto"/>
+          <w:sz w:val="20"/>
+          <w:szCs w:val="20"/>
+          <w:u w:val="none"/>
+        </w:rPr>
+        <w:t>Clear copies of Cheques of all legal heirs.</w:t>
       </w:r>
     </w:p>
     <w:p>
@@ -2213,31 +2050,7 @@
                 <w:szCs w:val="20"/>
                 <w:u w:val="none"/>
               </w:rPr>
-              <w:t>21, Ghulam Nabi Colony</w:t>
-            </w:r>
-            <w:r>
-              <w:rPr>
-                <w:b w:val="false"/>
-                <w:strike w:val="false"/>
-                <w:dstrike w:val="false"/>
-                <w:color w:val="auto"/>
-                <w:sz w:val="20"/>
-                <w:szCs w:val="20"/>
-                <w:u w:val="none"/>
-              </w:rPr>
-              <w:t xml:space="preserve">, </w:t>
-            </w:r>
-            <w:r>
-              <w:rPr>
-                <w:b w:val="false"/>
-                <w:strike w:val="false"/>
-                <w:dstrike w:val="false"/>
-                <w:color w:val="auto"/>
-                <w:sz w:val="20"/>
-                <w:szCs w:val="20"/>
-                <w:u w:val="none"/>
-              </w:rPr>
-              <w:t>Samanabad, Lahore, 54500</w:t>
+              <w:t>21, Ghulam Nabi Colony, Samanabad, Lahore, 54500</w:t>
             </w:r>
           </w:p>
         </w:tc>
@@ -2510,7 +2323,7 @@
               <w:sz w:val="14"/>
               <w:szCs w:val="14"/>
             </w:rPr>
-            <w:t>LCI-61463-26-01</w:t>
+            <w:t>LCI-AKZO-LCPL-61463-26-02</w:t>
           </w:r>
           <w:r>
             <w:rPr>
@@ -2750,7 +2563,7 @@
               <w:sz w:val="14"/>
               <w:szCs w:val="14"/>
             </w:rPr>
-            <w:t>LCI-61463-26-01</w:t>
+            <w:t>LCI-AKZO-LCPL-61463-26-02</w:t>
           </w:r>
           <w:r>
             <w:rPr>

--- a/lci-akzo-lotte-61463/LCI-61463-26-02-FL.docx
+++ b/lci-akzo-lotte-61463/LCI-61463-26-02-FL.docx
@@ -146,14 +146,14 @@
         </w:tblCellMar>
       </w:tblPr>
       <w:tblGrid>
-        <w:gridCol w:w="8282"/>
-        <w:gridCol w:w="1690"/>
+        <w:gridCol w:w="7200"/>
+        <w:gridCol w:w="2772"/>
       </w:tblGrid>
       <w:tr>
         <w:trPr/>
         <w:tc>
           <w:tcPr>
-            <w:tcW w:w="8282" w:type="dxa"/>
+            <w:tcW w:w="7200" w:type="dxa"/>
             <w:tcBorders/>
           </w:tcPr>
           <w:p>
@@ -169,7 +169,7 @@
         </w:tc>
         <w:tc>
           <w:tcPr>
-            <w:tcW w:w="1690" w:type="dxa"/>
+            <w:tcW w:w="2772" w:type="dxa"/>
             <w:tcBorders/>
           </w:tcPr>
           <w:p>
@@ -190,7 +190,7 @@
                 <w:szCs w:val="20"/>
                 <w:u w:val="none"/>
               </w:rPr>
-              <w:t xml:space="preserve">April </w:t>
+              <w:t>April 2</w:t>
             </w:r>
             <w:r>
               <w:rPr>
@@ -199,7 +199,7 @@
                 <w:szCs w:val="20"/>
                 <w:u w:val="none"/>
               </w:rPr>
-              <w:t>20</w:t>
+              <w:t>2</w:t>
             </w:r>
             <w:r>
               <w:rPr>
@@ -291,73 +291,59 @@
               <w:fldChar w:fldCharType="end"/>
             </w:r>
           </w:p>
-          <w:p>
-            <w:pPr>
-              <w:pStyle w:val="Default"/>
-              <w:tabs>
-                <w:tab w:val="clear" w:pos="720"/>
-                <w:tab w:val="left" w:pos="400" w:leader="none"/>
-              </w:tabs>
-              <w:bidi w:val="0"/>
-              <w:jc w:val="start"/>
-              <w:rPr>
-                <w:i w:val="false"/>
-                <w:caps w:val="false"/>
-                <w:smallCaps w:val="false"/>
-                <w:color w:val="auto"/>
-                <w:sz w:val="20"/>
-                <w:szCs w:val="20"/>
-                <w:u w:val="none"/>
-              </w:rPr>
-            </w:pPr>
-            <w:r>
-              <w:rPr>
-                <w:i w:val="false"/>
-                <w:caps w:val="false"/>
-                <w:smallCaps w:val="false"/>
-                <w:color w:val="auto"/>
-                <w:sz w:val="20"/>
-                <w:szCs w:val="20"/>
-                <w:u w:val="none"/>
-              </w:rPr>
-              <w:t>AKZO-26-02</w:t>
-            </w:r>
-          </w:p>
-          <w:p>
-            <w:pPr>
-              <w:pStyle w:val="Default"/>
-              <w:tabs>
-                <w:tab w:val="clear" w:pos="720"/>
-                <w:tab w:val="left" w:pos="400" w:leader="none"/>
-              </w:tabs>
-              <w:bidi w:val="0"/>
-              <w:jc w:val="start"/>
-              <w:rPr>
-                <w:i w:val="false"/>
-                <w:caps w:val="false"/>
-                <w:smallCaps w:val="false"/>
-                <w:color w:val="auto"/>
-                <w:sz w:val="20"/>
-                <w:szCs w:val="20"/>
-                <w:u w:val="none"/>
-              </w:rPr>
-            </w:pPr>
-            <w:r>
-              <w:rPr>
-                <w:i w:val="false"/>
-                <w:caps w:val="false"/>
-                <w:smallCaps w:val="false"/>
-                <w:color w:val="auto"/>
-                <w:sz w:val="20"/>
-                <w:szCs w:val="20"/>
-                <w:u w:val="none"/>
-              </w:rPr>
-              <w:t>LCPL-26-02</w:t>
-            </w:r>
-          </w:p>
         </w:tc>
       </w:tr>
     </w:tbl>
+    <w:p>
+      <w:pPr>
+        <w:pStyle w:val="Default"/>
+        <w:tabs>
+          <w:tab w:val="clear" w:pos="720"/>
+          <w:tab w:val="left" w:pos="400" w:leader="none"/>
+        </w:tabs>
+        <w:bidi w:val="0"/>
+        <w:jc w:val="start"/>
+        <w:rPr>
+          <w:color w:val="auto"/>
+          <w:sz w:val="20"/>
+          <w:szCs w:val="20"/>
+          <w:u w:val="none"/>
+        </w:rPr>
+      </w:pPr>
+      <w:r>
+        <w:rPr>
+          <w:color w:val="auto"/>
+          <w:sz w:val="20"/>
+          <w:szCs w:val="20"/>
+          <w:u w:val="none"/>
+        </w:rPr>
+      </w:r>
+    </w:p>
+    <w:p>
+      <w:pPr>
+        <w:pStyle w:val="Default"/>
+        <w:tabs>
+          <w:tab w:val="clear" w:pos="720"/>
+          <w:tab w:val="left" w:pos="400" w:leader="none"/>
+        </w:tabs>
+        <w:bidi w:val="0"/>
+        <w:jc w:val="start"/>
+        <w:rPr>
+          <w:color w:val="auto"/>
+          <w:sz w:val="20"/>
+          <w:szCs w:val="20"/>
+          <w:u w:val="none"/>
+        </w:rPr>
+      </w:pPr>
+      <w:r>
+        <w:rPr>
+          <w:color w:val="auto"/>
+          <w:sz w:val="20"/>
+          <w:szCs w:val="20"/>
+          <w:u w:val="none"/>
+        </w:rPr>
+      </w:r>
+    </w:p>
     <w:p>
       <w:pPr>
         <w:pStyle w:val="Default"/>
@@ -1015,490 +1001,6 @@
         <w:jc w:val="both"/>
         <w:rPr>
           <w:rFonts w:ascii="Calibri" w:hAnsi="Calibri"/>
-          <w:b/>
-          <w:bCs/>
-          <w:strike w:val="false"/>
-          <w:dstrike w:val="false"/>
-          <w:color w:val="auto"/>
-          <w:sz w:val="20"/>
-          <w:szCs w:val="20"/>
-          <w:u w:val="single"/>
-        </w:rPr>
-      </w:pPr>
-      <w:r>
-        <w:rPr>
-          <w:b/>
-          <w:bCs/>
-          <w:strike w:val="false"/>
-          <w:dstrike w:val="false"/>
-          <w:color w:val="auto"/>
-          <w:sz w:val="20"/>
-          <w:szCs w:val="20"/>
-          <w:u w:val="single"/>
-        </w:rPr>
-        <w:t>Confirmation of distribution of shares among legal heirs</w:t>
-      </w:r>
-    </w:p>
-    <w:p>
-      <w:pPr>
-        <w:pStyle w:val="Default"/>
-        <w:tabs>
-          <w:tab w:val="clear" w:pos="720"/>
-          <w:tab w:val="left" w:pos="400" w:leader="none"/>
-        </w:tabs>
-        <w:bidi w:val="0"/>
-        <w:jc w:val="both"/>
-        <w:rPr>
-          <w:rFonts w:ascii="Calibri" w:hAnsi="Calibri"/>
-          <w:b w:val="false"/>
-          <w:bCs w:val="false"/>
-          <w:strike w:val="false"/>
-          <w:dstrike w:val="false"/>
-          <w:color w:val="auto"/>
-          <w:sz w:val="20"/>
-          <w:szCs w:val="20"/>
-          <w:u w:val="none"/>
-        </w:rPr>
-      </w:pPr>
-      <w:r>
-        <w:rPr>
-          <w:b w:val="false"/>
-          <w:bCs w:val="false"/>
-          <w:strike w:val="false"/>
-          <w:dstrike w:val="false"/>
-          <w:color w:val="auto"/>
-          <w:sz w:val="20"/>
-          <w:szCs w:val="20"/>
-          <w:u w:val="none"/>
-        </w:rPr>
-        <w:t xml:space="preserve">Hereby, the legal heirs sign and confirm in agreement with the distribution ratio of 1/3 of Total of shares articulated in your letter. </w:t>
-      </w:r>
-    </w:p>
-    <w:p>
-      <w:pPr>
-        <w:pStyle w:val="Default"/>
-        <w:tabs>
-          <w:tab w:val="clear" w:pos="720"/>
-          <w:tab w:val="left" w:pos="400" w:leader="none"/>
-        </w:tabs>
-        <w:bidi w:val="0"/>
-        <w:jc w:val="both"/>
-        <w:rPr>
-          <w:rFonts w:ascii="Calibri" w:hAnsi="Calibri"/>
-          <w:b w:val="false"/>
-          <w:bCs w:val="false"/>
-          <w:strike w:val="false"/>
-          <w:dstrike w:val="false"/>
-          <w:color w:val="auto"/>
-          <w:sz w:val="20"/>
-          <w:szCs w:val="20"/>
-          <w:u w:val="none"/>
-        </w:rPr>
-      </w:pPr>
-      <w:r>
-        <w:rPr>
-          <w:b w:val="false"/>
-          <w:bCs w:val="false"/>
-          <w:strike w:val="false"/>
-          <w:dstrike w:val="false"/>
-          <w:color w:val="auto"/>
-          <w:sz w:val="20"/>
-          <w:szCs w:val="20"/>
-          <w:u w:val="none"/>
-        </w:rPr>
-      </w:r>
-    </w:p>
-    <w:tbl>
-      <w:tblPr>
-        <w:tblW w:w="9975" w:type="dxa"/>
-        <w:jc w:val="start"/>
-        <w:tblInd w:w="0" w:type="dxa"/>
-        <w:tblLayout w:type="fixed"/>
-        <w:tblCellMar>
-          <w:top w:w="29" w:type="dxa"/>
-          <w:start w:w="29" w:type="dxa"/>
-          <w:bottom w:w="29" w:type="dxa"/>
-          <w:end w:w="29" w:type="dxa"/>
-        </w:tblCellMar>
-      </w:tblPr>
-      <w:tblGrid>
-        <w:gridCol w:w="2640"/>
-        <w:gridCol w:w="3667"/>
-        <w:gridCol w:w="3668"/>
-      </w:tblGrid>
-      <w:tr>
-        <w:trPr/>
-        <w:tc>
-          <w:tcPr>
-            <w:tcW w:w="2640" w:type="dxa"/>
-            <w:tcBorders/>
-          </w:tcPr>
-          <w:p>
-            <w:pPr>
-              <w:pStyle w:val="Default"/>
-              <w:tabs>
-                <w:tab w:val="clear" w:pos="720"/>
-                <w:tab w:val="left" w:pos="400" w:leader="none"/>
-              </w:tabs>
-              <w:bidi w:val="0"/>
-              <w:jc w:val="start"/>
-              <w:rPr>
-                <w:rFonts w:ascii="Calibri" w:hAnsi="Calibri"/>
-                <w:sz w:val="20"/>
-                <w:szCs w:val="20"/>
-              </w:rPr>
-            </w:pPr>
-            <w:r>
-              <w:rPr>
-                <w:b/>
-                <w:bCs/>
-                <w:strike w:val="false"/>
-                <w:dstrike w:val="false"/>
-                <w:color w:val="auto"/>
-                <w:sz w:val="20"/>
-                <w:szCs w:val="20"/>
-                <w:u w:val="none"/>
-              </w:rPr>
-              <w:t>Muhammad Ilyas Khan</w:t>
-            </w:r>
-          </w:p>
-        </w:tc>
-        <w:tc>
-          <w:tcPr>
-            <w:tcW w:w="3667" w:type="dxa"/>
-            <w:tcBorders/>
-          </w:tcPr>
-          <w:p>
-            <w:pPr>
-              <w:pStyle w:val="Default"/>
-              <w:tabs>
-                <w:tab w:val="clear" w:pos="720"/>
-                <w:tab w:val="left" w:pos="400" w:leader="none"/>
-              </w:tabs>
-              <w:bidi w:val="0"/>
-              <w:jc w:val="start"/>
-              <w:rPr>
-                <w:rFonts w:ascii="Calibri" w:hAnsi="Calibri"/>
-                <w:sz w:val="20"/>
-                <w:szCs w:val="20"/>
-              </w:rPr>
-            </w:pPr>
-            <w:r>
-              <w:rPr>
-                <w:sz w:val="20"/>
-                <w:szCs w:val="20"/>
-              </w:rPr>
-            </w:r>
-          </w:p>
-        </w:tc>
-        <w:tc>
-          <w:tcPr>
-            <w:tcW w:w="3668" w:type="dxa"/>
-            <w:tcBorders/>
-          </w:tcPr>
-          <w:p>
-            <w:pPr>
-              <w:pStyle w:val="Default"/>
-              <w:tabs>
-                <w:tab w:val="clear" w:pos="720"/>
-                <w:tab w:val="left" w:pos="400" w:leader="none"/>
-              </w:tabs>
-              <w:bidi w:val="0"/>
-              <w:jc w:val="start"/>
-              <w:rPr>
-                <w:rFonts w:ascii="Calibri" w:hAnsi="Calibri"/>
-                <w:sz w:val="20"/>
-                <w:szCs w:val="20"/>
-              </w:rPr>
-            </w:pPr>
-            <w:r>
-              <w:drawing>
-                <wp:anchor distT="0" distB="0" distL="0" distR="0" simplePos="0" relativeHeight="2" behindDoc="0" locked="0" layoutInCell="1" allowOverlap="1">
-                  <wp:simplePos x="0" y="0"/>
-                  <wp:positionH relativeFrom="column">
-                    <wp:align>center</wp:align>
-                  </wp:positionH>
-                  <wp:positionV relativeFrom="paragraph">
-                    <wp:posOffset>635</wp:posOffset>
-                  </wp:positionV>
-                  <wp:extent cx="1151890" cy="467995"/>
-                  <wp:effectExtent l="0" t="0" r="0" b="0"/>
-                  <wp:wrapSquare wrapText="largest"/>
-                  <wp:docPr id="1" name="Image1"/>
-                  <wp:cNvGraphicFramePr>
-                    <a:graphicFrameLocks xmlns:a="http://schemas.openxmlformats.org/drawingml/2006/main" noChangeAspect="1"/>
-                  </wp:cNvGraphicFramePr>
-                  <a:graphic xmlns:a="http://schemas.openxmlformats.org/drawingml/2006/main">
-                    <a:graphicData uri="http://schemas.openxmlformats.org/drawingml/2006/picture">
-                      <pic:pic xmlns:pic="http://schemas.openxmlformats.org/drawingml/2006/picture">
-                        <pic:nvPicPr>
-                          <pic:cNvPr id="1" name="Image1"/>
-                          <pic:cNvPicPr>
-                            <a:picLocks noChangeAspect="1" noChangeArrowheads="1"/>
-                          </pic:cNvPicPr>
-                        </pic:nvPicPr>
-                        <pic:blipFill>
-                          <a:blip r:embed="rId2"/>
-                          <a:stretch>
-                            <a:fillRect/>
-                          </a:stretch>
-                        </pic:blipFill>
-                        <pic:spPr bwMode="auto">
-                          <a:xfrm>
-                            <a:off x="0" y="0"/>
-                            <a:ext cx="1151890" cy="467995"/>
-                          </a:xfrm>
-                          <a:prstGeom prst="rect">
-                            <a:avLst/>
-                          </a:prstGeom>
-                          <a:noFill/>
-                        </pic:spPr>
-                      </pic:pic>
-                    </a:graphicData>
-                  </a:graphic>
-                </wp:anchor>
-              </w:drawing>
-            </w:r>
-            <w:r>
-              <w:rPr>
-                <w:sz w:val="20"/>
-                <w:szCs w:val="20"/>
-              </w:rPr>
-              <w:t>Signature:</w:t>
-            </w:r>
-          </w:p>
-        </w:tc>
-      </w:tr>
-      <w:tr>
-        <w:trPr/>
-        <w:tc>
-          <w:tcPr>
-            <w:tcW w:w="2640" w:type="dxa"/>
-            <w:tcBorders/>
-          </w:tcPr>
-          <w:p>
-            <w:pPr>
-              <w:pStyle w:val="Default"/>
-              <w:tabs>
-                <w:tab w:val="clear" w:pos="720"/>
-                <w:tab w:val="left" w:pos="400" w:leader="none"/>
-              </w:tabs>
-              <w:bidi w:val="0"/>
-              <w:jc w:val="start"/>
-              <w:rPr>
-                <w:rFonts w:ascii="Calibri" w:hAnsi="Calibri"/>
-                <w:b/>
-                <w:bCs/>
-                <w:sz w:val="20"/>
-                <w:szCs w:val="20"/>
-              </w:rPr>
-            </w:pPr>
-            <w:r>
-              <w:rPr>
-                <w:b/>
-                <w:bCs/>
-                <w:sz w:val="20"/>
-                <w:szCs w:val="20"/>
-              </w:rPr>
-              <w:t>Raja Muhammad Anees Khan</w:t>
-            </w:r>
-          </w:p>
-        </w:tc>
-        <w:tc>
-          <w:tcPr>
-            <w:tcW w:w="3667" w:type="dxa"/>
-            <w:tcBorders/>
-          </w:tcPr>
-          <w:p>
-            <w:pPr>
-              <w:pStyle w:val="Default"/>
-              <w:tabs>
-                <w:tab w:val="clear" w:pos="720"/>
-                <w:tab w:val="left" w:pos="400" w:leader="none"/>
-              </w:tabs>
-              <w:bidi w:val="0"/>
-              <w:jc w:val="start"/>
-              <w:rPr>
-                <w:rFonts w:ascii="Calibri" w:hAnsi="Calibri"/>
-                <w:sz w:val="20"/>
-                <w:szCs w:val="20"/>
-              </w:rPr>
-            </w:pPr>
-            <w:r>
-              <w:rPr>
-                <w:sz w:val="20"/>
-                <w:szCs w:val="20"/>
-              </w:rPr>
-            </w:r>
-          </w:p>
-        </w:tc>
-        <w:tc>
-          <w:tcPr>
-            <w:tcW w:w="3668" w:type="dxa"/>
-            <w:tcBorders/>
-          </w:tcPr>
-          <w:p>
-            <w:pPr>
-              <w:pStyle w:val="Default"/>
-              <w:tabs>
-                <w:tab w:val="clear" w:pos="720"/>
-                <w:tab w:val="left" w:pos="400" w:leader="none"/>
-              </w:tabs>
-              <w:bidi w:val="0"/>
-              <w:jc w:val="start"/>
-              <w:rPr>
-                <w:rFonts w:ascii="Calibri" w:hAnsi="Calibri"/>
-                <w:sz w:val="20"/>
-                <w:szCs w:val="20"/>
-              </w:rPr>
-            </w:pPr>
-            <w:r>
-              <w:rPr>
-                <w:sz w:val="20"/>
-                <w:szCs w:val="20"/>
-              </w:rPr>
-            </w:r>
-          </w:p>
-        </w:tc>
-      </w:tr>
-      <w:tr>
-        <w:trPr/>
-        <w:tc>
-          <w:tcPr>
-            <w:tcW w:w="2640" w:type="dxa"/>
-            <w:tcBorders/>
-          </w:tcPr>
-          <w:p>
-            <w:pPr>
-              <w:pStyle w:val="Default"/>
-              <w:tabs>
-                <w:tab w:val="clear" w:pos="720"/>
-                <w:tab w:val="left" w:pos="400" w:leader="none"/>
-              </w:tabs>
-              <w:bidi w:val="0"/>
-              <w:jc w:val="start"/>
-              <w:rPr>
-                <w:rFonts w:ascii="Calibri" w:hAnsi="Calibri"/>
-                <w:b/>
-                <w:bCs/>
-                <w:sz w:val="20"/>
-                <w:szCs w:val="20"/>
-              </w:rPr>
-            </w:pPr>
-            <w:r>
-              <w:rPr>
-                <w:b/>
-                <w:bCs/>
-                <w:sz w:val="20"/>
-                <w:szCs w:val="20"/>
-              </w:rPr>
-              <w:t>Raja Muhammad Idrees Khan</w:t>
-            </w:r>
-          </w:p>
-        </w:tc>
-        <w:tc>
-          <w:tcPr>
-            <w:tcW w:w="3667" w:type="dxa"/>
-            <w:tcBorders/>
-          </w:tcPr>
-          <w:p>
-            <w:pPr>
-              <w:pStyle w:val="Default"/>
-              <w:tabs>
-                <w:tab w:val="clear" w:pos="720"/>
-                <w:tab w:val="left" w:pos="400" w:leader="none"/>
-              </w:tabs>
-              <w:bidi w:val="0"/>
-              <w:jc w:val="start"/>
-              <w:rPr>
-                <w:rFonts w:ascii="Calibri" w:hAnsi="Calibri"/>
-                <w:sz w:val="20"/>
-                <w:szCs w:val="20"/>
-              </w:rPr>
-            </w:pPr>
-            <w:r>
-              <w:rPr>
-                <w:sz w:val="20"/>
-                <w:szCs w:val="20"/>
-              </w:rPr>
-            </w:r>
-          </w:p>
-        </w:tc>
-        <w:tc>
-          <w:tcPr>
-            <w:tcW w:w="3668" w:type="dxa"/>
-            <w:tcBorders/>
-          </w:tcPr>
-          <w:p>
-            <w:pPr>
-              <w:pStyle w:val="Default"/>
-              <w:tabs>
-                <w:tab w:val="clear" w:pos="720"/>
-                <w:tab w:val="left" w:pos="400" w:leader="none"/>
-              </w:tabs>
-              <w:bidi w:val="0"/>
-              <w:jc w:val="start"/>
-              <w:rPr>
-                <w:rFonts w:ascii="Calibri" w:hAnsi="Calibri"/>
-                <w:sz w:val="20"/>
-                <w:szCs w:val="20"/>
-              </w:rPr>
-            </w:pPr>
-            <w:r>
-              <w:rPr>
-                <w:sz w:val="20"/>
-                <w:szCs w:val="20"/>
-              </w:rPr>
-            </w:r>
-          </w:p>
-        </w:tc>
-      </w:tr>
-    </w:tbl>
-    <w:p>
-      <w:pPr>
-        <w:pStyle w:val="Normal"/>
-        <w:tabs>
-          <w:tab w:val="clear" w:pos="720"/>
-          <w:tab w:val="left" w:pos="400" w:leader="none"/>
-        </w:tabs>
-        <w:bidi w:val="0"/>
-        <w:jc w:val="both"/>
-        <w:rPr>
-          <w:rFonts w:ascii="Calibri" w:hAnsi="Calibri"/>
-          <w:b w:val="false"/>
-          <w:bCs w:val="false"/>
-          <w:strike w:val="false"/>
-          <w:dstrike w:val="false"/>
-          <w:color w:val="auto"/>
-          <w:sz w:val="20"/>
-          <w:szCs w:val="20"/>
-          <w:u w:val="none"/>
-        </w:rPr>
-      </w:pPr>
-      <w:r>
-        <w:rPr>
-          <w:b w:val="false"/>
-          <w:bCs w:val="false"/>
-          <w:strike w:val="false"/>
-          <w:dstrike w:val="false"/>
-          <w:color w:val="auto"/>
-          <w:sz w:val="20"/>
-          <w:szCs w:val="20"/>
-          <w:u w:val="none"/>
-        </w:rPr>
-      </w:r>
-    </w:p>
-    <w:p>
-      <w:pPr>
-        <w:pStyle w:val="Default"/>
-        <w:tabs>
-          <w:tab w:val="clear" w:pos="720"/>
-          <w:tab w:val="left" w:pos="400" w:leader="none"/>
-        </w:tabs>
-        <w:bidi w:val="0"/>
-        <w:jc w:val="both"/>
-        <w:rPr>
-          <w:rFonts w:ascii="Calibri" w:hAnsi="Calibri"/>
           <w:b w:val="false"/>
           <w:bCs w:val="false"/>
           <w:strike w:val="false"/>
@@ -1559,33 +1061,7 @@
           <w:szCs w:val="20"/>
           <w:u w:val="none"/>
         </w:rPr>
-        <w:t xml:space="preserve">Revised Letter of Indemnity on E-stamp paper of Rs.500/, as per the provided specimen, duly signed by </w:t>
-      </w:r>
-      <w:r>
-        <w:rPr>
-          <w:b w:val="false"/>
-          <w:bCs w:val="false"/>
-          <w:strike w:val="false"/>
-          <w:dstrike w:val="false"/>
-          <w:color w:val="auto"/>
-          <w:sz w:val="20"/>
-          <w:szCs w:val="20"/>
-          <w:u w:val="none"/>
-        </w:rPr>
-        <w:t>me, the undersigned</w:t>
-      </w:r>
-      <w:r>
-        <w:rPr>
-          <w:b w:val="false"/>
-          <w:bCs w:val="false"/>
-          <w:strike w:val="false"/>
-          <w:dstrike w:val="false"/>
-          <w:color w:val="auto"/>
-          <w:sz w:val="20"/>
-          <w:szCs w:val="20"/>
-          <w:u w:val="none"/>
-        </w:rPr>
-        <w:t>, sureties, and witnesses, and attested by Notary Public;</w:t>
+        <w:t>Revised Letter of Indemnity on E-stamp paper of Rs.500/, as per the provided specimen, duly signed by me the undersigned, sureties, and witnesses, and attested by Notary Public;</w:t>
       </w:r>
     </w:p>
     <w:p>
@@ -1702,7 +1178,241 @@
           <w:szCs w:val="20"/>
           <w:u w:val="none"/>
         </w:rPr>
-        <w:t>English: The Nation, dated, July 1, 2025, page number 4, column number 3;</w:t>
+        <w:t xml:space="preserve">English: </w:t>
+      </w:r>
+      <w:r>
+        <w:rPr>
+          <w:b w:val="false"/>
+          <w:bCs w:val="false"/>
+          <w:strike w:val="false"/>
+          <w:dstrike w:val="false"/>
+          <w:color w:val="auto"/>
+          <w:sz w:val="20"/>
+          <w:szCs w:val="20"/>
+          <w:u w:val="none"/>
+        </w:rPr>
+        <w:fldChar w:fldCharType="begin"/>
+      </w:r>
+      <w:r>
+        <w:rPr>
+          <w:b w:val="false"/>
+          <w:bCs w:val="false"/>
+          <w:strike w:val="false"/>
+          <w:dstrike w:val="false"/>
+          <w:color w:val="auto"/>
+          <w:sz w:val="20"/>
+          <w:szCs w:val="20"/>
+          <w:u w:val="none"/>
+        </w:rPr>
+        <w:instrText xml:space="preserve"> DOCPROPERTY "NewsPaperEng"</w:instrText>
+      </w:r>
+      <w:r>
+        <w:rPr>
+          <w:b w:val="false"/>
+          <w:bCs w:val="false"/>
+          <w:strike w:val="false"/>
+          <w:dstrike w:val="false"/>
+          <w:color w:val="auto"/>
+          <w:sz w:val="20"/>
+          <w:szCs w:val="20"/>
+          <w:u w:val="none"/>
+        </w:rPr>
+        <w:fldChar w:fldCharType="separate"/>
+      </w:r>
+      <w:r>
+        <w:rPr>
+          <w:b w:val="false"/>
+          <w:bCs w:val="false"/>
+          <w:strike w:val="false"/>
+          <w:dstrike w:val="false"/>
+          <w:color w:val="auto"/>
+          <w:sz w:val="20"/>
+          <w:szCs w:val="20"/>
+          <w:u w:val="none"/>
+        </w:rPr>
+        <w:t>The Nation</w:t>
+      </w:r>
+      <w:r>
+        <w:rPr>
+          <w:b w:val="false"/>
+          <w:bCs w:val="false"/>
+          <w:strike w:val="false"/>
+          <w:dstrike w:val="false"/>
+          <w:color w:val="auto"/>
+          <w:sz w:val="20"/>
+          <w:szCs w:val="20"/>
+          <w:u w:val="none"/>
+        </w:rPr>
+        <w:fldChar w:fldCharType="end"/>
+      </w:r>
+      <w:r>
+        <w:rPr>
+          <w:b w:val="false"/>
+          <w:bCs w:val="false"/>
+          <w:strike w:val="false"/>
+          <w:dstrike w:val="false"/>
+          <w:color w:val="auto"/>
+          <w:sz w:val="20"/>
+          <w:szCs w:val="20"/>
+          <w:u w:val="none"/>
+        </w:rPr>
+        <w:t xml:space="preserve">, dated, </w:t>
+      </w:r>
+      <w:r>
+        <w:rPr>
+          <w:b w:val="false"/>
+          <w:bCs w:val="false"/>
+          <w:strike w:val="false"/>
+          <w:dstrike w:val="false"/>
+          <w:color w:val="auto"/>
+          <w:sz w:val="20"/>
+          <w:szCs w:val="20"/>
+          <w:u w:val="none"/>
+        </w:rPr>
+        <w:fldChar w:fldCharType="begin"/>
+      </w:r>
+      <w:r>
+        <w:rPr>
+          <w:b w:val="false"/>
+          <w:bCs w:val="false"/>
+          <w:strike w:val="false"/>
+          <w:dstrike w:val="false"/>
+          <w:color w:val="auto"/>
+          <w:sz w:val="20"/>
+          <w:szCs w:val="20"/>
+          <w:u w:val="none"/>
+        </w:rPr>
+        <w:instrText xml:space="preserve"> DOCPROPERTY "NewsPaperDate"</w:instrText>
+      </w:r>
+      <w:r>
+        <w:rPr>
+          <w:b w:val="false"/>
+          <w:bCs w:val="false"/>
+          <w:strike w:val="false"/>
+          <w:dstrike w:val="false"/>
+          <w:color w:val="auto"/>
+          <w:sz w:val="20"/>
+          <w:szCs w:val="20"/>
+          <w:u w:val="none"/>
+        </w:rPr>
+        <w:fldChar w:fldCharType="separate"/>
+      </w:r>
+      <w:r>
+        <w:rPr>
+          <w:b w:val="false"/>
+          <w:bCs w:val="false"/>
+          <w:strike w:val="false"/>
+          <w:dstrike w:val="false"/>
+          <w:color w:val="auto"/>
+          <w:sz w:val="20"/>
+          <w:szCs w:val="20"/>
+          <w:u w:val="none"/>
+        </w:rPr>
+        <w:t>April 14, 2026</w:t>
+      </w:r>
+      <w:r>
+        <w:rPr>
+          <w:b w:val="false"/>
+          <w:bCs w:val="false"/>
+          <w:strike w:val="false"/>
+          <w:dstrike w:val="false"/>
+          <w:color w:val="auto"/>
+          <w:sz w:val="20"/>
+          <w:szCs w:val="20"/>
+          <w:u w:val="none"/>
+        </w:rPr>
+        <w:fldChar w:fldCharType="end"/>
+      </w:r>
+      <w:r>
+        <w:rPr>
+          <w:b w:val="false"/>
+          <w:bCs w:val="false"/>
+          <w:strike w:val="false"/>
+          <w:dstrike w:val="false"/>
+          <w:color w:val="auto"/>
+          <w:sz w:val="20"/>
+          <w:szCs w:val="20"/>
+          <w:u w:val="none"/>
+        </w:rPr>
+        <w:t xml:space="preserve">, page number </w:t>
+      </w:r>
+      <w:r>
+        <w:rPr>
+          <w:b w:val="false"/>
+          <w:bCs w:val="false"/>
+          <w:strike w:val="false"/>
+          <w:dstrike w:val="false"/>
+          <w:color w:val="auto"/>
+          <w:sz w:val="20"/>
+          <w:szCs w:val="20"/>
+          <w:u w:val="none"/>
+        </w:rPr>
+        <w:fldChar w:fldCharType="begin"/>
+      </w:r>
+      <w:r>
+        <w:rPr>
+          <w:b w:val="false"/>
+          <w:bCs w:val="false"/>
+          <w:strike w:val="false"/>
+          <w:dstrike w:val="false"/>
+          <w:color w:val="auto"/>
+          <w:sz w:val="20"/>
+          <w:szCs w:val="20"/>
+          <w:u w:val="none"/>
+        </w:rPr>
+        <w:instrText xml:space="preserve"> DOCPROPERTY "NewsPaperEngPageColNr"</w:instrText>
+      </w:r>
+      <w:r>
+        <w:rPr>
+          <w:b w:val="false"/>
+          <w:bCs w:val="false"/>
+          <w:strike w:val="false"/>
+          <w:dstrike w:val="false"/>
+          <w:color w:val="auto"/>
+          <w:sz w:val="20"/>
+          <w:szCs w:val="20"/>
+          <w:u w:val="none"/>
+        </w:rPr>
+        <w:fldChar w:fldCharType="separate"/>
+      </w:r>
+      <w:r>
+        <w:rPr>
+          <w:b w:val="false"/>
+          <w:bCs w:val="false"/>
+          <w:strike w:val="false"/>
+          <w:dstrike w:val="false"/>
+          <w:color w:val="auto"/>
+          <w:sz w:val="20"/>
+          <w:szCs w:val="20"/>
+          <w:u w:val="none"/>
+        </w:rPr>
+        <w:t>4, column number 4, under Ad Guide - Public Notice section</w:t>
+      </w:r>
+      <w:r>
+        <w:rPr>
+          <w:b w:val="false"/>
+          <w:bCs w:val="false"/>
+          <w:strike w:val="false"/>
+          <w:dstrike w:val="false"/>
+          <w:color w:val="auto"/>
+          <w:sz w:val="20"/>
+          <w:szCs w:val="20"/>
+          <w:u w:val="none"/>
+        </w:rPr>
+        <w:fldChar w:fldCharType="end"/>
+      </w:r>
+      <w:r>
+        <w:rPr>
+          <w:b w:val="false"/>
+          <w:bCs w:val="false"/>
+          <w:strike w:val="false"/>
+          <w:dstrike w:val="false"/>
+          <w:color w:val="auto"/>
+          <w:sz w:val="20"/>
+          <w:szCs w:val="20"/>
+          <w:u w:val="none"/>
+        </w:rPr>
+        <w:t>;</w:t>
       </w:r>
     </w:p>
     <w:p>
@@ -1880,7 +1590,7 @@
           <w:szCs w:val="20"/>
         </w:rPr>
         <w:drawing>
-          <wp:anchor distT="0" distB="0" distL="0" distR="0" simplePos="0" relativeHeight="3" behindDoc="0" locked="0" layoutInCell="1" allowOverlap="1">
+          <wp:anchor distT="0" distB="0" distL="0" distR="0" simplePos="0" relativeHeight="2" behindDoc="0" locked="0" layoutInCell="1" allowOverlap="1">
             <wp:simplePos x="0" y="0"/>
             <wp:positionH relativeFrom="column">
               <wp:posOffset>69850</wp:posOffset>
@@ -1891,7 +1601,7 @@
             <wp:extent cx="1151890" cy="467995"/>
             <wp:effectExtent l="0" t="0" r="0" b="0"/>
             <wp:wrapNone/>
-            <wp:docPr id="2" name="Image2"/>
+            <wp:docPr id="1" name="Image2"/>
             <wp:cNvGraphicFramePr>
               <a:graphicFrameLocks xmlns:a="http://schemas.openxmlformats.org/drawingml/2006/main" noChangeAspect="1"/>
             </wp:cNvGraphicFramePr>
@@ -1899,13 +1609,13 @@
               <a:graphicData uri="http://schemas.openxmlformats.org/drawingml/2006/picture">
                 <pic:pic xmlns:pic="http://schemas.openxmlformats.org/drawingml/2006/picture">
                   <pic:nvPicPr>
-                    <pic:cNvPr id="2" name="Image2"/>
+                    <pic:cNvPr id="1" name="Image2"/>
                     <pic:cNvPicPr>
                       <a:picLocks noChangeAspect="1" noChangeArrowheads="1"/>
                     </pic:cNvPicPr>
                   </pic:nvPicPr>
                   <pic:blipFill>
-                    <a:blip r:embed="rId3"/>
+                    <a:blip r:embed="rId2"/>
                     <a:stretch>
                       <a:fillRect/>
                     </a:stretch>
@@ -2075,91 +1785,7 @@
               </w:rPr>
             </w:pPr>
             <w:r>
-              <w:rPr>
-                <w:sz w:val="20"/>
-                <w:szCs w:val="20"/>
-              </w:rPr>
-            </w:r>
-          </w:p>
-          <w:p>
-            <w:pPr>
-              <w:pStyle w:val="Default"/>
-              <w:tabs>
-                <w:tab w:val="clear" w:pos="720"/>
-                <w:tab w:val="left" w:pos="400" w:leader="none"/>
-              </w:tabs>
-              <w:bidi w:val="0"/>
-              <w:jc w:val="start"/>
-              <w:rPr>
-                <w:rFonts w:ascii="Calibri" w:hAnsi="Calibri"/>
-                <w:sz w:val="20"/>
-                <w:szCs w:val="20"/>
-              </w:rPr>
-            </w:pPr>
-            <w:r>
-              <w:rPr>
-                <w:b/>
-                <w:bCs/>
-                <w:strike w:val="false"/>
-                <w:dstrike w:val="false"/>
-                <w:color w:val="auto"/>
-                <w:sz w:val="20"/>
-                <w:szCs w:val="20"/>
-                <w:u w:val="none"/>
-              </w:rPr>
-              <w:t>CNIC</w:t>
-            </w:r>
-            <w:r>
-              <w:rPr>
-                <w:b w:val="false"/>
-                <w:strike w:val="false"/>
-                <w:dstrike w:val="false"/>
-                <w:color w:val="auto"/>
-                <w:sz w:val="20"/>
-                <w:szCs w:val="20"/>
-                <w:u w:val="none"/>
-              </w:rPr>
-              <w:t>: 35202-2834819-5</w:t>
-            </w:r>
-          </w:p>
-          <w:p>
-            <w:pPr>
-              <w:pStyle w:val="Default"/>
-              <w:tabs>
-                <w:tab w:val="clear" w:pos="720"/>
-                <w:tab w:val="left" w:pos="400" w:leader="none"/>
-              </w:tabs>
-              <w:bidi w:val="0"/>
-              <w:jc w:val="start"/>
-              <w:rPr>
-                <w:rFonts w:ascii="Calibri" w:hAnsi="Calibri"/>
-                <w:sz w:val="20"/>
-                <w:szCs w:val="20"/>
-              </w:rPr>
-            </w:pPr>
-            <w:r>
-              <w:rPr>
-                <w:b/>
-                <w:strike w:val="false"/>
-                <w:dstrike w:val="false"/>
-                <w:color w:val="auto"/>
-                <w:sz w:val="20"/>
-                <w:szCs w:val="20"/>
-                <w:u w:val="none"/>
-              </w:rPr>
-              <w:t xml:space="preserve">Contact: </w:t>
-            </w:r>
-            <w:r>
-              <w:rPr>
-                <w:b w:val="false"/>
-                <w:strike w:val="false"/>
-                <w:dstrike w:val="false"/>
-                <w:color w:val="auto"/>
-                <w:sz w:val="20"/>
-                <w:szCs w:val="20"/>
-                <w:u w:val="none"/>
-              </w:rPr>
-              <w:t>0301 443 0802</w:t>
+              <w:rPr/>
             </w:r>
           </w:p>
         </w:tc>
@@ -2198,12 +1824,12 @@
       </w:r>
     </w:p>
     <w:sectPr>
-      <w:headerReference w:type="even" r:id="rId4"/>
-      <w:headerReference w:type="default" r:id="rId5"/>
-      <w:headerReference w:type="first" r:id="rId6"/>
-      <w:footerReference w:type="even" r:id="rId7"/>
-      <w:footerReference w:type="default" r:id="rId8"/>
-      <w:footerReference w:type="first" r:id="rId9"/>
+      <w:headerReference w:type="even" r:id="rId3"/>
+      <w:headerReference w:type="default" r:id="rId4"/>
+      <w:headerReference w:type="first" r:id="rId5"/>
+      <w:footerReference w:type="even" r:id="rId6"/>
+      <w:footerReference w:type="default" r:id="rId7"/>
+      <w:footerReference w:type="first" r:id="rId8"/>
       <w:type w:val="nextPage"/>
       <w:pgSz w:w="12240" w:h="15840"/>
       <w:pgMar w:left="1134" w:right="1134" w:gutter="0" w:header="1134" w:top="1661" w:footer="1134" w:bottom="1693"/>
@@ -2357,100 +1983,7 @@
             </w:rPr>
           </w:pPr>
           <w:r>
-            <w:rPr>
-              <w:rFonts w:ascii="Courier New" w:hAnsi="Courier New"/>
-              <w:sz w:val="14"/>
-              <w:szCs w:val="14"/>
-            </w:rPr>
-            <w:t xml:space="preserve">Page </w:t>
-          </w:r>
-          <w:r>
-            <w:rPr>
-              <w:rFonts w:ascii="Courier New" w:hAnsi="Courier New"/>
-              <w:sz w:val="14"/>
-              <w:szCs w:val="14"/>
-            </w:rPr>
-            <w:fldChar w:fldCharType="begin"/>
-          </w:r>
-          <w:r>
-            <w:rPr>
-              <w:rFonts w:ascii="Courier New" w:hAnsi="Courier New"/>
-              <w:sz w:val="14"/>
-              <w:szCs w:val="14"/>
-            </w:rPr>
-            <w:instrText xml:space="preserve"> PAGE </w:instrText>
-          </w:r>
-          <w:r>
-            <w:rPr>
-              <w:rFonts w:ascii="Courier New" w:hAnsi="Courier New"/>
-              <w:sz w:val="14"/>
-              <w:szCs w:val="14"/>
-            </w:rPr>
-            <w:fldChar w:fldCharType="separate"/>
-          </w:r>
-          <w:r>
-            <w:rPr>
-              <w:rFonts w:ascii="Courier New" w:hAnsi="Courier New"/>
-              <w:sz w:val="14"/>
-              <w:szCs w:val="14"/>
-            </w:rPr>
-            <w:t>1</w:t>
-          </w:r>
-          <w:r>
-            <w:rPr>
-              <w:rFonts w:ascii="Courier New" w:hAnsi="Courier New"/>
-              <w:sz w:val="14"/>
-              <w:szCs w:val="14"/>
-            </w:rPr>
-            <w:fldChar w:fldCharType="end"/>
-          </w:r>
-          <w:r>
-            <w:rPr>
-              <w:rFonts w:ascii="Courier New" w:hAnsi="Courier New"/>
-              <w:sz w:val="14"/>
-              <w:szCs w:val="14"/>
-            </w:rPr>
-            <w:t xml:space="preserve"> of </w:t>
-          </w:r>
-          <w:r>
-            <w:rPr>
-              <w:rFonts w:ascii="Courier New" w:hAnsi="Courier New"/>
-              <w:sz w:val="14"/>
-              <w:szCs w:val="14"/>
-            </w:rPr>
-            <w:fldChar w:fldCharType="begin"/>
-          </w:r>
-          <w:r>
-            <w:rPr>
-              <w:rFonts w:ascii="Courier New" w:hAnsi="Courier New"/>
-              <w:sz w:val="14"/>
-              <w:szCs w:val="14"/>
-            </w:rPr>
-            <w:instrText xml:space="preserve"> NUMPAGES </w:instrText>
-          </w:r>
-          <w:r>
-            <w:rPr>
-              <w:rFonts w:ascii="Courier New" w:hAnsi="Courier New"/>
-              <w:sz w:val="14"/>
-              <w:szCs w:val="14"/>
-            </w:rPr>
-            <w:fldChar w:fldCharType="separate"/>
-          </w:r>
-          <w:r>
-            <w:rPr>
-              <w:rFonts w:ascii="Courier New" w:hAnsi="Courier New"/>
-              <w:sz w:val="14"/>
-              <w:szCs w:val="14"/>
-            </w:rPr>
-            <w:t>1</w:t>
-          </w:r>
-          <w:r>
-            <w:rPr>
-              <w:rFonts w:ascii="Courier New" w:hAnsi="Courier New"/>
-              <w:sz w:val="14"/>
-              <w:szCs w:val="14"/>
-            </w:rPr>
-            <w:fldChar w:fldCharType="end"/>
+            <w:rPr/>
           </w:r>
         </w:p>
       </w:tc>
@@ -2597,100 +2130,7 @@
             </w:rPr>
           </w:pPr>
           <w:r>
-            <w:rPr>
-              <w:rFonts w:ascii="Courier New" w:hAnsi="Courier New"/>
-              <w:sz w:val="14"/>
-              <w:szCs w:val="14"/>
-            </w:rPr>
-            <w:t xml:space="preserve">Page </w:t>
-          </w:r>
-          <w:r>
-            <w:rPr>
-              <w:rFonts w:ascii="Courier New" w:hAnsi="Courier New"/>
-              <w:sz w:val="14"/>
-              <w:szCs w:val="14"/>
-            </w:rPr>
-            <w:fldChar w:fldCharType="begin"/>
-          </w:r>
-          <w:r>
-            <w:rPr>
-              <w:rFonts w:ascii="Courier New" w:hAnsi="Courier New"/>
-              <w:sz w:val="14"/>
-              <w:szCs w:val="14"/>
-            </w:rPr>
-            <w:instrText xml:space="preserve"> PAGE </w:instrText>
-          </w:r>
-          <w:r>
-            <w:rPr>
-              <w:rFonts w:ascii="Courier New" w:hAnsi="Courier New"/>
-              <w:sz w:val="14"/>
-              <w:szCs w:val="14"/>
-            </w:rPr>
-            <w:fldChar w:fldCharType="separate"/>
-          </w:r>
-          <w:r>
-            <w:rPr>
-              <w:rFonts w:ascii="Courier New" w:hAnsi="Courier New"/>
-              <w:sz w:val="14"/>
-              <w:szCs w:val="14"/>
-            </w:rPr>
-            <w:t>1</w:t>
-          </w:r>
-          <w:r>
-            <w:rPr>
-              <w:rFonts w:ascii="Courier New" w:hAnsi="Courier New"/>
-              <w:sz w:val="14"/>
-              <w:szCs w:val="14"/>
-            </w:rPr>
-            <w:fldChar w:fldCharType="end"/>
-          </w:r>
-          <w:r>
-            <w:rPr>
-              <w:rFonts w:ascii="Courier New" w:hAnsi="Courier New"/>
-              <w:sz w:val="14"/>
-              <w:szCs w:val="14"/>
-            </w:rPr>
-            <w:t xml:space="preserve"> of </w:t>
-          </w:r>
-          <w:r>
-            <w:rPr>
-              <w:rFonts w:ascii="Courier New" w:hAnsi="Courier New"/>
-              <w:sz w:val="14"/>
-              <w:szCs w:val="14"/>
-            </w:rPr>
-            <w:fldChar w:fldCharType="begin"/>
-          </w:r>
-          <w:r>
-            <w:rPr>
-              <w:rFonts w:ascii="Courier New" w:hAnsi="Courier New"/>
-              <w:sz w:val="14"/>
-              <w:szCs w:val="14"/>
-            </w:rPr>
-            <w:instrText xml:space="preserve"> NUMPAGES </w:instrText>
-          </w:r>
-          <w:r>
-            <w:rPr>
-              <w:rFonts w:ascii="Courier New" w:hAnsi="Courier New"/>
-              <w:sz w:val="14"/>
-              <w:szCs w:val="14"/>
-            </w:rPr>
-            <w:fldChar w:fldCharType="separate"/>
-          </w:r>
-          <w:r>
-            <w:rPr>
-              <w:rFonts w:ascii="Courier New" w:hAnsi="Courier New"/>
-              <w:sz w:val="14"/>
-              <w:szCs w:val="14"/>
-            </w:rPr>
-            <w:t>1</w:t>
-          </w:r>
-          <w:r>
-            <w:rPr>
-              <w:rFonts w:ascii="Courier New" w:hAnsi="Courier New"/>
-              <w:sz w:val="14"/>
-              <w:szCs w:val="14"/>
-            </w:rPr>
-            <w:fldChar w:fldCharType="end"/>
+            <w:rPr/>
           </w:r>
         </w:p>
       </w:tc>
@@ -3407,7 +2847,7 @@
     <w:pPr>
       <w:widowControl/>
       <w:suppressAutoHyphens w:val="true"/>
-      <w:overflowPunct w:val="true"/>
+      <w:overflowPunct w:val="false"/>
       <w:bidi w:val="0"/>
       <w:snapToGrid w:val="false"/>
       <w:spacing w:before="0" w:after="0"/>
@@ -3459,8 +2899,8 @@
       <w:bCs/>
     </w:rPr>
   </w:style>
-  <w:style w:type="character" w:styleId="Bullets">
-    <w:name w:val="Bullets"/>
+  <w:style w:type="character" w:styleId="Bulletsuser">
+    <w:name w:val="Bullets (user)"/>
     <w:qFormat/>
     <w:rPr>
       <w:rFonts w:ascii="OpenSymbol" w:hAnsi="OpenSymbol" w:eastAsia="OpenSymbol" w:cs="OpenSymbol"/>
@@ -3482,13 +2922,13 @@
     <w:name w:val="line number"/>
     <w:rPr/>
   </w:style>
-  <w:style w:type="character" w:styleId="FootnoteCharacters">
-    <w:name w:val="Footnote Characters"/>
+  <w:style w:type="character" w:styleId="FootnoteCharactersuser">
+    <w:name w:val="Footnote Characters (user)"/>
     <w:qFormat/>
     <w:rPr/>
   </w:style>
-  <w:style w:type="character" w:styleId="EndnoteCharacters">
-    <w:name w:val="Endnote Characters"/>
+  <w:style w:type="character" w:styleId="EndnoteCharactersuser">
+    <w:name w:val="Endnote Characters (user)"/>
     <w:qFormat/>
     <w:rPr/>
   </w:style>
@@ -3577,7 +3017,7 @@
     <w:pPr>
       <w:widowControl/>
       <w:suppressAutoHyphens w:val="true"/>
-      <w:overflowPunct w:val="true"/>
+      <w:overflowPunct w:val="false"/>
       <w:bidi w:val="0"/>
       <w:spacing w:before="0" w:after="0"/>
       <w:jc w:val="start"/>

--- a/lci-akzo-lotte-61463/LCI-61463-26-02-FL.docx
+++ b/lci-akzo-lotte-61463/LCI-61463-26-02-FL.docx
@@ -146,14 +146,14 @@
         </w:tblCellMar>
       </w:tblPr>
       <w:tblGrid>
-        <w:gridCol w:w="7200"/>
-        <w:gridCol w:w="2772"/>
+        <w:gridCol w:w="7199"/>
+        <w:gridCol w:w="2773"/>
       </w:tblGrid>
       <w:tr>
         <w:trPr/>
         <w:tc>
           <w:tcPr>
-            <w:tcW w:w="7200" w:type="dxa"/>
+            <w:tcW w:w="7199" w:type="dxa"/>
             <w:tcBorders/>
           </w:tcPr>
           <w:p>
@@ -169,7 +169,7 @@
         </w:tc>
         <w:tc>
           <w:tcPr>
-            <w:tcW w:w="2772" w:type="dxa"/>
+            <w:tcW w:w="2773" w:type="dxa"/>
             <w:tcBorders/>
           </w:tcPr>
           <w:p>
@@ -199,7 +199,7 @@
                 <w:szCs w:val="20"/>
                 <w:u w:val="none"/>
               </w:rPr>
-              <w:t>2</w:t>
+              <w:t>3</w:t>
             </w:r>
             <w:r>
               <w:rPr>
@@ -481,7 +481,7 @@
         <w:pStyle w:val="Default"/>
         <w:numPr>
           <w:ilvl w:val="0"/>
-          <w:numId w:val="2"/>
+          <w:numId w:val="3"/>
         </w:numPr>
         <w:tabs>
           <w:tab w:val="clear" w:pos="720"/>
@@ -539,180 +539,6 @@
           <w:szCs w:val="20"/>
         </w:rPr>
         <w:fldChar w:fldCharType="end"/>
-      </w:r>
-    </w:p>
-    <w:p>
-      <w:pPr>
-        <w:pStyle w:val="Default"/>
-        <w:numPr>
-          <w:ilvl w:val="0"/>
-          <w:numId w:val="2"/>
-        </w:numPr>
-        <w:tabs>
-          <w:tab w:val="clear" w:pos="720"/>
-          <w:tab w:val="left" w:pos="400" w:leader="none"/>
-        </w:tabs>
-        <w:bidi w:val="0"/>
-        <w:jc w:val="start"/>
-        <w:rPr>
-          <w:rFonts w:ascii="Calibri" w:hAnsi="Calibri"/>
-          <w:sz w:val="20"/>
-          <w:szCs w:val="20"/>
-        </w:rPr>
-      </w:pPr>
-      <w:r>
-        <w:rPr>
-          <w:b/>
-          <w:bCs/>
-          <w:sz w:val="20"/>
-          <w:szCs w:val="20"/>
-        </w:rPr>
-        <w:t>AKZO NOBEL PAKISTAN LIMITED</w:t>
-      </w:r>
-    </w:p>
-    <w:p>
-      <w:pPr>
-        <w:pStyle w:val="Default"/>
-        <w:numPr>
-          <w:ilvl w:val="0"/>
-          <w:numId w:val="2"/>
-        </w:numPr>
-        <w:tabs>
-          <w:tab w:val="clear" w:pos="720"/>
-          <w:tab w:val="left" w:pos="400" w:leader="none"/>
-        </w:tabs>
-        <w:bidi w:val="0"/>
-        <w:jc w:val="start"/>
-        <w:rPr>
-          <w:rFonts w:ascii="Calibri" w:hAnsi="Calibri"/>
-          <w:sz w:val="20"/>
-          <w:szCs w:val="20"/>
-        </w:rPr>
-      </w:pPr>
-      <w:r>
-        <w:rPr>
-          <w:b/>
-          <w:bCs/>
-          <w:sz w:val="20"/>
-          <w:szCs w:val="20"/>
-        </w:rPr>
-        <w:t>LOTTE CHEMICAL PAKISTAN LIMITED</w:t>
-      </w:r>
-    </w:p>
-    <w:p>
-      <w:pPr>
-        <w:pStyle w:val="Default"/>
-        <w:tabs>
-          <w:tab w:val="clear" w:pos="720"/>
-          <w:tab w:val="left" w:pos="400" w:leader="none"/>
-        </w:tabs>
-        <w:bidi w:val="0"/>
-        <w:jc w:val="start"/>
-        <w:rPr>
-          <w:rFonts w:ascii="Calibri" w:hAnsi="Calibri"/>
-          <w:b/>
-          <w:bCs/>
-          <w:color w:val="auto"/>
-          <w:sz w:val="20"/>
-          <w:szCs w:val="20"/>
-        </w:rPr>
-      </w:pPr>
-      <w:r>
-        <w:rPr>
-          <w:b/>
-          <w:bCs/>
-          <w:color w:val="auto"/>
-          <w:sz w:val="20"/>
-          <w:szCs w:val="20"/>
-        </w:rPr>
-      </w:r>
-    </w:p>
-    <w:p>
-      <w:pPr>
-        <w:pStyle w:val="Default"/>
-        <w:tabs>
-          <w:tab w:val="clear" w:pos="720"/>
-          <w:tab w:val="left" w:pos="400" w:leader="none"/>
-        </w:tabs>
-        <w:bidi w:val="0"/>
-        <w:jc w:val="start"/>
-        <w:rPr>
-          <w:rFonts w:ascii="Calibri" w:hAnsi="Calibri"/>
-          <w:sz w:val="20"/>
-          <w:szCs w:val="20"/>
-        </w:rPr>
-      </w:pPr>
-      <w:r>
-        <w:rPr>
-          <w:b w:val="false"/>
-          <w:strike w:val="false"/>
-          <w:dstrike w:val="false"/>
-          <w:color w:val="auto"/>
-          <w:sz w:val="20"/>
-          <w:szCs w:val="20"/>
-          <w:u w:val="none"/>
-        </w:rPr>
-        <w:t xml:space="preserve">Dear Sirs, </w:t>
-      </w:r>
-    </w:p>
-    <w:p>
-      <w:pPr>
-        <w:pStyle w:val="Default"/>
-        <w:tabs>
-          <w:tab w:val="clear" w:pos="720"/>
-          <w:tab w:val="left" w:pos="400" w:leader="none"/>
-        </w:tabs>
-        <w:bidi w:val="0"/>
-        <w:jc w:val="start"/>
-        <w:rPr>
-          <w:rFonts w:ascii="Calibri" w:hAnsi="Calibri"/>
-          <w:b w:val="false"/>
-          <w:strike w:val="false"/>
-          <w:dstrike w:val="false"/>
-          <w:color w:val="auto"/>
-          <w:sz w:val="20"/>
-          <w:szCs w:val="20"/>
-          <w:u w:val="none"/>
-        </w:rPr>
-      </w:pPr>
-      <w:r>
-        <w:rPr>
-          <w:b w:val="false"/>
-          <w:strike w:val="false"/>
-          <w:dstrike w:val="false"/>
-          <w:color w:val="auto"/>
-          <w:sz w:val="20"/>
-          <w:szCs w:val="20"/>
-          <w:u w:val="none"/>
-        </w:rPr>
-      </w:r>
-    </w:p>
-    <w:p>
-      <w:pPr>
-        <w:pStyle w:val="Default"/>
-        <w:tabs>
-          <w:tab w:val="clear" w:pos="720"/>
-          <w:tab w:val="left" w:pos="400" w:leader="none"/>
-        </w:tabs>
-        <w:bidi w:val="0"/>
-        <w:jc w:val="both"/>
-        <w:rPr>
-          <w:rFonts w:ascii="Calibri" w:hAnsi="Calibri"/>
-          <w:sz w:val="20"/>
-          <w:szCs w:val="20"/>
-        </w:rPr>
-      </w:pPr>
-      <w:r>
-        <w:rPr>
-          <w:b w:val="false"/>
-          <w:strike w:val="false"/>
-          <w:dstrike w:val="false"/>
-          <w:color w:val="auto"/>
-          <w:sz w:val="20"/>
-          <w:szCs w:val="20"/>
-          <w:u w:val="none"/>
-        </w:rPr>
-        <w:t>I refer to your letter:</w:t>
       </w:r>
     </w:p>
     <w:p>
@@ -727,267 +553,50 @@
           <w:tab w:val="left" w:pos="400" w:leader="none"/>
         </w:tabs>
         <w:bidi w:val="0"/>
-        <w:jc w:val="both"/>
+        <w:jc w:val="start"/>
         <w:rPr>
           <w:rFonts w:ascii="Calibri" w:hAnsi="Calibri"/>
-          <w:b w:val="false"/>
-          <w:strike w:val="false"/>
-          <w:dstrike w:val="false"/>
-          <w:color w:val="auto"/>
-          <w:sz w:val="20"/>
-          <w:szCs w:val="20"/>
-          <w:u w:val="none"/>
-        </w:rPr>
-      </w:pPr>
-      <w:r>
-        <w:rPr>
-          <w:b w:val="false"/>
-          <w:strike w:val="false"/>
-          <w:dstrike w:val="false"/>
-          <w:color w:val="auto"/>
-          <w:sz w:val="20"/>
-          <w:szCs w:val="20"/>
-          <w:u w:val="none"/>
-        </w:rPr>
-        <w:fldChar w:fldCharType="begin"/>
-      </w:r>
-      <w:r>
-        <w:rPr>
-          <w:b w:val="false"/>
-          <w:strike w:val="false"/>
-          <w:dstrike w:val="false"/>
-          <w:color w:val="auto"/>
-          <w:sz w:val="20"/>
-          <w:szCs w:val="20"/>
-          <w:u w:val="none"/>
-        </w:rPr>
-        <w:instrText xml:space="preserve"> DOCPROPERTY "ReferenceSender1"</w:instrText>
-      </w:r>
-      <w:r>
-        <w:rPr>
-          <w:b w:val="false"/>
-          <w:strike w:val="false"/>
-          <w:dstrike w:val="false"/>
-          <w:color w:val="auto"/>
-          <w:sz w:val="20"/>
-          <w:szCs w:val="20"/>
-          <w:u w:val="none"/>
-        </w:rPr>
-        <w:fldChar w:fldCharType="separate"/>
-      </w:r>
-      <w:r>
-        <w:rPr>
-          <w:b w:val="false"/>
-          <w:strike w:val="false"/>
-          <w:dstrike w:val="false"/>
-          <w:color w:val="auto"/>
-          <w:sz w:val="20"/>
-          <w:szCs w:val="20"/>
-          <w:u w:val="none"/>
-        </w:rPr>
-        <w:t>LCI - 17490</w:t>
-      </w:r>
-      <w:r>
-        <w:rPr>
-          <w:b w:val="false"/>
-          <w:strike w:val="false"/>
-          <w:dstrike w:val="false"/>
-          <w:color w:val="auto"/>
-          <w:sz w:val="20"/>
-          <w:szCs w:val="20"/>
-          <w:u w:val="none"/>
-        </w:rPr>
-        <w:fldChar w:fldCharType="end"/>
-      </w:r>
-      <w:r>
-        <w:rPr>
-          <w:b w:val="false"/>
-          <w:strike w:val="false"/>
-          <w:dstrike w:val="false"/>
-          <w:color w:val="auto"/>
-          <w:sz w:val="20"/>
-          <w:szCs w:val="20"/>
-          <w:u w:val="none"/>
-        </w:rPr>
-        <w:t xml:space="preserve">, </w:t>
-      </w:r>
-      <w:r>
-        <w:rPr>
-          <w:b w:val="false"/>
-          <w:strike w:val="false"/>
-          <w:dstrike w:val="false"/>
-          <w:color w:val="auto"/>
-          <w:sz w:val="20"/>
-          <w:szCs w:val="20"/>
-          <w:u w:val="none"/>
-        </w:rPr>
-        <w:fldChar w:fldCharType="begin"/>
-      </w:r>
-      <w:r>
-        <w:rPr>
-          <w:b w:val="false"/>
-          <w:strike w:val="false"/>
-          <w:dstrike w:val="false"/>
-          <w:color w:val="auto"/>
-          <w:sz w:val="20"/>
-          <w:szCs w:val="20"/>
-          <w:u w:val="none"/>
-        </w:rPr>
-        <w:instrText xml:space="preserve"> DOCPROPERTY "ReferenceSender2"</w:instrText>
-      </w:r>
-      <w:r>
-        <w:rPr>
-          <w:b w:val="false"/>
-          <w:strike w:val="false"/>
-          <w:dstrike w:val="false"/>
-          <w:color w:val="auto"/>
-          <w:sz w:val="20"/>
-          <w:szCs w:val="20"/>
-          <w:u w:val="none"/>
-        </w:rPr>
-        <w:fldChar w:fldCharType="separate"/>
-      </w:r>
-      <w:r>
-        <w:rPr>
-          <w:b w:val="false"/>
-          <w:strike w:val="false"/>
-          <w:dstrike w:val="false"/>
-          <w:color w:val="auto"/>
-          <w:sz w:val="20"/>
-          <w:szCs w:val="20"/>
-          <w:u w:val="none"/>
-        </w:rPr>
-        <w:t>AKZO - 8551</w:t>
-      </w:r>
-      <w:r>
-        <w:rPr>
-          <w:b w:val="false"/>
-          <w:strike w:val="false"/>
-          <w:dstrike w:val="false"/>
-          <w:color w:val="auto"/>
-          <w:sz w:val="20"/>
-          <w:szCs w:val="20"/>
-          <w:u w:val="none"/>
-        </w:rPr>
-        <w:fldChar w:fldCharType="end"/>
-      </w:r>
-      <w:r>
-        <w:rPr>
-          <w:b w:val="false"/>
-          <w:strike w:val="false"/>
-          <w:dstrike w:val="false"/>
-          <w:color w:val="auto"/>
-          <w:sz w:val="20"/>
-          <w:szCs w:val="20"/>
-          <w:u w:val="none"/>
-        </w:rPr>
-        <w:t xml:space="preserve">, </w:t>
-      </w:r>
-      <w:r>
-        <w:rPr>
-          <w:b w:val="false"/>
-          <w:strike w:val="false"/>
-          <w:dstrike w:val="false"/>
-          <w:color w:val="auto"/>
-          <w:sz w:val="20"/>
-          <w:szCs w:val="20"/>
-          <w:u w:val="none"/>
-        </w:rPr>
-        <w:fldChar w:fldCharType="begin"/>
-      </w:r>
-      <w:r>
-        <w:rPr>
-          <w:b w:val="false"/>
-          <w:strike w:val="false"/>
-          <w:dstrike w:val="false"/>
-          <w:color w:val="auto"/>
-          <w:sz w:val="20"/>
-          <w:szCs w:val="20"/>
-          <w:u w:val="none"/>
-        </w:rPr>
-        <w:instrText xml:space="preserve"> DOCPROPERTY "ReferenceSender3"</w:instrText>
-      </w:r>
-      <w:r>
-        <w:rPr>
-          <w:b w:val="false"/>
-          <w:strike w:val="false"/>
-          <w:dstrike w:val="false"/>
-          <w:color w:val="auto"/>
-          <w:sz w:val="20"/>
-          <w:szCs w:val="20"/>
-          <w:u w:val="none"/>
-        </w:rPr>
-        <w:fldChar w:fldCharType="separate"/>
-      </w:r>
-      <w:r>
-        <w:rPr>
-          <w:b w:val="false"/>
-          <w:strike w:val="false"/>
-          <w:dstrike w:val="false"/>
-          <w:color w:val="auto"/>
-          <w:sz w:val="20"/>
-          <w:szCs w:val="20"/>
-          <w:u w:val="none"/>
-        </w:rPr>
-        <w:t>LCPL - 15945</w:t>
-      </w:r>
-      <w:r>
-        <w:rPr>
-          <w:b w:val="false"/>
-          <w:strike w:val="false"/>
-          <w:dstrike w:val="false"/>
-          <w:color w:val="auto"/>
-          <w:sz w:val="20"/>
-          <w:szCs w:val="20"/>
-          <w:u w:val="none"/>
-        </w:rPr>
-        <w:fldChar w:fldCharType="end"/>
-      </w:r>
-      <w:r>
-        <w:rPr>
-          <w:b w:val="false"/>
-          <w:strike w:val="false"/>
-          <w:dstrike w:val="false"/>
-          <w:color w:val="auto"/>
-          <w:sz w:val="20"/>
-          <w:szCs w:val="20"/>
-          <w:u w:val="none"/>
-        </w:rPr>
-        <w:t>.</w:t>
+          <w:sz w:val="20"/>
+          <w:szCs w:val="20"/>
+        </w:rPr>
+      </w:pPr>
+      <w:r>
+        <w:rPr>
+          <w:b/>
+          <w:bCs/>
+          <w:sz w:val="20"/>
+          <w:szCs w:val="20"/>
+        </w:rPr>
+        <w:t>AKZO NOBEL PAKISTAN LIMITED</w:t>
       </w:r>
     </w:p>
     <w:p>
       <w:pPr>
         <w:pStyle w:val="Default"/>
+        <w:numPr>
+          <w:ilvl w:val="0"/>
+          <w:numId w:val="3"/>
+        </w:numPr>
         <w:tabs>
           <w:tab w:val="clear" w:pos="720"/>
           <w:tab w:val="left" w:pos="400" w:leader="none"/>
         </w:tabs>
         <w:bidi w:val="0"/>
-        <w:jc w:val="both"/>
+        <w:jc w:val="start"/>
         <w:rPr>
           <w:rFonts w:ascii="Calibri" w:hAnsi="Calibri"/>
-          <w:b w:val="false"/>
-          <w:bCs w:val="false"/>
-          <w:strike w:val="false"/>
-          <w:dstrike w:val="false"/>
-          <w:color w:val="auto"/>
-          <w:sz w:val="20"/>
-          <w:szCs w:val="20"/>
-          <w:u w:val="none"/>
-        </w:rPr>
-      </w:pPr>
-      <w:r>
-        <w:rPr>
-          <w:b w:val="false"/>
-          <w:bCs w:val="false"/>
-          <w:strike w:val="false"/>
-          <w:dstrike w:val="false"/>
-          <w:color w:val="auto"/>
-          <w:sz w:val="20"/>
-          <w:szCs w:val="20"/>
-          <w:u w:val="none"/>
-        </w:rPr>
+          <w:sz w:val="20"/>
+          <w:szCs w:val="20"/>
+        </w:rPr>
+      </w:pPr>
+      <w:r>
+        <w:rPr>
+          <w:b/>
+          <w:bCs/>
+          <w:sz w:val="20"/>
+          <w:szCs w:val="20"/>
+        </w:rPr>
+        <w:t>LOTTE CHEMICAL PAKISTAN LIMITED</w:t>
       </w:r>
     </w:p>
     <w:p>
@@ -998,31 +607,112 @@
           <w:tab w:val="left" w:pos="400" w:leader="none"/>
         </w:tabs>
         <w:bidi w:val="0"/>
+        <w:jc w:val="start"/>
+        <w:rPr>
+          <w:rFonts w:ascii="Calibri" w:hAnsi="Calibri"/>
+          <w:b/>
+          <w:bCs/>
+          <w:color w:val="auto"/>
+          <w:sz w:val="20"/>
+          <w:szCs w:val="20"/>
+        </w:rPr>
+      </w:pPr>
+      <w:r>
+        <w:rPr>
+          <w:b/>
+          <w:bCs/>
+          <w:color w:val="auto"/>
+          <w:sz w:val="20"/>
+          <w:szCs w:val="20"/>
+        </w:rPr>
+      </w:r>
+    </w:p>
+    <w:p>
+      <w:pPr>
+        <w:pStyle w:val="Default"/>
+        <w:tabs>
+          <w:tab w:val="clear" w:pos="720"/>
+          <w:tab w:val="left" w:pos="400" w:leader="none"/>
+        </w:tabs>
+        <w:bidi w:val="0"/>
+        <w:jc w:val="start"/>
+        <w:rPr>
+          <w:rFonts w:ascii="Calibri" w:hAnsi="Calibri"/>
+          <w:sz w:val="20"/>
+          <w:szCs w:val="20"/>
+        </w:rPr>
+      </w:pPr>
+      <w:r>
+        <w:rPr>
+          <w:b w:val="false"/>
+          <w:strike w:val="false"/>
+          <w:dstrike w:val="false"/>
+          <w:color w:val="auto"/>
+          <w:sz w:val="20"/>
+          <w:szCs w:val="20"/>
+          <w:u w:val="none"/>
+        </w:rPr>
+        <w:t xml:space="preserve">Dear Sirs, </w:t>
+      </w:r>
+    </w:p>
+    <w:p>
+      <w:pPr>
+        <w:pStyle w:val="Default"/>
+        <w:tabs>
+          <w:tab w:val="clear" w:pos="720"/>
+          <w:tab w:val="left" w:pos="400" w:leader="none"/>
+        </w:tabs>
+        <w:bidi w:val="0"/>
+        <w:jc w:val="start"/>
+        <w:rPr>
+          <w:rFonts w:ascii="Calibri" w:hAnsi="Calibri"/>
+          <w:b w:val="false"/>
+          <w:strike w:val="false"/>
+          <w:dstrike w:val="false"/>
+          <w:color w:val="auto"/>
+          <w:sz w:val="20"/>
+          <w:szCs w:val="20"/>
+          <w:u w:val="none"/>
+        </w:rPr>
+      </w:pPr>
+      <w:r>
+        <w:rPr>
+          <w:b w:val="false"/>
+          <w:strike w:val="false"/>
+          <w:dstrike w:val="false"/>
+          <w:color w:val="auto"/>
+          <w:sz w:val="20"/>
+          <w:szCs w:val="20"/>
+          <w:u w:val="none"/>
+        </w:rPr>
+      </w:r>
+    </w:p>
+    <w:p>
+      <w:pPr>
+        <w:pStyle w:val="Default"/>
+        <w:tabs>
+          <w:tab w:val="clear" w:pos="720"/>
+          <w:tab w:val="left" w:pos="400" w:leader="none"/>
+        </w:tabs>
+        <w:bidi w:val="0"/>
         <w:jc w:val="both"/>
         <w:rPr>
           <w:rFonts w:ascii="Calibri" w:hAnsi="Calibri"/>
-          <w:b w:val="false"/>
-          <w:bCs w:val="false"/>
-          <w:strike w:val="false"/>
-          <w:dstrike w:val="false"/>
-          <w:color w:val="auto"/>
-          <w:sz w:val="20"/>
-          <w:szCs w:val="20"/>
-          <w:u w:val="none"/>
-        </w:rPr>
-      </w:pPr>
-      <w:r>
-        <w:rPr>
-          <w:b w:val="false"/>
-          <w:bCs w:val="false"/>
-          <w:strike w:val="false"/>
-          <w:dstrike w:val="false"/>
-          <w:color w:val="auto"/>
-          <w:sz w:val="20"/>
-          <w:szCs w:val="20"/>
-          <w:u w:val="none"/>
-        </w:rPr>
-        <w:t>In this regard, moving forward, please find enclosed:</w:t>
+          <w:sz w:val="20"/>
+          <w:szCs w:val="20"/>
+        </w:rPr>
+      </w:pPr>
+      <w:r>
+        <w:rPr>
+          <w:b w:val="false"/>
+          <w:strike w:val="false"/>
+          <w:dstrike w:val="false"/>
+          <w:color w:val="auto"/>
+          <w:sz w:val="20"/>
+          <w:szCs w:val="20"/>
+          <w:u w:val="none"/>
+        </w:rPr>
+        <w:t>I refer to your letter:</w:t>
       </w:r>
     </w:p>
     <w:p>
@@ -1041,27 +731,298 @@
         <w:rPr>
           <w:rFonts w:ascii="Calibri" w:hAnsi="Calibri"/>
           <w:b w:val="false"/>
-          <w:bCs w:val="false"/>
-          <w:strike w:val="false"/>
-          <w:dstrike w:val="false"/>
-          <w:color w:val="auto"/>
-          <w:sz w:val="20"/>
-          <w:szCs w:val="20"/>
-          <w:u w:val="none"/>
-        </w:rPr>
-      </w:pPr>
-      <w:r>
-        <w:rPr>
-          <w:b w:val="false"/>
-          <w:bCs w:val="false"/>
-          <w:strike w:val="false"/>
-          <w:dstrike w:val="false"/>
-          <w:color w:val="auto"/>
-          <w:sz w:val="20"/>
-          <w:szCs w:val="20"/>
-          <w:u w:val="none"/>
-        </w:rPr>
-        <w:t>Revised Letter of Indemnity on E-stamp paper of Rs.500/, as per the provided specimen, duly signed by me the undersigned, sureties, and witnesses, and attested by Notary Public;</w:t>
+          <w:strike w:val="false"/>
+          <w:dstrike w:val="false"/>
+          <w:color w:val="auto"/>
+          <w:sz w:val="20"/>
+          <w:szCs w:val="20"/>
+          <w:u w:val="none"/>
+        </w:rPr>
+      </w:pPr>
+      <w:r>
+        <w:rPr>
+          <w:b w:val="false"/>
+          <w:strike w:val="false"/>
+          <w:dstrike w:val="false"/>
+          <w:color w:val="auto"/>
+          <w:sz w:val="20"/>
+          <w:szCs w:val="20"/>
+          <w:u w:val="none"/>
+        </w:rPr>
+        <w:fldChar w:fldCharType="begin"/>
+      </w:r>
+      <w:r>
+        <w:rPr>
+          <w:b w:val="false"/>
+          <w:strike w:val="false"/>
+          <w:dstrike w:val="false"/>
+          <w:color w:val="auto"/>
+          <w:sz w:val="20"/>
+          <w:szCs w:val="20"/>
+          <w:u w:val="none"/>
+        </w:rPr>
+        <w:instrText xml:space="preserve"> DOCPROPERTY "ReferenceSender1"</w:instrText>
+      </w:r>
+      <w:r>
+        <w:rPr>
+          <w:b w:val="false"/>
+          <w:strike w:val="false"/>
+          <w:dstrike w:val="false"/>
+          <w:color w:val="auto"/>
+          <w:sz w:val="20"/>
+          <w:szCs w:val="20"/>
+          <w:u w:val="none"/>
+        </w:rPr>
+        <w:fldChar w:fldCharType="separate"/>
+      </w:r>
+      <w:r>
+        <w:rPr>
+          <w:b w:val="false"/>
+          <w:strike w:val="false"/>
+          <w:dstrike w:val="false"/>
+          <w:color w:val="auto"/>
+          <w:sz w:val="20"/>
+          <w:szCs w:val="20"/>
+          <w:u w:val="none"/>
+        </w:rPr>
+        <w:t>LCI - 17490</w:t>
+      </w:r>
+      <w:r>
+        <w:rPr>
+          <w:b w:val="false"/>
+          <w:strike w:val="false"/>
+          <w:dstrike w:val="false"/>
+          <w:color w:val="auto"/>
+          <w:sz w:val="20"/>
+          <w:szCs w:val="20"/>
+          <w:u w:val="none"/>
+        </w:rPr>
+        <w:fldChar w:fldCharType="end"/>
+      </w:r>
+      <w:r>
+        <w:rPr>
+          <w:b w:val="false"/>
+          <w:strike w:val="false"/>
+          <w:dstrike w:val="false"/>
+          <w:color w:val="auto"/>
+          <w:sz w:val="20"/>
+          <w:szCs w:val="20"/>
+          <w:u w:val="none"/>
+        </w:rPr>
+        <w:t xml:space="preserve">, </w:t>
+      </w:r>
+      <w:r>
+        <w:rPr>
+          <w:b w:val="false"/>
+          <w:strike w:val="false"/>
+          <w:dstrike w:val="false"/>
+          <w:color w:val="auto"/>
+          <w:sz w:val="20"/>
+          <w:szCs w:val="20"/>
+          <w:u w:val="none"/>
+        </w:rPr>
+        <w:fldChar w:fldCharType="begin"/>
+      </w:r>
+      <w:r>
+        <w:rPr>
+          <w:b w:val="false"/>
+          <w:strike w:val="false"/>
+          <w:dstrike w:val="false"/>
+          <w:color w:val="auto"/>
+          <w:sz w:val="20"/>
+          <w:szCs w:val="20"/>
+          <w:u w:val="none"/>
+        </w:rPr>
+        <w:instrText xml:space="preserve"> DOCPROPERTY "ReferenceSender2"</w:instrText>
+      </w:r>
+      <w:r>
+        <w:rPr>
+          <w:b w:val="false"/>
+          <w:strike w:val="false"/>
+          <w:dstrike w:val="false"/>
+          <w:color w:val="auto"/>
+          <w:sz w:val="20"/>
+          <w:szCs w:val="20"/>
+          <w:u w:val="none"/>
+        </w:rPr>
+        <w:fldChar w:fldCharType="separate"/>
+      </w:r>
+      <w:r>
+        <w:rPr>
+          <w:b w:val="false"/>
+          <w:strike w:val="false"/>
+          <w:dstrike w:val="false"/>
+          <w:color w:val="auto"/>
+          <w:sz w:val="20"/>
+          <w:szCs w:val="20"/>
+          <w:u w:val="none"/>
+        </w:rPr>
+        <w:t>AKZO - 8551</w:t>
+      </w:r>
+      <w:r>
+        <w:rPr>
+          <w:b w:val="false"/>
+          <w:strike w:val="false"/>
+          <w:dstrike w:val="false"/>
+          <w:color w:val="auto"/>
+          <w:sz w:val="20"/>
+          <w:szCs w:val="20"/>
+          <w:u w:val="none"/>
+        </w:rPr>
+        <w:fldChar w:fldCharType="end"/>
+      </w:r>
+      <w:r>
+        <w:rPr>
+          <w:b w:val="false"/>
+          <w:strike w:val="false"/>
+          <w:dstrike w:val="false"/>
+          <w:color w:val="auto"/>
+          <w:sz w:val="20"/>
+          <w:szCs w:val="20"/>
+          <w:u w:val="none"/>
+        </w:rPr>
+        <w:t xml:space="preserve">, </w:t>
+      </w:r>
+      <w:r>
+        <w:rPr>
+          <w:b w:val="false"/>
+          <w:strike w:val="false"/>
+          <w:dstrike w:val="false"/>
+          <w:color w:val="auto"/>
+          <w:sz w:val="20"/>
+          <w:szCs w:val="20"/>
+          <w:u w:val="none"/>
+        </w:rPr>
+        <w:fldChar w:fldCharType="begin"/>
+      </w:r>
+      <w:r>
+        <w:rPr>
+          <w:b w:val="false"/>
+          <w:strike w:val="false"/>
+          <w:dstrike w:val="false"/>
+          <w:color w:val="auto"/>
+          <w:sz w:val="20"/>
+          <w:szCs w:val="20"/>
+          <w:u w:val="none"/>
+        </w:rPr>
+        <w:instrText xml:space="preserve"> DOCPROPERTY "ReferenceSender3"</w:instrText>
+      </w:r>
+      <w:r>
+        <w:rPr>
+          <w:b w:val="false"/>
+          <w:strike w:val="false"/>
+          <w:dstrike w:val="false"/>
+          <w:color w:val="auto"/>
+          <w:sz w:val="20"/>
+          <w:szCs w:val="20"/>
+          <w:u w:val="none"/>
+        </w:rPr>
+        <w:fldChar w:fldCharType="separate"/>
+      </w:r>
+      <w:r>
+        <w:rPr>
+          <w:b w:val="false"/>
+          <w:strike w:val="false"/>
+          <w:dstrike w:val="false"/>
+          <w:color w:val="auto"/>
+          <w:sz w:val="20"/>
+          <w:szCs w:val="20"/>
+          <w:u w:val="none"/>
+        </w:rPr>
+        <w:t>LCPL - 15945</w:t>
+      </w:r>
+      <w:r>
+        <w:rPr>
+          <w:b w:val="false"/>
+          <w:strike w:val="false"/>
+          <w:dstrike w:val="false"/>
+          <w:color w:val="auto"/>
+          <w:sz w:val="20"/>
+          <w:szCs w:val="20"/>
+          <w:u w:val="none"/>
+        </w:rPr>
+        <w:fldChar w:fldCharType="end"/>
+      </w:r>
+      <w:r>
+        <w:rPr>
+          <w:b w:val="false"/>
+          <w:strike w:val="false"/>
+          <w:dstrike w:val="false"/>
+          <w:color w:val="auto"/>
+          <w:sz w:val="20"/>
+          <w:szCs w:val="20"/>
+          <w:u w:val="none"/>
+        </w:rPr>
+        <w:t>.</w:t>
+      </w:r>
+    </w:p>
+    <w:p>
+      <w:pPr>
+        <w:pStyle w:val="Default"/>
+        <w:tabs>
+          <w:tab w:val="clear" w:pos="720"/>
+          <w:tab w:val="left" w:pos="400" w:leader="none"/>
+        </w:tabs>
+        <w:bidi w:val="0"/>
+        <w:jc w:val="both"/>
+        <w:rPr>
+          <w:rFonts w:ascii="Calibri" w:hAnsi="Calibri"/>
+          <w:b w:val="false"/>
+          <w:bCs w:val="false"/>
+          <w:strike w:val="false"/>
+          <w:dstrike w:val="false"/>
+          <w:color w:val="auto"/>
+          <w:sz w:val="20"/>
+          <w:szCs w:val="20"/>
+          <w:u w:val="none"/>
+        </w:rPr>
+      </w:pPr>
+      <w:r>
+        <w:rPr>
+          <w:b w:val="false"/>
+          <w:bCs w:val="false"/>
+          <w:strike w:val="false"/>
+          <w:dstrike w:val="false"/>
+          <w:color w:val="auto"/>
+          <w:sz w:val="20"/>
+          <w:szCs w:val="20"/>
+          <w:u w:val="none"/>
+        </w:rPr>
+      </w:r>
+    </w:p>
+    <w:p>
+      <w:pPr>
+        <w:pStyle w:val="Default"/>
+        <w:tabs>
+          <w:tab w:val="clear" w:pos="720"/>
+          <w:tab w:val="left" w:pos="400" w:leader="none"/>
+        </w:tabs>
+        <w:bidi w:val="0"/>
+        <w:jc w:val="both"/>
+        <w:rPr>
+          <w:rFonts w:ascii="Calibri" w:hAnsi="Calibri"/>
+          <w:b w:val="false"/>
+          <w:bCs w:val="false"/>
+          <w:strike w:val="false"/>
+          <w:dstrike w:val="false"/>
+          <w:color w:val="auto"/>
+          <w:sz w:val="20"/>
+          <w:szCs w:val="20"/>
+          <w:u w:val="none"/>
+        </w:rPr>
+      </w:pPr>
+      <w:r>
+        <w:rPr>
+          <w:b w:val="false"/>
+          <w:bCs w:val="false"/>
+          <w:strike w:val="false"/>
+          <w:dstrike w:val="false"/>
+          <w:color w:val="auto"/>
+          <w:sz w:val="20"/>
+          <w:szCs w:val="20"/>
+          <w:u w:val="none"/>
+        </w:rPr>
+        <w:t>In this regard, moving forward, please find enclosed:</w:t>
       </w:r>
     </w:p>
     <w:p>
@@ -1069,7 +1030,7 @@
         <w:pStyle w:val="Default"/>
         <w:numPr>
           <w:ilvl w:val="0"/>
-          <w:numId w:val="4"/>
+          <w:numId w:val="5"/>
         </w:numPr>
         <w:tabs>
           <w:tab w:val="clear" w:pos="720"/>
@@ -1100,7 +1061,7 @@
           <w:szCs w:val="20"/>
           <w:u w:val="none"/>
         </w:rPr>
-        <w:t>Legible copies of Computerized National Identity Cards (CNICs) of all the witnesses and sureties attested by the Notary Public;</w:t>
+        <w:t>Revised Letter of Indemnity on E-stamp paper of Rs.500/, as per the provided specimen, duly signed by me the undersigned, sureties, and witnesses, and attested by Notary Public;</w:t>
       </w:r>
     </w:p>
     <w:p>
@@ -1108,7 +1069,46 @@
         <w:pStyle w:val="Default"/>
         <w:numPr>
           <w:ilvl w:val="0"/>
-          <w:numId w:val="4"/>
+          <w:numId w:val="5"/>
+        </w:numPr>
+        <w:tabs>
+          <w:tab w:val="clear" w:pos="720"/>
+          <w:tab w:val="left" w:pos="400" w:leader="none"/>
+        </w:tabs>
+        <w:bidi w:val="0"/>
+        <w:jc w:val="both"/>
+        <w:rPr>
+          <w:rFonts w:ascii="Calibri" w:hAnsi="Calibri"/>
+          <w:b w:val="false"/>
+          <w:bCs w:val="false"/>
+          <w:strike w:val="false"/>
+          <w:dstrike w:val="false"/>
+          <w:color w:val="auto"/>
+          <w:sz w:val="20"/>
+          <w:szCs w:val="20"/>
+          <w:u w:val="none"/>
+        </w:rPr>
+      </w:pPr>
+      <w:r>
+        <w:rPr>
+          <w:b w:val="false"/>
+          <w:bCs w:val="false"/>
+          <w:strike w:val="false"/>
+          <w:dstrike w:val="false"/>
+          <w:color w:val="auto"/>
+          <w:sz w:val="20"/>
+          <w:szCs w:val="20"/>
+          <w:u w:val="none"/>
+        </w:rPr>
+        <w:t>Legible copies of Computerized National Identity Cards (CNICs) of all the witnesses and sureties attested by the Notary Public;</w:t>
+      </w:r>
+    </w:p>
+    <w:p>
+      <w:pPr>
+        <w:pStyle w:val="Default"/>
+        <w:numPr>
+          <w:ilvl w:val="0"/>
+          <w:numId w:val="5"/>
         </w:numPr>
         <w:tabs>
           <w:tab w:val="clear" w:pos="720"/>
@@ -1147,7 +1147,7 @@
         <w:pStyle w:val="Default"/>
         <w:numPr>
           <w:ilvl w:val="1"/>
-          <w:numId w:val="4"/>
+          <w:numId w:val="5"/>
         </w:numPr>
         <w:tabs>
           <w:tab w:val="clear" w:pos="720"/>
@@ -1420,7 +1420,7 @@
         <w:pStyle w:val="Default"/>
         <w:numPr>
           <w:ilvl w:val="0"/>
-          <w:numId w:val="4"/>
+          <w:numId w:val="5"/>
         </w:numPr>
         <w:tabs>
           <w:tab w:val="clear" w:pos="720"/>
@@ -1785,7 +1785,10 @@
               </w:rPr>
             </w:pPr>
             <w:r>
-              <w:rPr/>
+              <w:rPr>
+                <w:sz w:val="20"/>
+                <w:szCs w:val="20"/>
+              </w:rPr>
             </w:r>
           </w:p>
         </w:tc>
@@ -1983,7 +1986,11 @@
             </w:rPr>
           </w:pPr>
           <w:r>
-            <w:rPr/>
+            <w:rPr>
+              <w:rFonts w:ascii="Courier New" w:hAnsi="Courier New"/>
+              <w:sz w:val="14"/>
+              <w:szCs w:val="14"/>
+            </w:rPr>
           </w:r>
         </w:p>
       </w:tc>
@@ -2130,7 +2137,11 @@
             </w:rPr>
           </w:pPr>
           <w:r>
-            <w:rPr/>
+            <w:rPr>
+              <w:rFonts w:ascii="Courier New" w:hAnsi="Courier New"/>
+              <w:sz w:val="14"/>
+              <w:szCs w:val="14"/>
+            </w:rPr>
           </w:r>
         </w:p>
       </w:tc>
@@ -2203,6 +2214,125 @@
       <w:start w:val="1"/>
       <w:numFmt w:val="none"/>
       <w:suff w:val="nothing"/>
+      <w:lvlText w:val=""/>
+      <w:lvlJc w:val="start"/>
+      <w:pPr>
+        <w:tabs>
+          <w:tab w:val="num" w:pos="0"/>
+        </w:tabs>
+        <w:ind w:start="0" w:hanging="0"/>
+      </w:pPr>
+    </w:lvl>
+    <w:lvl w:ilvl="1">
+      <w:start w:val="1"/>
+      <w:numFmt w:val="none"/>
+      <w:suff w:val="nothing"/>
+      <w:lvlText w:val=""/>
+      <w:lvlJc w:val="start"/>
+      <w:pPr>
+        <w:tabs>
+          <w:tab w:val="num" w:pos="0"/>
+        </w:tabs>
+        <w:ind w:start="0" w:hanging="0"/>
+      </w:pPr>
+    </w:lvl>
+    <w:lvl w:ilvl="2">
+      <w:start w:val="1"/>
+      <w:numFmt w:val="none"/>
+      <w:suff w:val="nothing"/>
+      <w:lvlText w:val=""/>
+      <w:lvlJc w:val="start"/>
+      <w:pPr>
+        <w:tabs>
+          <w:tab w:val="num" w:pos="0"/>
+        </w:tabs>
+        <w:ind w:start="0" w:hanging="0"/>
+      </w:pPr>
+    </w:lvl>
+    <w:lvl w:ilvl="3">
+      <w:start w:val="1"/>
+      <w:numFmt w:val="none"/>
+      <w:suff w:val="nothing"/>
+      <w:lvlText w:val=""/>
+      <w:lvlJc w:val="start"/>
+      <w:pPr>
+        <w:tabs>
+          <w:tab w:val="num" w:pos="0"/>
+        </w:tabs>
+        <w:ind w:start="0" w:hanging="0"/>
+      </w:pPr>
+    </w:lvl>
+    <w:lvl w:ilvl="4">
+      <w:start w:val="1"/>
+      <w:numFmt w:val="none"/>
+      <w:suff w:val="nothing"/>
+      <w:lvlText w:val=""/>
+      <w:lvlJc w:val="start"/>
+      <w:pPr>
+        <w:tabs>
+          <w:tab w:val="num" w:pos="0"/>
+        </w:tabs>
+        <w:ind w:start="0" w:hanging="0"/>
+      </w:pPr>
+    </w:lvl>
+    <w:lvl w:ilvl="5">
+      <w:start w:val="1"/>
+      <w:numFmt w:val="none"/>
+      <w:suff w:val="nothing"/>
+      <w:lvlText w:val=""/>
+      <w:lvlJc w:val="start"/>
+      <w:pPr>
+        <w:tabs>
+          <w:tab w:val="num" w:pos="0"/>
+        </w:tabs>
+        <w:ind w:start="0" w:hanging="0"/>
+      </w:pPr>
+    </w:lvl>
+    <w:lvl w:ilvl="6">
+      <w:start w:val="1"/>
+      <w:numFmt w:val="none"/>
+      <w:suff w:val="nothing"/>
+      <w:lvlText w:val=""/>
+      <w:lvlJc w:val="start"/>
+      <w:pPr>
+        <w:tabs>
+          <w:tab w:val="num" w:pos="0"/>
+        </w:tabs>
+        <w:ind w:start="0" w:hanging="0"/>
+      </w:pPr>
+    </w:lvl>
+    <w:lvl w:ilvl="7">
+      <w:start w:val="1"/>
+      <w:numFmt w:val="none"/>
+      <w:suff w:val="nothing"/>
+      <w:lvlText w:val=""/>
+      <w:lvlJc w:val="start"/>
+      <w:pPr>
+        <w:tabs>
+          <w:tab w:val="num" w:pos="0"/>
+        </w:tabs>
+        <w:ind w:start="0" w:hanging="0"/>
+      </w:pPr>
+    </w:lvl>
+    <w:lvl w:ilvl="8">
+      <w:start w:val="1"/>
+      <w:numFmt w:val="none"/>
+      <w:suff w:val="nothing"/>
+      <w:lvlText w:val=""/>
+      <w:lvlJc w:val="start"/>
+      <w:pPr>
+        <w:tabs>
+          <w:tab w:val="num" w:pos="0"/>
+        </w:tabs>
+        <w:ind w:start="0" w:hanging="0"/>
+      </w:pPr>
+    </w:lvl>
+  </w:abstractNum>
+  <w:abstractNum w:abstractNumId="2">
+    <w:lvl w:ilvl="0">
+      <w:start w:val="1"/>
+      <w:numFmt w:val="none"/>
+      <w:suff w:val="nothing"/>
       <w:lvlText w:val="%1"/>
       <w:lvlJc w:val="start"/>
       <w:pPr>
@@ -2326,7 +2456,7 @@
       <w:rPr/>
     </w:lvl>
   </w:abstractNum>
-  <w:abstractNum w:abstractNumId="2">
+  <w:abstractNum w:abstractNumId="3">
     <w:lvl w:ilvl="0">
       <w:start w:val="1"/>
       <w:numFmt w:val="decimal"/>
@@ -2448,125 +2578,6 @@
       <w:rPr/>
     </w:lvl>
   </w:abstractNum>
-  <w:abstractNum w:abstractNumId="3">
-    <w:lvl w:ilvl="0">
-      <w:start w:val="1"/>
-      <w:numFmt w:val="decimal"/>
-      <w:lvlText w:val="%1."/>
-      <w:lvlJc w:val="start"/>
-      <w:pPr>
-        <w:tabs>
-          <w:tab w:val="num" w:pos="720"/>
-        </w:tabs>
-        <w:ind w:start="720" w:hanging="360"/>
-      </w:pPr>
-      <w:rPr/>
-    </w:lvl>
-    <w:lvl w:ilvl="1">
-      <w:start w:val="1"/>
-      <w:numFmt w:val="decimal"/>
-      <w:lvlText w:val="%2."/>
-      <w:lvlJc w:val="start"/>
-      <w:pPr>
-        <w:tabs>
-          <w:tab w:val="num" w:pos="1080"/>
-        </w:tabs>
-        <w:ind w:start="1080" w:hanging="360"/>
-      </w:pPr>
-      <w:rPr/>
-    </w:lvl>
-    <w:lvl w:ilvl="2">
-      <w:start w:val="1"/>
-      <w:numFmt w:val="decimal"/>
-      <w:lvlText w:val="%3."/>
-      <w:lvlJc w:val="start"/>
-      <w:pPr>
-        <w:tabs>
-          <w:tab w:val="num" w:pos="1440"/>
-        </w:tabs>
-        <w:ind w:start="1440" w:hanging="360"/>
-      </w:pPr>
-      <w:rPr/>
-    </w:lvl>
-    <w:lvl w:ilvl="3">
-      <w:start w:val="1"/>
-      <w:numFmt w:val="decimal"/>
-      <w:lvlText w:val="%4."/>
-      <w:lvlJc w:val="start"/>
-      <w:pPr>
-        <w:tabs>
-          <w:tab w:val="num" w:pos="1800"/>
-        </w:tabs>
-        <w:ind w:start="1800" w:hanging="360"/>
-      </w:pPr>
-      <w:rPr/>
-    </w:lvl>
-    <w:lvl w:ilvl="4">
-      <w:start w:val="1"/>
-      <w:numFmt w:val="decimal"/>
-      <w:lvlText w:val="%5."/>
-      <w:lvlJc w:val="start"/>
-      <w:pPr>
-        <w:tabs>
-          <w:tab w:val="num" w:pos="2160"/>
-        </w:tabs>
-        <w:ind w:start="2160" w:hanging="360"/>
-      </w:pPr>
-      <w:rPr/>
-    </w:lvl>
-    <w:lvl w:ilvl="5">
-      <w:start w:val="1"/>
-      <w:numFmt w:val="decimal"/>
-      <w:lvlText w:val="%6."/>
-      <w:lvlJc w:val="start"/>
-      <w:pPr>
-        <w:tabs>
-          <w:tab w:val="num" w:pos="2520"/>
-        </w:tabs>
-        <w:ind w:start="2520" w:hanging="360"/>
-      </w:pPr>
-      <w:rPr/>
-    </w:lvl>
-    <w:lvl w:ilvl="6">
-      <w:start w:val="1"/>
-      <w:numFmt w:val="decimal"/>
-      <w:lvlText w:val="%7."/>
-      <w:lvlJc w:val="start"/>
-      <w:pPr>
-        <w:tabs>
-          <w:tab w:val="num" w:pos="2880"/>
-        </w:tabs>
-        <w:ind w:start="2880" w:hanging="360"/>
-      </w:pPr>
-      <w:rPr/>
-    </w:lvl>
-    <w:lvl w:ilvl="7">
-      <w:start w:val="1"/>
-      <w:numFmt w:val="decimal"/>
-      <w:lvlText w:val="%8."/>
-      <w:lvlJc w:val="start"/>
-      <w:pPr>
-        <w:tabs>
-          <w:tab w:val="num" w:pos="3240"/>
-        </w:tabs>
-        <w:ind w:start="3240" w:hanging="360"/>
-      </w:pPr>
-      <w:rPr/>
-    </w:lvl>
-    <w:lvl w:ilvl="8">
-      <w:start w:val="1"/>
-      <w:numFmt w:val="decimal"/>
-      <w:lvlText w:val="%9."/>
-      <w:lvlJc w:val="start"/>
-      <w:pPr>
-        <w:tabs>
-          <w:tab w:val="num" w:pos="3600"/>
-        </w:tabs>
-        <w:ind w:start="3600" w:hanging="360"/>
-      </w:pPr>
-      <w:rPr/>
-    </w:lvl>
-  </w:abstractNum>
   <w:abstractNum w:abstractNumId="4">
     <w:lvl w:ilvl="0">
       <w:start w:val="1"/>
@@ -2689,120 +2700,120 @@
   <w:abstractNum w:abstractNumId="5">
     <w:lvl w:ilvl="0">
       <w:start w:val="1"/>
-      <w:numFmt w:val="none"/>
-      <w:suff w:val="nothing"/>
-      <w:lvlText w:val=""/>
-      <w:lvlJc w:val="start"/>
-      <w:pPr>
-        <w:tabs>
-          <w:tab w:val="num" w:pos="0"/>
-        </w:tabs>
-        <w:ind w:start="0" w:hanging="0"/>
-      </w:pPr>
+      <w:numFmt w:val="decimal"/>
+      <w:lvlText w:val="%1."/>
+      <w:lvlJc w:val="start"/>
+      <w:pPr>
+        <w:tabs>
+          <w:tab w:val="num" w:pos="720"/>
+        </w:tabs>
+        <w:ind w:start="720" w:hanging="360"/>
+      </w:pPr>
+      <w:rPr/>
     </w:lvl>
     <w:lvl w:ilvl="1">
       <w:start w:val="1"/>
-      <w:numFmt w:val="none"/>
-      <w:suff w:val="nothing"/>
-      <w:lvlText w:val=""/>
-      <w:lvlJc w:val="start"/>
-      <w:pPr>
-        <w:tabs>
-          <w:tab w:val="num" w:pos="0"/>
-        </w:tabs>
-        <w:ind w:start="0" w:hanging="0"/>
-      </w:pPr>
+      <w:numFmt w:val="decimal"/>
+      <w:lvlText w:val="%2."/>
+      <w:lvlJc w:val="start"/>
+      <w:pPr>
+        <w:tabs>
+          <w:tab w:val="num" w:pos="1080"/>
+        </w:tabs>
+        <w:ind w:start="1080" w:hanging="360"/>
+      </w:pPr>
+      <w:rPr/>
     </w:lvl>
     <w:lvl w:ilvl="2">
       <w:start w:val="1"/>
-      <w:numFmt w:val="none"/>
-      <w:suff w:val="nothing"/>
-      <w:lvlText w:val=""/>
-      <w:lvlJc w:val="start"/>
-      <w:pPr>
-        <w:tabs>
-          <w:tab w:val="num" w:pos="0"/>
-        </w:tabs>
-        <w:ind w:start="0" w:hanging="0"/>
-      </w:pPr>
+      <w:numFmt w:val="decimal"/>
+      <w:lvlText w:val="%3."/>
+      <w:lvlJc w:val="start"/>
+      <w:pPr>
+        <w:tabs>
+          <w:tab w:val="num" w:pos="1440"/>
+        </w:tabs>
+        <w:ind w:start="1440" w:hanging="360"/>
+      </w:pPr>
+      <w:rPr/>
     </w:lvl>
     <w:lvl w:ilvl="3">
       <w:start w:val="1"/>
-      <w:numFmt w:val="none"/>
-      <w:suff w:val="nothing"/>
-      <w:lvlText w:val=""/>
-      <w:lvlJc w:val="start"/>
-      <w:pPr>
-        <w:tabs>
-          <w:tab w:val="num" w:pos="0"/>
-        </w:tabs>
-        <w:ind w:start="0" w:hanging="0"/>
-      </w:pPr>
+      <w:numFmt w:val="decimal"/>
+      <w:lvlText w:val="%4."/>
+      <w:lvlJc w:val="start"/>
+      <w:pPr>
+        <w:tabs>
+          <w:tab w:val="num" w:pos="1800"/>
+        </w:tabs>
+        <w:ind w:start="1800" w:hanging="360"/>
+      </w:pPr>
+      <w:rPr/>
     </w:lvl>
     <w:lvl w:ilvl="4">
       <w:start w:val="1"/>
-      <w:numFmt w:val="none"/>
-      <w:suff w:val="nothing"/>
-      <w:lvlText w:val=""/>
-      <w:lvlJc w:val="start"/>
-      <w:pPr>
-        <w:tabs>
-          <w:tab w:val="num" w:pos="0"/>
-        </w:tabs>
-        <w:ind w:start="0" w:hanging="0"/>
-      </w:pPr>
+      <w:numFmt w:val="decimal"/>
+      <w:lvlText w:val="%5."/>
+      <w:lvlJc w:val="start"/>
+      <w:pPr>
+        <w:tabs>
+          <w:tab w:val="num" w:pos="2160"/>
+        </w:tabs>
+        <w:ind w:start="2160" w:hanging="360"/>
+      </w:pPr>
+      <w:rPr/>
     </w:lvl>
     <w:lvl w:ilvl="5">
       <w:start w:val="1"/>
-      <w:numFmt w:val="none"/>
-      <w:suff w:val="nothing"/>
-      <w:lvlText w:val=""/>
-      <w:lvlJc w:val="start"/>
-      <w:pPr>
-        <w:tabs>
-          <w:tab w:val="num" w:pos="0"/>
-        </w:tabs>
-        <w:ind w:start="0" w:hanging="0"/>
-      </w:pPr>
+      <w:numFmt w:val="decimal"/>
+      <w:lvlText w:val="%6."/>
+      <w:lvlJc w:val="start"/>
+      <w:pPr>
+        <w:tabs>
+          <w:tab w:val="num" w:pos="2520"/>
+        </w:tabs>
+        <w:ind w:start="2520" w:hanging="360"/>
+      </w:pPr>
+      <w:rPr/>
     </w:lvl>
     <w:lvl w:ilvl="6">
       <w:start w:val="1"/>
-      <w:numFmt w:val="none"/>
-      <w:suff w:val="nothing"/>
-      <w:lvlText w:val=""/>
-      <w:lvlJc w:val="start"/>
-      <w:pPr>
-        <w:tabs>
-          <w:tab w:val="num" w:pos="0"/>
-        </w:tabs>
-        <w:ind w:start="0" w:hanging="0"/>
-      </w:pPr>
+      <w:numFmt w:val="decimal"/>
+      <w:lvlText w:val="%7."/>
+      <w:lvlJc w:val="start"/>
+      <w:pPr>
+        <w:tabs>
+          <w:tab w:val="num" w:pos="2880"/>
+        </w:tabs>
+        <w:ind w:start="2880" w:hanging="360"/>
+      </w:pPr>
+      <w:rPr/>
     </w:lvl>
     <w:lvl w:ilvl="7">
       <w:start w:val="1"/>
-      <w:numFmt w:val="none"/>
-      <w:suff w:val="nothing"/>
-      <w:lvlText w:val=""/>
-      <w:lvlJc w:val="start"/>
-      <w:pPr>
-        <w:tabs>
-          <w:tab w:val="num" w:pos="0"/>
-        </w:tabs>
-        <w:ind w:start="0" w:hanging="0"/>
-      </w:pPr>
+      <w:numFmt w:val="decimal"/>
+      <w:lvlText w:val="%8."/>
+      <w:lvlJc w:val="start"/>
+      <w:pPr>
+        <w:tabs>
+          <w:tab w:val="num" w:pos="3240"/>
+        </w:tabs>
+        <w:ind w:start="3240" w:hanging="360"/>
+      </w:pPr>
+      <w:rPr/>
     </w:lvl>
     <w:lvl w:ilvl="8">
       <w:start w:val="1"/>
-      <w:numFmt w:val="none"/>
-      <w:suff w:val="nothing"/>
-      <w:lvlText w:val=""/>
-      <w:lvlJc w:val="start"/>
-      <w:pPr>
-        <w:tabs>
-          <w:tab w:val="num" w:pos="0"/>
-        </w:tabs>
-        <w:ind w:start="0" w:hanging="0"/>
-      </w:pPr>
+      <w:numFmt w:val="decimal"/>
+      <w:lvlText w:val="%9."/>
+      <w:lvlJc w:val="start"/>
+      <w:pPr>
+        <w:tabs>
+          <w:tab w:val="num" w:pos="3600"/>
+        </w:tabs>
+        <w:ind w:start="3600" w:hanging="360"/>
+      </w:pPr>
+      <w:rPr/>
     </w:lvl>
   </w:abstractNum>
   <w:num w:numId="1">
@@ -2847,7 +2858,7 @@
     <w:pPr>
       <w:widowControl/>
       <w:suppressAutoHyphens w:val="true"/>
-      <w:overflowPunct w:val="false"/>
+      <w:overflowPunct w:val="true"/>
       <w:bidi w:val="0"/>
       <w:snapToGrid w:val="false"/>
       <w:spacing w:before="0" w:after="0"/>
@@ -2871,7 +2882,7 @@
     <w:pPr>
       <w:numPr>
         <w:ilvl w:val="0"/>
-        <w:numId w:val="1"/>
+        <w:numId w:val="2"/>
       </w:numPr>
       <w:spacing w:before="240" w:after="120"/>
       <w:outlineLvl w:val="0"/>
@@ -2899,8 +2910,8 @@
       <w:bCs/>
     </w:rPr>
   </w:style>
-  <w:style w:type="character" w:styleId="Bulletsuser">
-    <w:name w:val="Bullets (user)"/>
+  <w:style w:type="character" w:styleId="Bullets">
+    <w:name w:val="Bullets"/>
     <w:qFormat/>
     <w:rPr>
       <w:rFonts w:ascii="OpenSymbol" w:hAnsi="OpenSymbol" w:eastAsia="OpenSymbol" w:cs="OpenSymbol"/>
@@ -2922,13 +2933,13 @@
     <w:name w:val="line number"/>
     <w:rPr/>
   </w:style>
-  <w:style w:type="character" w:styleId="FootnoteCharactersuser">
-    <w:name w:val="Footnote Characters (user)"/>
+  <w:style w:type="character" w:styleId="FootnoteCharacters">
+    <w:name w:val="Footnote Characters"/>
     <w:qFormat/>
     <w:rPr/>
   </w:style>
-  <w:style w:type="character" w:styleId="EndnoteCharactersuser">
-    <w:name w:val="Endnote Characters (user)"/>
+  <w:style w:type="character" w:styleId="EndnoteCharacters">
+    <w:name w:val="Endnote Characters"/>
     <w:qFormat/>
     <w:rPr/>
   </w:style>
@@ -3017,7 +3028,7 @@
     <w:pPr>
       <w:widowControl/>
       <w:suppressAutoHyphens w:val="true"/>
-      <w:overflowPunct w:val="false"/>
+      <w:overflowPunct w:val="true"/>
       <w:bidi w:val="0"/>
       <w:spacing w:before="0" w:after="0"/>
       <w:jc w:val="start"/>

--- a/lci-akzo-lotte-61463/LCI-61463-26-02-FL.docx
+++ b/lci-akzo-lotte-61463/LCI-61463-26-02-FL.docx
@@ -146,14 +146,14 @@
         </w:tblCellMar>
       </w:tblPr>
       <w:tblGrid>
-        <w:gridCol w:w="7199"/>
-        <w:gridCol w:w="2773"/>
+        <w:gridCol w:w="7198"/>
+        <w:gridCol w:w="2774"/>
       </w:tblGrid>
       <w:tr>
         <w:trPr/>
         <w:tc>
           <w:tcPr>
-            <w:tcW w:w="7199" w:type="dxa"/>
+            <w:tcW w:w="7198" w:type="dxa"/>
             <w:tcBorders/>
           </w:tcPr>
           <w:p>
@@ -169,7 +169,7 @@
         </w:tc>
         <w:tc>
           <w:tcPr>
-            <w:tcW w:w="2773" w:type="dxa"/>
+            <w:tcW w:w="2774" w:type="dxa"/>
             <w:tcBorders/>
           </w:tcPr>
           <w:p>
@@ -190,25 +190,7 @@
                 <w:szCs w:val="20"/>
                 <w:u w:val="none"/>
               </w:rPr>
-              <w:t>April 2</w:t>
-            </w:r>
-            <w:r>
-              <w:rPr>
-                <w:color w:val="auto"/>
-                <w:sz w:val="20"/>
-                <w:szCs w:val="20"/>
-                <w:u w:val="none"/>
-              </w:rPr>
-              <w:t>3</w:t>
-            </w:r>
-            <w:r>
-              <w:rPr>
-                <w:color w:val="auto"/>
-                <w:sz w:val="20"/>
-                <w:szCs w:val="20"/>
-                <w:u w:val="none"/>
-              </w:rPr>
-              <w:t>, 2026</w:t>
+              <w:t>April 23, 2026</w:t>
             </w:r>
           </w:p>
           <w:p>
@@ -481,7 +463,7 @@
         <w:pStyle w:val="Default"/>
         <w:numPr>
           <w:ilvl w:val="0"/>
-          <w:numId w:val="3"/>
+          <w:numId w:val="2"/>
         </w:numPr>
         <w:tabs>
           <w:tab w:val="clear" w:pos="720"/>
@@ -539,6 +521,180 @@
           <w:szCs w:val="20"/>
         </w:rPr>
         <w:fldChar w:fldCharType="end"/>
+      </w:r>
+    </w:p>
+    <w:p>
+      <w:pPr>
+        <w:pStyle w:val="Default"/>
+        <w:numPr>
+          <w:ilvl w:val="0"/>
+          <w:numId w:val="2"/>
+        </w:numPr>
+        <w:tabs>
+          <w:tab w:val="clear" w:pos="720"/>
+          <w:tab w:val="left" w:pos="400" w:leader="none"/>
+        </w:tabs>
+        <w:bidi w:val="0"/>
+        <w:jc w:val="start"/>
+        <w:rPr>
+          <w:rFonts w:ascii="Calibri" w:hAnsi="Calibri"/>
+          <w:sz w:val="20"/>
+          <w:szCs w:val="20"/>
+        </w:rPr>
+      </w:pPr>
+      <w:r>
+        <w:rPr>
+          <w:b/>
+          <w:bCs/>
+          <w:sz w:val="20"/>
+          <w:szCs w:val="20"/>
+        </w:rPr>
+        <w:t>AKZO NOBEL PAKISTAN LIMITED</w:t>
+      </w:r>
+    </w:p>
+    <w:p>
+      <w:pPr>
+        <w:pStyle w:val="Default"/>
+        <w:numPr>
+          <w:ilvl w:val="0"/>
+          <w:numId w:val="2"/>
+        </w:numPr>
+        <w:tabs>
+          <w:tab w:val="clear" w:pos="720"/>
+          <w:tab w:val="left" w:pos="400" w:leader="none"/>
+        </w:tabs>
+        <w:bidi w:val="0"/>
+        <w:jc w:val="start"/>
+        <w:rPr>
+          <w:rFonts w:ascii="Calibri" w:hAnsi="Calibri"/>
+          <w:sz w:val="20"/>
+          <w:szCs w:val="20"/>
+        </w:rPr>
+      </w:pPr>
+      <w:r>
+        <w:rPr>
+          <w:b/>
+          <w:bCs/>
+          <w:sz w:val="20"/>
+          <w:szCs w:val="20"/>
+        </w:rPr>
+        <w:t>LOTTE CHEMICAL PAKISTAN LIMITED</w:t>
+      </w:r>
+    </w:p>
+    <w:p>
+      <w:pPr>
+        <w:pStyle w:val="Default"/>
+        <w:tabs>
+          <w:tab w:val="clear" w:pos="720"/>
+          <w:tab w:val="left" w:pos="400" w:leader="none"/>
+        </w:tabs>
+        <w:bidi w:val="0"/>
+        <w:jc w:val="start"/>
+        <w:rPr>
+          <w:rFonts w:ascii="Calibri" w:hAnsi="Calibri"/>
+          <w:b/>
+          <w:bCs/>
+          <w:color w:val="auto"/>
+          <w:sz w:val="20"/>
+          <w:szCs w:val="20"/>
+        </w:rPr>
+      </w:pPr>
+      <w:r>
+        <w:rPr>
+          <w:b/>
+          <w:bCs/>
+          <w:color w:val="auto"/>
+          <w:sz w:val="20"/>
+          <w:szCs w:val="20"/>
+        </w:rPr>
+      </w:r>
+    </w:p>
+    <w:p>
+      <w:pPr>
+        <w:pStyle w:val="Default"/>
+        <w:tabs>
+          <w:tab w:val="clear" w:pos="720"/>
+          <w:tab w:val="left" w:pos="400" w:leader="none"/>
+        </w:tabs>
+        <w:bidi w:val="0"/>
+        <w:jc w:val="start"/>
+        <w:rPr>
+          <w:rFonts w:ascii="Calibri" w:hAnsi="Calibri"/>
+          <w:sz w:val="20"/>
+          <w:szCs w:val="20"/>
+        </w:rPr>
+      </w:pPr>
+      <w:r>
+        <w:rPr>
+          <w:b w:val="false"/>
+          <w:strike w:val="false"/>
+          <w:dstrike w:val="false"/>
+          <w:color w:val="auto"/>
+          <w:sz w:val="20"/>
+          <w:szCs w:val="20"/>
+          <w:u w:val="none"/>
+        </w:rPr>
+        <w:t xml:space="preserve">Dear Sirs, </w:t>
+      </w:r>
+    </w:p>
+    <w:p>
+      <w:pPr>
+        <w:pStyle w:val="Default"/>
+        <w:tabs>
+          <w:tab w:val="clear" w:pos="720"/>
+          <w:tab w:val="left" w:pos="400" w:leader="none"/>
+        </w:tabs>
+        <w:bidi w:val="0"/>
+        <w:jc w:val="start"/>
+        <w:rPr>
+          <w:rFonts w:ascii="Calibri" w:hAnsi="Calibri"/>
+          <w:b w:val="false"/>
+          <w:strike w:val="false"/>
+          <w:dstrike w:val="false"/>
+          <w:color w:val="auto"/>
+          <w:sz w:val="20"/>
+          <w:szCs w:val="20"/>
+          <w:u w:val="none"/>
+        </w:rPr>
+      </w:pPr>
+      <w:r>
+        <w:rPr>
+          <w:b w:val="false"/>
+          <w:strike w:val="false"/>
+          <w:dstrike w:val="false"/>
+          <w:color w:val="auto"/>
+          <w:sz w:val="20"/>
+          <w:szCs w:val="20"/>
+          <w:u w:val="none"/>
+        </w:rPr>
+      </w:r>
+    </w:p>
+    <w:p>
+      <w:pPr>
+        <w:pStyle w:val="Default"/>
+        <w:tabs>
+          <w:tab w:val="clear" w:pos="720"/>
+          <w:tab w:val="left" w:pos="400" w:leader="none"/>
+        </w:tabs>
+        <w:bidi w:val="0"/>
+        <w:jc w:val="both"/>
+        <w:rPr>
+          <w:rFonts w:ascii="Calibri" w:hAnsi="Calibri"/>
+          <w:sz w:val="20"/>
+          <w:szCs w:val="20"/>
+        </w:rPr>
+      </w:pPr>
+      <w:r>
+        <w:rPr>
+          <w:b w:val="false"/>
+          <w:strike w:val="false"/>
+          <w:dstrike w:val="false"/>
+          <w:color w:val="auto"/>
+          <w:sz w:val="20"/>
+          <w:szCs w:val="20"/>
+          <w:u w:val="none"/>
+        </w:rPr>
+        <w:t>I refer to your letter:</w:t>
       </w:r>
     </w:p>
     <w:p>
@@ -553,50 +709,267 @@
           <w:tab w:val="left" w:pos="400" w:leader="none"/>
         </w:tabs>
         <w:bidi w:val="0"/>
-        <w:jc w:val="start"/>
+        <w:jc w:val="both"/>
         <w:rPr>
           <w:rFonts w:ascii="Calibri" w:hAnsi="Calibri"/>
-          <w:sz w:val="20"/>
-          <w:szCs w:val="20"/>
-        </w:rPr>
-      </w:pPr>
-      <w:r>
-        <w:rPr>
-          <w:b/>
-          <w:bCs/>
-          <w:sz w:val="20"/>
-          <w:szCs w:val="20"/>
-        </w:rPr>
-        <w:t>AKZO NOBEL PAKISTAN LIMITED</w:t>
+          <w:b w:val="false"/>
+          <w:strike w:val="false"/>
+          <w:dstrike w:val="false"/>
+          <w:color w:val="auto"/>
+          <w:sz w:val="20"/>
+          <w:szCs w:val="20"/>
+          <w:u w:val="none"/>
+        </w:rPr>
+      </w:pPr>
+      <w:r>
+        <w:rPr>
+          <w:b w:val="false"/>
+          <w:strike w:val="false"/>
+          <w:dstrike w:val="false"/>
+          <w:color w:val="auto"/>
+          <w:sz w:val="20"/>
+          <w:szCs w:val="20"/>
+          <w:u w:val="none"/>
+        </w:rPr>
+        <w:fldChar w:fldCharType="begin"/>
+      </w:r>
+      <w:r>
+        <w:rPr>
+          <w:b w:val="false"/>
+          <w:strike w:val="false"/>
+          <w:dstrike w:val="false"/>
+          <w:color w:val="auto"/>
+          <w:sz w:val="20"/>
+          <w:szCs w:val="20"/>
+          <w:u w:val="none"/>
+        </w:rPr>
+        <w:instrText xml:space="preserve"> DOCPROPERTY "ReferenceSender1"</w:instrText>
+      </w:r>
+      <w:r>
+        <w:rPr>
+          <w:b w:val="false"/>
+          <w:strike w:val="false"/>
+          <w:dstrike w:val="false"/>
+          <w:color w:val="auto"/>
+          <w:sz w:val="20"/>
+          <w:szCs w:val="20"/>
+          <w:u w:val="none"/>
+        </w:rPr>
+        <w:fldChar w:fldCharType="separate"/>
+      </w:r>
+      <w:r>
+        <w:rPr>
+          <w:b w:val="false"/>
+          <w:strike w:val="false"/>
+          <w:dstrike w:val="false"/>
+          <w:color w:val="auto"/>
+          <w:sz w:val="20"/>
+          <w:szCs w:val="20"/>
+          <w:u w:val="none"/>
+        </w:rPr>
+        <w:t>LCI - 17490</w:t>
+      </w:r>
+      <w:r>
+        <w:rPr>
+          <w:b w:val="false"/>
+          <w:strike w:val="false"/>
+          <w:dstrike w:val="false"/>
+          <w:color w:val="auto"/>
+          <w:sz w:val="20"/>
+          <w:szCs w:val="20"/>
+          <w:u w:val="none"/>
+        </w:rPr>
+        <w:fldChar w:fldCharType="end"/>
+      </w:r>
+      <w:r>
+        <w:rPr>
+          <w:b w:val="false"/>
+          <w:strike w:val="false"/>
+          <w:dstrike w:val="false"/>
+          <w:color w:val="auto"/>
+          <w:sz w:val="20"/>
+          <w:szCs w:val="20"/>
+          <w:u w:val="none"/>
+        </w:rPr>
+        <w:t xml:space="preserve">, </w:t>
+      </w:r>
+      <w:r>
+        <w:rPr>
+          <w:b w:val="false"/>
+          <w:strike w:val="false"/>
+          <w:dstrike w:val="false"/>
+          <w:color w:val="auto"/>
+          <w:sz w:val="20"/>
+          <w:szCs w:val="20"/>
+          <w:u w:val="none"/>
+        </w:rPr>
+        <w:fldChar w:fldCharType="begin"/>
+      </w:r>
+      <w:r>
+        <w:rPr>
+          <w:b w:val="false"/>
+          <w:strike w:val="false"/>
+          <w:dstrike w:val="false"/>
+          <w:color w:val="auto"/>
+          <w:sz w:val="20"/>
+          <w:szCs w:val="20"/>
+          <w:u w:val="none"/>
+        </w:rPr>
+        <w:instrText xml:space="preserve"> DOCPROPERTY "ReferenceSender2"</w:instrText>
+      </w:r>
+      <w:r>
+        <w:rPr>
+          <w:b w:val="false"/>
+          <w:strike w:val="false"/>
+          <w:dstrike w:val="false"/>
+          <w:color w:val="auto"/>
+          <w:sz w:val="20"/>
+          <w:szCs w:val="20"/>
+          <w:u w:val="none"/>
+        </w:rPr>
+        <w:fldChar w:fldCharType="separate"/>
+      </w:r>
+      <w:r>
+        <w:rPr>
+          <w:b w:val="false"/>
+          <w:strike w:val="false"/>
+          <w:dstrike w:val="false"/>
+          <w:color w:val="auto"/>
+          <w:sz w:val="20"/>
+          <w:szCs w:val="20"/>
+          <w:u w:val="none"/>
+        </w:rPr>
+        <w:t>AKZO - 8551</w:t>
+      </w:r>
+      <w:r>
+        <w:rPr>
+          <w:b w:val="false"/>
+          <w:strike w:val="false"/>
+          <w:dstrike w:val="false"/>
+          <w:color w:val="auto"/>
+          <w:sz w:val="20"/>
+          <w:szCs w:val="20"/>
+          <w:u w:val="none"/>
+        </w:rPr>
+        <w:fldChar w:fldCharType="end"/>
+      </w:r>
+      <w:r>
+        <w:rPr>
+          <w:b w:val="false"/>
+          <w:strike w:val="false"/>
+          <w:dstrike w:val="false"/>
+          <w:color w:val="auto"/>
+          <w:sz w:val="20"/>
+          <w:szCs w:val="20"/>
+          <w:u w:val="none"/>
+        </w:rPr>
+        <w:t xml:space="preserve">, </w:t>
+      </w:r>
+      <w:r>
+        <w:rPr>
+          <w:b w:val="false"/>
+          <w:strike w:val="false"/>
+          <w:dstrike w:val="false"/>
+          <w:color w:val="auto"/>
+          <w:sz w:val="20"/>
+          <w:szCs w:val="20"/>
+          <w:u w:val="none"/>
+        </w:rPr>
+        <w:fldChar w:fldCharType="begin"/>
+      </w:r>
+      <w:r>
+        <w:rPr>
+          <w:b w:val="false"/>
+          <w:strike w:val="false"/>
+          <w:dstrike w:val="false"/>
+          <w:color w:val="auto"/>
+          <w:sz w:val="20"/>
+          <w:szCs w:val="20"/>
+          <w:u w:val="none"/>
+        </w:rPr>
+        <w:instrText xml:space="preserve"> DOCPROPERTY "ReferenceSender3"</w:instrText>
+      </w:r>
+      <w:r>
+        <w:rPr>
+          <w:b w:val="false"/>
+          <w:strike w:val="false"/>
+          <w:dstrike w:val="false"/>
+          <w:color w:val="auto"/>
+          <w:sz w:val="20"/>
+          <w:szCs w:val="20"/>
+          <w:u w:val="none"/>
+        </w:rPr>
+        <w:fldChar w:fldCharType="separate"/>
+      </w:r>
+      <w:r>
+        <w:rPr>
+          <w:b w:val="false"/>
+          <w:strike w:val="false"/>
+          <w:dstrike w:val="false"/>
+          <w:color w:val="auto"/>
+          <w:sz w:val="20"/>
+          <w:szCs w:val="20"/>
+          <w:u w:val="none"/>
+        </w:rPr>
+        <w:t>LCPL - 15945</w:t>
+      </w:r>
+      <w:r>
+        <w:rPr>
+          <w:b w:val="false"/>
+          <w:strike w:val="false"/>
+          <w:dstrike w:val="false"/>
+          <w:color w:val="auto"/>
+          <w:sz w:val="20"/>
+          <w:szCs w:val="20"/>
+          <w:u w:val="none"/>
+        </w:rPr>
+        <w:fldChar w:fldCharType="end"/>
+      </w:r>
+      <w:r>
+        <w:rPr>
+          <w:b w:val="false"/>
+          <w:strike w:val="false"/>
+          <w:dstrike w:val="false"/>
+          <w:color w:val="auto"/>
+          <w:sz w:val="20"/>
+          <w:szCs w:val="20"/>
+          <w:u w:val="none"/>
+        </w:rPr>
+        <w:t>.</w:t>
       </w:r>
     </w:p>
     <w:p>
       <w:pPr>
         <w:pStyle w:val="Default"/>
-        <w:numPr>
-          <w:ilvl w:val="0"/>
-          <w:numId w:val="3"/>
-        </w:numPr>
         <w:tabs>
           <w:tab w:val="clear" w:pos="720"/>
           <w:tab w:val="left" w:pos="400" w:leader="none"/>
         </w:tabs>
         <w:bidi w:val="0"/>
-        <w:jc w:val="start"/>
+        <w:jc w:val="both"/>
         <w:rPr>
           <w:rFonts w:ascii="Calibri" w:hAnsi="Calibri"/>
-          <w:sz w:val="20"/>
-          <w:szCs w:val="20"/>
-        </w:rPr>
-      </w:pPr>
-      <w:r>
-        <w:rPr>
-          <w:b/>
-          <w:bCs/>
-          <w:sz w:val="20"/>
-          <w:szCs w:val="20"/>
-        </w:rPr>
-        <w:t>LOTTE CHEMICAL PAKISTAN LIMITED</w:t>
+          <w:b w:val="false"/>
+          <w:bCs w:val="false"/>
+          <w:strike w:val="false"/>
+          <w:dstrike w:val="false"/>
+          <w:color w:val="auto"/>
+          <w:sz w:val="20"/>
+          <w:szCs w:val="20"/>
+          <w:u w:val="none"/>
+        </w:rPr>
+      </w:pPr>
+      <w:r>
+        <w:rPr>
+          <w:b w:val="false"/>
+          <w:bCs w:val="false"/>
+          <w:strike w:val="false"/>
+          <w:dstrike w:val="false"/>
+          <w:color w:val="auto"/>
+          <w:sz w:val="20"/>
+          <w:szCs w:val="20"/>
+          <w:u w:val="none"/>
+        </w:rPr>
       </w:r>
     </w:p>
     <w:p>
@@ -607,112 +980,31 @@
           <w:tab w:val="left" w:pos="400" w:leader="none"/>
         </w:tabs>
         <w:bidi w:val="0"/>
-        <w:jc w:val="start"/>
+        <w:jc w:val="both"/>
         <w:rPr>
           <w:rFonts w:ascii="Calibri" w:hAnsi="Calibri"/>
-          <w:b/>
-          <w:bCs/>
-          <w:color w:val="auto"/>
-          <w:sz w:val="20"/>
-          <w:szCs w:val="20"/>
-        </w:rPr>
-      </w:pPr>
-      <w:r>
-        <w:rPr>
-          <w:b/>
-          <w:bCs/>
-          <w:color w:val="auto"/>
-          <w:sz w:val="20"/>
-          <w:szCs w:val="20"/>
-        </w:rPr>
-      </w:r>
-    </w:p>
-    <w:p>
-      <w:pPr>
-        <w:pStyle w:val="Default"/>
-        <w:tabs>
-          <w:tab w:val="clear" w:pos="720"/>
-          <w:tab w:val="left" w:pos="400" w:leader="none"/>
-        </w:tabs>
-        <w:bidi w:val="0"/>
-        <w:jc w:val="start"/>
-        <w:rPr>
-          <w:rFonts w:ascii="Calibri" w:hAnsi="Calibri"/>
-          <w:sz w:val="20"/>
-          <w:szCs w:val="20"/>
-        </w:rPr>
-      </w:pPr>
-      <w:r>
-        <w:rPr>
-          <w:b w:val="false"/>
-          <w:strike w:val="false"/>
-          <w:dstrike w:val="false"/>
-          <w:color w:val="auto"/>
-          <w:sz w:val="20"/>
-          <w:szCs w:val="20"/>
-          <w:u w:val="none"/>
-        </w:rPr>
-        <w:t xml:space="preserve">Dear Sirs, </w:t>
-      </w:r>
-    </w:p>
-    <w:p>
-      <w:pPr>
-        <w:pStyle w:val="Default"/>
-        <w:tabs>
-          <w:tab w:val="clear" w:pos="720"/>
-          <w:tab w:val="left" w:pos="400" w:leader="none"/>
-        </w:tabs>
-        <w:bidi w:val="0"/>
-        <w:jc w:val="start"/>
-        <w:rPr>
-          <w:rFonts w:ascii="Calibri" w:hAnsi="Calibri"/>
-          <w:b w:val="false"/>
-          <w:strike w:val="false"/>
-          <w:dstrike w:val="false"/>
-          <w:color w:val="auto"/>
-          <w:sz w:val="20"/>
-          <w:szCs w:val="20"/>
-          <w:u w:val="none"/>
-        </w:rPr>
-      </w:pPr>
-      <w:r>
-        <w:rPr>
-          <w:b w:val="false"/>
-          <w:strike w:val="false"/>
-          <w:dstrike w:val="false"/>
-          <w:color w:val="auto"/>
-          <w:sz w:val="20"/>
-          <w:szCs w:val="20"/>
-          <w:u w:val="none"/>
-        </w:rPr>
-      </w:r>
-    </w:p>
-    <w:p>
-      <w:pPr>
-        <w:pStyle w:val="Default"/>
-        <w:tabs>
-          <w:tab w:val="clear" w:pos="720"/>
-          <w:tab w:val="left" w:pos="400" w:leader="none"/>
-        </w:tabs>
-        <w:bidi w:val="0"/>
-        <w:jc w:val="both"/>
-        <w:rPr>
-          <w:rFonts w:ascii="Calibri" w:hAnsi="Calibri"/>
-          <w:sz w:val="20"/>
-          <w:szCs w:val="20"/>
-        </w:rPr>
-      </w:pPr>
-      <w:r>
-        <w:rPr>
-          <w:b w:val="false"/>
-          <w:strike w:val="false"/>
-          <w:dstrike w:val="false"/>
-          <w:color w:val="auto"/>
-          <w:sz w:val="20"/>
-          <w:szCs w:val="20"/>
-          <w:u w:val="none"/>
-        </w:rPr>
-        <w:t>I refer to your letter:</w:t>
+          <w:b w:val="false"/>
+          <w:bCs w:val="false"/>
+          <w:strike w:val="false"/>
+          <w:dstrike w:val="false"/>
+          <w:color w:val="auto"/>
+          <w:sz w:val="20"/>
+          <w:szCs w:val="20"/>
+          <w:u w:val="none"/>
+        </w:rPr>
+      </w:pPr>
+      <w:r>
+        <w:rPr>
+          <w:b w:val="false"/>
+          <w:bCs w:val="false"/>
+          <w:strike w:val="false"/>
+          <w:dstrike w:val="false"/>
+          <w:color w:val="auto"/>
+          <w:sz w:val="20"/>
+          <w:szCs w:val="20"/>
+          <w:u w:val="none"/>
+        </w:rPr>
+        <w:t>In this regard, moving forward, please find enclosed:</w:t>
       </w:r>
     </w:p>
     <w:p>
@@ -731,298 +1023,27 @@
         <w:rPr>
           <w:rFonts w:ascii="Calibri" w:hAnsi="Calibri"/>
           <w:b w:val="false"/>
-          <w:strike w:val="false"/>
-          <w:dstrike w:val="false"/>
-          <w:color w:val="auto"/>
-          <w:sz w:val="20"/>
-          <w:szCs w:val="20"/>
-          <w:u w:val="none"/>
-        </w:rPr>
-      </w:pPr>
-      <w:r>
-        <w:rPr>
-          <w:b w:val="false"/>
-          <w:strike w:val="false"/>
-          <w:dstrike w:val="false"/>
-          <w:color w:val="auto"/>
-          <w:sz w:val="20"/>
-          <w:szCs w:val="20"/>
-          <w:u w:val="none"/>
-        </w:rPr>
-        <w:fldChar w:fldCharType="begin"/>
-      </w:r>
-      <w:r>
-        <w:rPr>
-          <w:b w:val="false"/>
-          <w:strike w:val="false"/>
-          <w:dstrike w:val="false"/>
-          <w:color w:val="auto"/>
-          <w:sz w:val="20"/>
-          <w:szCs w:val="20"/>
-          <w:u w:val="none"/>
-        </w:rPr>
-        <w:instrText xml:space="preserve"> DOCPROPERTY "ReferenceSender1"</w:instrText>
-      </w:r>
-      <w:r>
-        <w:rPr>
-          <w:b w:val="false"/>
-          <w:strike w:val="false"/>
-          <w:dstrike w:val="false"/>
-          <w:color w:val="auto"/>
-          <w:sz w:val="20"/>
-          <w:szCs w:val="20"/>
-          <w:u w:val="none"/>
-        </w:rPr>
-        <w:fldChar w:fldCharType="separate"/>
-      </w:r>
-      <w:r>
-        <w:rPr>
-          <w:b w:val="false"/>
-          <w:strike w:val="false"/>
-          <w:dstrike w:val="false"/>
-          <w:color w:val="auto"/>
-          <w:sz w:val="20"/>
-          <w:szCs w:val="20"/>
-          <w:u w:val="none"/>
-        </w:rPr>
-        <w:t>LCI - 17490</w:t>
-      </w:r>
-      <w:r>
-        <w:rPr>
-          <w:b w:val="false"/>
-          <w:strike w:val="false"/>
-          <w:dstrike w:val="false"/>
-          <w:color w:val="auto"/>
-          <w:sz w:val="20"/>
-          <w:szCs w:val="20"/>
-          <w:u w:val="none"/>
-        </w:rPr>
-        <w:fldChar w:fldCharType="end"/>
-      </w:r>
-      <w:r>
-        <w:rPr>
-          <w:b w:val="false"/>
-          <w:strike w:val="false"/>
-          <w:dstrike w:val="false"/>
-          <w:color w:val="auto"/>
-          <w:sz w:val="20"/>
-          <w:szCs w:val="20"/>
-          <w:u w:val="none"/>
-        </w:rPr>
-        <w:t xml:space="preserve">, </w:t>
-      </w:r>
-      <w:r>
-        <w:rPr>
-          <w:b w:val="false"/>
-          <w:strike w:val="false"/>
-          <w:dstrike w:val="false"/>
-          <w:color w:val="auto"/>
-          <w:sz w:val="20"/>
-          <w:szCs w:val="20"/>
-          <w:u w:val="none"/>
-        </w:rPr>
-        <w:fldChar w:fldCharType="begin"/>
-      </w:r>
-      <w:r>
-        <w:rPr>
-          <w:b w:val="false"/>
-          <w:strike w:val="false"/>
-          <w:dstrike w:val="false"/>
-          <w:color w:val="auto"/>
-          <w:sz w:val="20"/>
-          <w:szCs w:val="20"/>
-          <w:u w:val="none"/>
-        </w:rPr>
-        <w:instrText xml:space="preserve"> DOCPROPERTY "ReferenceSender2"</w:instrText>
-      </w:r>
-      <w:r>
-        <w:rPr>
-          <w:b w:val="false"/>
-          <w:strike w:val="false"/>
-          <w:dstrike w:val="false"/>
-          <w:color w:val="auto"/>
-          <w:sz w:val="20"/>
-          <w:szCs w:val="20"/>
-          <w:u w:val="none"/>
-        </w:rPr>
-        <w:fldChar w:fldCharType="separate"/>
-      </w:r>
-      <w:r>
-        <w:rPr>
-          <w:b w:val="false"/>
-          <w:strike w:val="false"/>
-          <w:dstrike w:val="false"/>
-          <w:color w:val="auto"/>
-          <w:sz w:val="20"/>
-          <w:szCs w:val="20"/>
-          <w:u w:val="none"/>
-        </w:rPr>
-        <w:t>AKZO - 8551</w:t>
-      </w:r>
-      <w:r>
-        <w:rPr>
-          <w:b w:val="false"/>
-          <w:strike w:val="false"/>
-          <w:dstrike w:val="false"/>
-          <w:color w:val="auto"/>
-          <w:sz w:val="20"/>
-          <w:szCs w:val="20"/>
-          <w:u w:val="none"/>
-        </w:rPr>
-        <w:fldChar w:fldCharType="end"/>
-      </w:r>
-      <w:r>
-        <w:rPr>
-          <w:b w:val="false"/>
-          <w:strike w:val="false"/>
-          <w:dstrike w:val="false"/>
-          <w:color w:val="auto"/>
-          <w:sz w:val="20"/>
-          <w:szCs w:val="20"/>
-          <w:u w:val="none"/>
-        </w:rPr>
-        <w:t xml:space="preserve">, </w:t>
-      </w:r>
-      <w:r>
-        <w:rPr>
-          <w:b w:val="false"/>
-          <w:strike w:val="false"/>
-          <w:dstrike w:val="false"/>
-          <w:color w:val="auto"/>
-          <w:sz w:val="20"/>
-          <w:szCs w:val="20"/>
-          <w:u w:val="none"/>
-        </w:rPr>
-        <w:fldChar w:fldCharType="begin"/>
-      </w:r>
-      <w:r>
-        <w:rPr>
-          <w:b w:val="false"/>
-          <w:strike w:val="false"/>
-          <w:dstrike w:val="false"/>
-          <w:color w:val="auto"/>
-          <w:sz w:val="20"/>
-          <w:szCs w:val="20"/>
-          <w:u w:val="none"/>
-        </w:rPr>
-        <w:instrText xml:space="preserve"> DOCPROPERTY "ReferenceSender3"</w:instrText>
-      </w:r>
-      <w:r>
-        <w:rPr>
-          <w:b w:val="false"/>
-          <w:strike w:val="false"/>
-          <w:dstrike w:val="false"/>
-          <w:color w:val="auto"/>
-          <w:sz w:val="20"/>
-          <w:szCs w:val="20"/>
-          <w:u w:val="none"/>
-        </w:rPr>
-        <w:fldChar w:fldCharType="separate"/>
-      </w:r>
-      <w:r>
-        <w:rPr>
-          <w:b w:val="false"/>
-          <w:strike w:val="false"/>
-          <w:dstrike w:val="false"/>
-          <w:color w:val="auto"/>
-          <w:sz w:val="20"/>
-          <w:szCs w:val="20"/>
-          <w:u w:val="none"/>
-        </w:rPr>
-        <w:t>LCPL - 15945</w:t>
-      </w:r>
-      <w:r>
-        <w:rPr>
-          <w:b w:val="false"/>
-          <w:strike w:val="false"/>
-          <w:dstrike w:val="false"/>
-          <w:color w:val="auto"/>
-          <w:sz w:val="20"/>
-          <w:szCs w:val="20"/>
-          <w:u w:val="none"/>
-        </w:rPr>
-        <w:fldChar w:fldCharType="end"/>
-      </w:r>
-      <w:r>
-        <w:rPr>
-          <w:b w:val="false"/>
-          <w:strike w:val="false"/>
-          <w:dstrike w:val="false"/>
-          <w:color w:val="auto"/>
-          <w:sz w:val="20"/>
-          <w:szCs w:val="20"/>
-          <w:u w:val="none"/>
-        </w:rPr>
-        <w:t>.</w:t>
-      </w:r>
-    </w:p>
-    <w:p>
-      <w:pPr>
-        <w:pStyle w:val="Default"/>
-        <w:tabs>
-          <w:tab w:val="clear" w:pos="720"/>
-          <w:tab w:val="left" w:pos="400" w:leader="none"/>
-        </w:tabs>
-        <w:bidi w:val="0"/>
-        <w:jc w:val="both"/>
-        <w:rPr>
-          <w:rFonts w:ascii="Calibri" w:hAnsi="Calibri"/>
-          <w:b w:val="false"/>
-          <w:bCs w:val="false"/>
-          <w:strike w:val="false"/>
-          <w:dstrike w:val="false"/>
-          <w:color w:val="auto"/>
-          <w:sz w:val="20"/>
-          <w:szCs w:val="20"/>
-          <w:u w:val="none"/>
-        </w:rPr>
-      </w:pPr>
-      <w:r>
-        <w:rPr>
-          <w:b w:val="false"/>
-          <w:bCs w:val="false"/>
-          <w:strike w:val="false"/>
-          <w:dstrike w:val="false"/>
-          <w:color w:val="auto"/>
-          <w:sz w:val="20"/>
-          <w:szCs w:val="20"/>
-          <w:u w:val="none"/>
-        </w:rPr>
-      </w:r>
-    </w:p>
-    <w:p>
-      <w:pPr>
-        <w:pStyle w:val="Default"/>
-        <w:tabs>
-          <w:tab w:val="clear" w:pos="720"/>
-          <w:tab w:val="left" w:pos="400" w:leader="none"/>
-        </w:tabs>
-        <w:bidi w:val="0"/>
-        <w:jc w:val="both"/>
-        <w:rPr>
-          <w:rFonts w:ascii="Calibri" w:hAnsi="Calibri"/>
-          <w:b w:val="false"/>
-          <w:bCs w:val="false"/>
-          <w:strike w:val="false"/>
-          <w:dstrike w:val="false"/>
-          <w:color w:val="auto"/>
-          <w:sz w:val="20"/>
-          <w:szCs w:val="20"/>
-          <w:u w:val="none"/>
-        </w:rPr>
-      </w:pPr>
-      <w:r>
-        <w:rPr>
-          <w:b w:val="false"/>
-          <w:bCs w:val="false"/>
-          <w:strike w:val="false"/>
-          <w:dstrike w:val="false"/>
-          <w:color w:val="auto"/>
-          <w:sz w:val="20"/>
-          <w:szCs w:val="20"/>
-          <w:u w:val="none"/>
-        </w:rPr>
-        <w:t>In this regard, moving forward, please find enclosed:</w:t>
+          <w:bCs w:val="false"/>
+          <w:strike w:val="false"/>
+          <w:dstrike w:val="false"/>
+          <w:color w:val="auto"/>
+          <w:sz w:val="20"/>
+          <w:szCs w:val="20"/>
+          <w:u w:val="none"/>
+        </w:rPr>
+      </w:pPr>
+      <w:r>
+        <w:rPr>
+          <w:b w:val="false"/>
+          <w:bCs w:val="false"/>
+          <w:strike w:val="false"/>
+          <w:dstrike w:val="false"/>
+          <w:color w:val="auto"/>
+          <w:sz w:val="20"/>
+          <w:szCs w:val="20"/>
+          <w:u w:val="none"/>
+        </w:rPr>
+        <w:t>Revised Letter of Indemnity on E-stamp paper of Rs.500/, as per the provided specimen, duly signed by me the undersigned, sureties, and witnesses, and attested by Notary Public;</w:t>
       </w:r>
     </w:p>
     <w:p>
@@ -1030,7 +1051,7 @@
         <w:pStyle w:val="Default"/>
         <w:numPr>
           <w:ilvl w:val="0"/>
-          <w:numId w:val="5"/>
+          <w:numId w:val="4"/>
         </w:numPr>
         <w:tabs>
           <w:tab w:val="clear" w:pos="720"/>
@@ -1061,7 +1082,7 @@
           <w:szCs w:val="20"/>
           <w:u w:val="none"/>
         </w:rPr>
-        <w:t>Revised Letter of Indemnity on E-stamp paper of Rs.500/, as per the provided specimen, duly signed by me the undersigned, sureties, and witnesses, and attested by Notary Public;</w:t>
+        <w:t>Legible copies of Computerized National Identity Cards (CNICs) of all the witnesses and sureties attested by the Notary Public;</w:t>
       </w:r>
     </w:p>
     <w:p>
@@ -1069,7 +1090,7 @@
         <w:pStyle w:val="Default"/>
         <w:numPr>
           <w:ilvl w:val="0"/>
-          <w:numId w:val="5"/>
+          <w:numId w:val="4"/>
         </w:numPr>
         <w:tabs>
           <w:tab w:val="clear" w:pos="720"/>
@@ -1100,7 +1121,280 @@
           <w:szCs w:val="20"/>
           <w:u w:val="none"/>
         </w:rPr>
-        <w:t>Legible copies of Computerized National Identity Cards (CNICs) of all the witnesses and sureties attested by the Notary Public;</w:t>
+        <w:t>Complete set of Public Notice notifying loss/misplacement of shares, published in Leading Newspaper:</w:t>
+      </w:r>
+    </w:p>
+    <w:p>
+      <w:pPr>
+        <w:pStyle w:val="Default"/>
+        <w:numPr>
+          <w:ilvl w:val="1"/>
+          <w:numId w:val="4"/>
+        </w:numPr>
+        <w:tabs>
+          <w:tab w:val="clear" w:pos="720"/>
+          <w:tab w:val="left" w:pos="400" w:leader="none"/>
+        </w:tabs>
+        <w:bidi w:val="0"/>
+        <w:jc w:val="both"/>
+        <w:rPr>
+          <w:rFonts w:ascii="Calibri" w:hAnsi="Calibri"/>
+          <w:b w:val="false"/>
+          <w:bCs w:val="false"/>
+          <w:strike w:val="false"/>
+          <w:dstrike w:val="false"/>
+          <w:color w:val="auto"/>
+          <w:sz w:val="20"/>
+          <w:szCs w:val="20"/>
+          <w:u w:val="none"/>
+        </w:rPr>
+      </w:pPr>
+      <w:r>
+        <w:rPr>
+          <w:b w:val="false"/>
+          <w:bCs w:val="false"/>
+          <w:strike w:val="false"/>
+          <w:dstrike w:val="false"/>
+          <w:color w:val="auto"/>
+          <w:sz w:val="20"/>
+          <w:szCs w:val="20"/>
+          <w:u w:val="none"/>
+        </w:rPr>
+        <w:t xml:space="preserve">English: </w:t>
+      </w:r>
+      <w:r>
+        <w:rPr>
+          <w:b w:val="false"/>
+          <w:bCs w:val="false"/>
+          <w:strike w:val="false"/>
+          <w:dstrike w:val="false"/>
+          <w:color w:val="auto"/>
+          <w:sz w:val="20"/>
+          <w:szCs w:val="20"/>
+          <w:u w:val="none"/>
+        </w:rPr>
+        <w:fldChar w:fldCharType="begin"/>
+      </w:r>
+      <w:r>
+        <w:rPr>
+          <w:b w:val="false"/>
+          <w:bCs w:val="false"/>
+          <w:strike w:val="false"/>
+          <w:dstrike w:val="false"/>
+          <w:color w:val="auto"/>
+          <w:sz w:val="20"/>
+          <w:szCs w:val="20"/>
+          <w:u w:val="none"/>
+        </w:rPr>
+        <w:instrText xml:space="preserve"> DOCPROPERTY "NewsPaperEng"</w:instrText>
+      </w:r>
+      <w:r>
+        <w:rPr>
+          <w:b w:val="false"/>
+          <w:bCs w:val="false"/>
+          <w:strike w:val="false"/>
+          <w:dstrike w:val="false"/>
+          <w:color w:val="auto"/>
+          <w:sz w:val="20"/>
+          <w:szCs w:val="20"/>
+          <w:u w:val="none"/>
+        </w:rPr>
+        <w:fldChar w:fldCharType="separate"/>
+      </w:r>
+      <w:r>
+        <w:rPr>
+          <w:b w:val="false"/>
+          <w:bCs w:val="false"/>
+          <w:strike w:val="false"/>
+          <w:dstrike w:val="false"/>
+          <w:color w:val="auto"/>
+          <w:sz w:val="20"/>
+          <w:szCs w:val="20"/>
+          <w:u w:val="none"/>
+        </w:rPr>
+        <w:t>The Nation</w:t>
+      </w:r>
+      <w:r>
+        <w:rPr>
+          <w:b w:val="false"/>
+          <w:bCs w:val="false"/>
+          <w:strike w:val="false"/>
+          <w:dstrike w:val="false"/>
+          <w:color w:val="auto"/>
+          <w:sz w:val="20"/>
+          <w:szCs w:val="20"/>
+          <w:u w:val="none"/>
+        </w:rPr>
+        <w:fldChar w:fldCharType="end"/>
+      </w:r>
+      <w:r>
+        <w:rPr>
+          <w:b w:val="false"/>
+          <w:bCs w:val="false"/>
+          <w:strike w:val="false"/>
+          <w:dstrike w:val="false"/>
+          <w:color w:val="auto"/>
+          <w:sz w:val="20"/>
+          <w:szCs w:val="20"/>
+          <w:u w:val="none"/>
+        </w:rPr>
+        <w:t xml:space="preserve">, dated, </w:t>
+      </w:r>
+      <w:r>
+        <w:rPr>
+          <w:b w:val="false"/>
+          <w:bCs w:val="false"/>
+          <w:strike w:val="false"/>
+          <w:dstrike w:val="false"/>
+          <w:color w:val="auto"/>
+          <w:sz w:val="20"/>
+          <w:szCs w:val="20"/>
+          <w:u w:val="none"/>
+        </w:rPr>
+        <w:fldChar w:fldCharType="begin"/>
+      </w:r>
+      <w:r>
+        <w:rPr>
+          <w:b w:val="false"/>
+          <w:bCs w:val="false"/>
+          <w:strike w:val="false"/>
+          <w:dstrike w:val="false"/>
+          <w:color w:val="auto"/>
+          <w:sz w:val="20"/>
+          <w:szCs w:val="20"/>
+          <w:u w:val="none"/>
+        </w:rPr>
+        <w:instrText xml:space="preserve"> DOCPROPERTY "NewsPaperDate"</w:instrText>
+      </w:r>
+      <w:r>
+        <w:rPr>
+          <w:b w:val="false"/>
+          <w:bCs w:val="false"/>
+          <w:strike w:val="false"/>
+          <w:dstrike w:val="false"/>
+          <w:color w:val="auto"/>
+          <w:sz w:val="20"/>
+          <w:szCs w:val="20"/>
+          <w:u w:val="none"/>
+        </w:rPr>
+        <w:fldChar w:fldCharType="separate"/>
+      </w:r>
+      <w:r>
+        <w:rPr>
+          <w:b w:val="false"/>
+          <w:bCs w:val="false"/>
+          <w:strike w:val="false"/>
+          <w:dstrike w:val="false"/>
+          <w:color w:val="auto"/>
+          <w:sz w:val="20"/>
+          <w:szCs w:val="20"/>
+          <w:u w:val="none"/>
+        </w:rPr>
+        <w:t>April 14, 2026</w:t>
+      </w:r>
+      <w:r>
+        <w:rPr>
+          <w:b w:val="false"/>
+          <w:bCs w:val="false"/>
+          <w:strike w:val="false"/>
+          <w:dstrike w:val="false"/>
+          <w:color w:val="auto"/>
+          <w:sz w:val="20"/>
+          <w:szCs w:val="20"/>
+          <w:u w:val="none"/>
+        </w:rPr>
+        <w:fldChar w:fldCharType="end"/>
+      </w:r>
+      <w:r>
+        <w:rPr>
+          <w:b w:val="false"/>
+          <w:bCs w:val="false"/>
+          <w:strike w:val="false"/>
+          <w:dstrike w:val="false"/>
+          <w:color w:val="auto"/>
+          <w:sz w:val="20"/>
+          <w:szCs w:val="20"/>
+          <w:u w:val="none"/>
+        </w:rPr>
+        <w:t xml:space="preserve">, page number </w:t>
+      </w:r>
+      <w:r>
+        <w:rPr>
+          <w:b w:val="false"/>
+          <w:bCs w:val="false"/>
+          <w:strike w:val="false"/>
+          <w:dstrike w:val="false"/>
+          <w:color w:val="auto"/>
+          <w:sz w:val="20"/>
+          <w:szCs w:val="20"/>
+          <w:u w:val="none"/>
+        </w:rPr>
+        <w:fldChar w:fldCharType="begin"/>
+      </w:r>
+      <w:r>
+        <w:rPr>
+          <w:b w:val="false"/>
+          <w:bCs w:val="false"/>
+          <w:strike w:val="false"/>
+          <w:dstrike w:val="false"/>
+          <w:color w:val="auto"/>
+          <w:sz w:val="20"/>
+          <w:szCs w:val="20"/>
+          <w:u w:val="none"/>
+        </w:rPr>
+        <w:instrText xml:space="preserve"> DOCPROPERTY "NewsPaperEngPageColNr"</w:instrText>
+      </w:r>
+      <w:r>
+        <w:rPr>
+          <w:b w:val="false"/>
+          <w:bCs w:val="false"/>
+          <w:strike w:val="false"/>
+          <w:dstrike w:val="false"/>
+          <w:color w:val="auto"/>
+          <w:sz w:val="20"/>
+          <w:szCs w:val="20"/>
+          <w:u w:val="none"/>
+        </w:rPr>
+        <w:fldChar w:fldCharType="separate"/>
+      </w:r>
+      <w:r>
+        <w:rPr>
+          <w:b w:val="false"/>
+          <w:bCs w:val="false"/>
+          <w:strike w:val="false"/>
+          <w:dstrike w:val="false"/>
+          <w:color w:val="auto"/>
+          <w:sz w:val="20"/>
+          <w:szCs w:val="20"/>
+          <w:u w:val="none"/>
+        </w:rPr>
+        <w:t>4, column number 4, under Ad Guide - Public Notice section</w:t>
+      </w:r>
+      <w:r>
+        <w:rPr>
+          <w:b w:val="false"/>
+          <w:bCs w:val="false"/>
+          <w:strike w:val="false"/>
+          <w:dstrike w:val="false"/>
+          <w:color w:val="auto"/>
+          <w:sz w:val="20"/>
+          <w:szCs w:val="20"/>
+          <w:u w:val="none"/>
+        </w:rPr>
+        <w:fldChar w:fldCharType="end"/>
+      </w:r>
+      <w:r>
+        <w:rPr>
+          <w:b w:val="false"/>
+          <w:bCs w:val="false"/>
+          <w:strike w:val="false"/>
+          <w:dstrike w:val="false"/>
+          <w:color w:val="auto"/>
+          <w:sz w:val="20"/>
+          <w:szCs w:val="20"/>
+          <w:u w:val="none"/>
+        </w:rPr>
+        <w:t>;</w:t>
       </w:r>
     </w:p>
     <w:p>
@@ -1108,319 +1402,7 @@
         <w:pStyle w:val="Default"/>
         <w:numPr>
           <w:ilvl w:val="0"/>
-          <w:numId w:val="5"/>
-        </w:numPr>
-        <w:tabs>
-          <w:tab w:val="clear" w:pos="720"/>
-          <w:tab w:val="left" w:pos="400" w:leader="none"/>
-        </w:tabs>
-        <w:bidi w:val="0"/>
-        <w:jc w:val="both"/>
-        <w:rPr>
-          <w:rFonts w:ascii="Calibri" w:hAnsi="Calibri"/>
-          <w:b w:val="false"/>
-          <w:bCs w:val="false"/>
-          <w:strike w:val="false"/>
-          <w:dstrike w:val="false"/>
-          <w:color w:val="auto"/>
-          <w:sz w:val="20"/>
-          <w:szCs w:val="20"/>
-          <w:u w:val="none"/>
-        </w:rPr>
-      </w:pPr>
-      <w:r>
-        <w:rPr>
-          <w:b w:val="false"/>
-          <w:bCs w:val="false"/>
-          <w:strike w:val="false"/>
-          <w:dstrike w:val="false"/>
-          <w:color w:val="auto"/>
-          <w:sz w:val="20"/>
-          <w:szCs w:val="20"/>
-          <w:u w:val="none"/>
-        </w:rPr>
-        <w:t>Complete set of Public Notice notifying loss/misplacement of shares, published in Leading Newspaper:</w:t>
-      </w:r>
-    </w:p>
-    <w:p>
-      <w:pPr>
-        <w:pStyle w:val="Default"/>
-        <w:numPr>
-          <w:ilvl w:val="1"/>
-          <w:numId w:val="5"/>
-        </w:numPr>
-        <w:tabs>
-          <w:tab w:val="clear" w:pos="720"/>
-          <w:tab w:val="left" w:pos="400" w:leader="none"/>
-        </w:tabs>
-        <w:bidi w:val="0"/>
-        <w:jc w:val="both"/>
-        <w:rPr>
-          <w:rFonts w:ascii="Calibri" w:hAnsi="Calibri"/>
-          <w:b w:val="false"/>
-          <w:bCs w:val="false"/>
-          <w:strike w:val="false"/>
-          <w:dstrike w:val="false"/>
-          <w:color w:val="auto"/>
-          <w:sz w:val="20"/>
-          <w:szCs w:val="20"/>
-          <w:u w:val="none"/>
-        </w:rPr>
-      </w:pPr>
-      <w:r>
-        <w:rPr>
-          <w:b w:val="false"/>
-          <w:bCs w:val="false"/>
-          <w:strike w:val="false"/>
-          <w:dstrike w:val="false"/>
-          <w:color w:val="auto"/>
-          <w:sz w:val="20"/>
-          <w:szCs w:val="20"/>
-          <w:u w:val="none"/>
-        </w:rPr>
-        <w:t xml:space="preserve">English: </w:t>
-      </w:r>
-      <w:r>
-        <w:rPr>
-          <w:b w:val="false"/>
-          <w:bCs w:val="false"/>
-          <w:strike w:val="false"/>
-          <w:dstrike w:val="false"/>
-          <w:color w:val="auto"/>
-          <w:sz w:val="20"/>
-          <w:szCs w:val="20"/>
-          <w:u w:val="none"/>
-        </w:rPr>
-        <w:fldChar w:fldCharType="begin"/>
-      </w:r>
-      <w:r>
-        <w:rPr>
-          <w:b w:val="false"/>
-          <w:bCs w:val="false"/>
-          <w:strike w:val="false"/>
-          <w:dstrike w:val="false"/>
-          <w:color w:val="auto"/>
-          <w:sz w:val="20"/>
-          <w:szCs w:val="20"/>
-          <w:u w:val="none"/>
-        </w:rPr>
-        <w:instrText xml:space="preserve"> DOCPROPERTY "NewsPaperEng"</w:instrText>
-      </w:r>
-      <w:r>
-        <w:rPr>
-          <w:b w:val="false"/>
-          <w:bCs w:val="false"/>
-          <w:strike w:val="false"/>
-          <w:dstrike w:val="false"/>
-          <w:color w:val="auto"/>
-          <w:sz w:val="20"/>
-          <w:szCs w:val="20"/>
-          <w:u w:val="none"/>
-        </w:rPr>
-        <w:fldChar w:fldCharType="separate"/>
-      </w:r>
-      <w:r>
-        <w:rPr>
-          <w:b w:val="false"/>
-          <w:bCs w:val="false"/>
-          <w:strike w:val="false"/>
-          <w:dstrike w:val="false"/>
-          <w:color w:val="auto"/>
-          <w:sz w:val="20"/>
-          <w:szCs w:val="20"/>
-          <w:u w:val="none"/>
-        </w:rPr>
-        <w:t>The Nation</w:t>
-      </w:r>
-      <w:r>
-        <w:rPr>
-          <w:b w:val="false"/>
-          <w:bCs w:val="false"/>
-          <w:strike w:val="false"/>
-          <w:dstrike w:val="false"/>
-          <w:color w:val="auto"/>
-          <w:sz w:val="20"/>
-          <w:szCs w:val="20"/>
-          <w:u w:val="none"/>
-        </w:rPr>
-        <w:fldChar w:fldCharType="end"/>
-      </w:r>
-      <w:r>
-        <w:rPr>
-          <w:b w:val="false"/>
-          <w:bCs w:val="false"/>
-          <w:strike w:val="false"/>
-          <w:dstrike w:val="false"/>
-          <w:color w:val="auto"/>
-          <w:sz w:val="20"/>
-          <w:szCs w:val="20"/>
-          <w:u w:val="none"/>
-        </w:rPr>
-        <w:t xml:space="preserve">, dated, </w:t>
-      </w:r>
-      <w:r>
-        <w:rPr>
-          <w:b w:val="false"/>
-          <w:bCs w:val="false"/>
-          <w:strike w:val="false"/>
-          <w:dstrike w:val="false"/>
-          <w:color w:val="auto"/>
-          <w:sz w:val="20"/>
-          <w:szCs w:val="20"/>
-          <w:u w:val="none"/>
-        </w:rPr>
-        <w:fldChar w:fldCharType="begin"/>
-      </w:r>
-      <w:r>
-        <w:rPr>
-          <w:b w:val="false"/>
-          <w:bCs w:val="false"/>
-          <w:strike w:val="false"/>
-          <w:dstrike w:val="false"/>
-          <w:color w:val="auto"/>
-          <w:sz w:val="20"/>
-          <w:szCs w:val="20"/>
-          <w:u w:val="none"/>
-        </w:rPr>
-        <w:instrText xml:space="preserve"> DOCPROPERTY "NewsPaperDate"</w:instrText>
-      </w:r>
-      <w:r>
-        <w:rPr>
-          <w:b w:val="false"/>
-          <w:bCs w:val="false"/>
-          <w:strike w:val="false"/>
-          <w:dstrike w:val="false"/>
-          <w:color w:val="auto"/>
-          <w:sz w:val="20"/>
-          <w:szCs w:val="20"/>
-          <w:u w:val="none"/>
-        </w:rPr>
-        <w:fldChar w:fldCharType="separate"/>
-      </w:r>
-      <w:r>
-        <w:rPr>
-          <w:b w:val="false"/>
-          <w:bCs w:val="false"/>
-          <w:strike w:val="false"/>
-          <w:dstrike w:val="false"/>
-          <w:color w:val="auto"/>
-          <w:sz w:val="20"/>
-          <w:szCs w:val="20"/>
-          <w:u w:val="none"/>
-        </w:rPr>
-        <w:t>April 14, 2026</w:t>
-      </w:r>
-      <w:r>
-        <w:rPr>
-          <w:b w:val="false"/>
-          <w:bCs w:val="false"/>
-          <w:strike w:val="false"/>
-          <w:dstrike w:val="false"/>
-          <w:color w:val="auto"/>
-          <w:sz w:val="20"/>
-          <w:szCs w:val="20"/>
-          <w:u w:val="none"/>
-        </w:rPr>
-        <w:fldChar w:fldCharType="end"/>
-      </w:r>
-      <w:r>
-        <w:rPr>
-          <w:b w:val="false"/>
-          <w:bCs w:val="false"/>
-          <w:strike w:val="false"/>
-          <w:dstrike w:val="false"/>
-          <w:color w:val="auto"/>
-          <w:sz w:val="20"/>
-          <w:szCs w:val="20"/>
-          <w:u w:val="none"/>
-        </w:rPr>
-        <w:t xml:space="preserve">, page number </w:t>
-      </w:r>
-      <w:r>
-        <w:rPr>
-          <w:b w:val="false"/>
-          <w:bCs w:val="false"/>
-          <w:strike w:val="false"/>
-          <w:dstrike w:val="false"/>
-          <w:color w:val="auto"/>
-          <w:sz w:val="20"/>
-          <w:szCs w:val="20"/>
-          <w:u w:val="none"/>
-        </w:rPr>
-        <w:fldChar w:fldCharType="begin"/>
-      </w:r>
-      <w:r>
-        <w:rPr>
-          <w:b w:val="false"/>
-          <w:bCs w:val="false"/>
-          <w:strike w:val="false"/>
-          <w:dstrike w:val="false"/>
-          <w:color w:val="auto"/>
-          <w:sz w:val="20"/>
-          <w:szCs w:val="20"/>
-          <w:u w:val="none"/>
-        </w:rPr>
-        <w:instrText xml:space="preserve"> DOCPROPERTY "NewsPaperEngPageColNr"</w:instrText>
-      </w:r>
-      <w:r>
-        <w:rPr>
-          <w:b w:val="false"/>
-          <w:bCs w:val="false"/>
-          <w:strike w:val="false"/>
-          <w:dstrike w:val="false"/>
-          <w:color w:val="auto"/>
-          <w:sz w:val="20"/>
-          <w:szCs w:val="20"/>
-          <w:u w:val="none"/>
-        </w:rPr>
-        <w:fldChar w:fldCharType="separate"/>
-      </w:r>
-      <w:r>
-        <w:rPr>
-          <w:b w:val="false"/>
-          <w:bCs w:val="false"/>
-          <w:strike w:val="false"/>
-          <w:dstrike w:val="false"/>
-          <w:color w:val="auto"/>
-          <w:sz w:val="20"/>
-          <w:szCs w:val="20"/>
-          <w:u w:val="none"/>
-        </w:rPr>
-        <w:t>4, column number 4, under Ad Guide - Public Notice section</w:t>
-      </w:r>
-      <w:r>
-        <w:rPr>
-          <w:b w:val="false"/>
-          <w:bCs w:val="false"/>
-          <w:strike w:val="false"/>
-          <w:dstrike w:val="false"/>
-          <w:color w:val="auto"/>
-          <w:sz w:val="20"/>
-          <w:szCs w:val="20"/>
-          <w:u w:val="none"/>
-        </w:rPr>
-        <w:fldChar w:fldCharType="end"/>
-      </w:r>
-      <w:r>
-        <w:rPr>
-          <w:b w:val="false"/>
-          <w:bCs w:val="false"/>
-          <w:strike w:val="false"/>
-          <w:dstrike w:val="false"/>
-          <w:color w:val="auto"/>
-          <w:sz w:val="20"/>
-          <w:szCs w:val="20"/>
-          <w:u w:val="none"/>
-        </w:rPr>
-        <w:t>;</w:t>
-      </w:r>
-    </w:p>
-    <w:p>
-      <w:pPr>
-        <w:pStyle w:val="Default"/>
-        <w:numPr>
-          <w:ilvl w:val="0"/>
-          <w:numId w:val="5"/>
+          <w:numId w:val="4"/>
         </w:numPr>
         <w:tabs>
           <w:tab w:val="clear" w:pos="720"/>
@@ -1907,64 +1889,7 @@
             </w:rPr>
           </w:pPr>
           <w:r>
-            <w:rPr>
-              <w:rFonts w:ascii="Courier New" w:hAnsi="Courier New"/>
-              <w:i w:val="false"/>
-              <w:caps w:val="false"/>
-              <w:smallCaps w:val="false"/>
-              <w:color w:val="auto"/>
-              <w:sz w:val="14"/>
-              <w:szCs w:val="14"/>
-            </w:rPr>
-            <w:fldChar w:fldCharType="begin"/>
-          </w:r>
-          <w:r>
-            <w:rPr>
-              <w:rFonts w:ascii="Courier New" w:hAnsi="Courier New"/>
-              <w:i w:val="false"/>
-              <w:caps w:val="false"/>
-              <w:smallCaps w:val="false"/>
-              <w:color w:val="auto"/>
-              <w:sz w:val="14"/>
-              <w:szCs w:val="14"/>
-            </w:rPr>
-            <w:instrText xml:space="preserve"> DOCPROPERTY "ReferenceRecipient"</w:instrText>
-          </w:r>
-          <w:r>
-            <w:rPr>
-              <w:rFonts w:ascii="Courier New" w:hAnsi="Courier New"/>
-              <w:i w:val="false"/>
-              <w:caps w:val="false"/>
-              <w:smallCaps w:val="false"/>
-              <w:color w:val="auto"/>
-              <w:sz w:val="14"/>
-              <w:szCs w:val="14"/>
-            </w:rPr>
-            <w:fldChar w:fldCharType="separate"/>
-          </w:r>
-          <w:r>
-            <w:rPr>
-              <w:rFonts w:ascii="Courier New" w:hAnsi="Courier New"/>
-              <w:i w:val="false"/>
-              <w:caps w:val="false"/>
-              <w:smallCaps w:val="false"/>
-              <w:color w:val="auto"/>
-              <w:sz w:val="14"/>
-              <w:szCs w:val="14"/>
-            </w:rPr>
-            <w:t>LCI-AKZO-LCPL-61463-26-02</w:t>
-          </w:r>
-          <w:r>
-            <w:rPr>
-              <w:rFonts w:ascii="Courier New" w:hAnsi="Courier New"/>
-              <w:i w:val="false"/>
-              <w:caps w:val="false"/>
-              <w:smallCaps w:val="false"/>
-              <w:color w:val="auto"/>
-              <w:sz w:val="14"/>
-              <w:szCs w:val="14"/>
-            </w:rPr>
-            <w:fldChar w:fldCharType="end"/>
+            <w:rPr/>
           </w:r>
         </w:p>
       </w:tc>
@@ -2058,64 +1983,7 @@
             </w:rPr>
           </w:pPr>
           <w:r>
-            <w:rPr>
-              <w:rFonts w:ascii="Courier New" w:hAnsi="Courier New"/>
-              <w:i w:val="false"/>
-              <w:caps w:val="false"/>
-              <w:smallCaps w:val="false"/>
-              <w:color w:val="auto"/>
-              <w:sz w:val="14"/>
-              <w:szCs w:val="14"/>
-            </w:rPr>
-            <w:fldChar w:fldCharType="begin"/>
-          </w:r>
-          <w:r>
-            <w:rPr>
-              <w:rFonts w:ascii="Courier New" w:hAnsi="Courier New"/>
-              <w:i w:val="false"/>
-              <w:caps w:val="false"/>
-              <w:smallCaps w:val="false"/>
-              <w:color w:val="auto"/>
-              <w:sz w:val="14"/>
-              <w:szCs w:val="14"/>
-            </w:rPr>
-            <w:instrText xml:space="preserve"> DOCPROPERTY "ReferenceRecipient"</w:instrText>
-          </w:r>
-          <w:r>
-            <w:rPr>
-              <w:rFonts w:ascii="Courier New" w:hAnsi="Courier New"/>
-              <w:i w:val="false"/>
-              <w:caps w:val="false"/>
-              <w:smallCaps w:val="false"/>
-              <w:color w:val="auto"/>
-              <w:sz w:val="14"/>
-              <w:szCs w:val="14"/>
-            </w:rPr>
-            <w:fldChar w:fldCharType="separate"/>
-          </w:r>
-          <w:r>
-            <w:rPr>
-              <w:rFonts w:ascii="Courier New" w:hAnsi="Courier New"/>
-              <w:i w:val="false"/>
-              <w:caps w:val="false"/>
-              <w:smallCaps w:val="false"/>
-              <w:color w:val="auto"/>
-              <w:sz w:val="14"/>
-              <w:szCs w:val="14"/>
-            </w:rPr>
-            <w:t>LCI-AKZO-LCPL-61463-26-02</w:t>
-          </w:r>
-          <w:r>
-            <w:rPr>
-              <w:rFonts w:ascii="Courier New" w:hAnsi="Courier New"/>
-              <w:i w:val="false"/>
-              <w:caps w:val="false"/>
-              <w:smallCaps w:val="false"/>
-              <w:color w:val="auto"/>
-              <w:sz w:val="14"/>
-              <w:szCs w:val="14"/>
-            </w:rPr>
-            <w:fldChar w:fldCharType="end"/>
+            <w:rPr/>
           </w:r>
         </w:p>
       </w:tc>
@@ -2214,125 +2082,6 @@
       <w:start w:val="1"/>
       <w:numFmt w:val="none"/>
       <w:suff w:val="nothing"/>
-      <w:lvlText w:val=""/>
-      <w:lvlJc w:val="start"/>
-      <w:pPr>
-        <w:tabs>
-          <w:tab w:val="num" w:pos="0"/>
-        </w:tabs>
-        <w:ind w:start="0" w:hanging="0"/>
-      </w:pPr>
-    </w:lvl>
-    <w:lvl w:ilvl="1">
-      <w:start w:val="1"/>
-      <w:numFmt w:val="none"/>
-      <w:suff w:val="nothing"/>
-      <w:lvlText w:val=""/>
-      <w:lvlJc w:val="start"/>
-      <w:pPr>
-        <w:tabs>
-          <w:tab w:val="num" w:pos="0"/>
-        </w:tabs>
-        <w:ind w:start="0" w:hanging="0"/>
-      </w:pPr>
-    </w:lvl>
-    <w:lvl w:ilvl="2">
-      <w:start w:val="1"/>
-      <w:numFmt w:val="none"/>
-      <w:suff w:val="nothing"/>
-      <w:lvlText w:val=""/>
-      <w:lvlJc w:val="start"/>
-      <w:pPr>
-        <w:tabs>
-          <w:tab w:val="num" w:pos="0"/>
-        </w:tabs>
-        <w:ind w:start="0" w:hanging="0"/>
-      </w:pPr>
-    </w:lvl>
-    <w:lvl w:ilvl="3">
-      <w:start w:val="1"/>
-      <w:numFmt w:val="none"/>
-      <w:suff w:val="nothing"/>
-      <w:lvlText w:val=""/>
-      <w:lvlJc w:val="start"/>
-      <w:pPr>
-        <w:tabs>
-          <w:tab w:val="num" w:pos="0"/>
-        </w:tabs>
-        <w:ind w:start="0" w:hanging="0"/>
-      </w:pPr>
-    </w:lvl>
-    <w:lvl w:ilvl="4">
-      <w:start w:val="1"/>
-      <w:numFmt w:val="none"/>
-      <w:suff w:val="nothing"/>
-      <w:lvlText w:val=""/>
-      <w:lvlJc w:val="start"/>
-      <w:pPr>
-        <w:tabs>
-          <w:tab w:val="num" w:pos="0"/>
-        </w:tabs>
-        <w:ind w:start="0" w:hanging="0"/>
-      </w:pPr>
-    </w:lvl>
-    <w:lvl w:ilvl="5">
-      <w:start w:val="1"/>
-      <w:numFmt w:val="none"/>
-      <w:suff w:val="nothing"/>
-      <w:lvlText w:val=""/>
-      <w:lvlJc w:val="start"/>
-      <w:pPr>
-        <w:tabs>
-          <w:tab w:val="num" w:pos="0"/>
-        </w:tabs>
-        <w:ind w:start="0" w:hanging="0"/>
-      </w:pPr>
-    </w:lvl>
-    <w:lvl w:ilvl="6">
-      <w:start w:val="1"/>
-      <w:numFmt w:val="none"/>
-      <w:suff w:val="nothing"/>
-      <w:lvlText w:val=""/>
-      <w:lvlJc w:val="start"/>
-      <w:pPr>
-        <w:tabs>
-          <w:tab w:val="num" w:pos="0"/>
-        </w:tabs>
-        <w:ind w:start="0" w:hanging="0"/>
-      </w:pPr>
-    </w:lvl>
-    <w:lvl w:ilvl="7">
-      <w:start w:val="1"/>
-      <w:numFmt w:val="none"/>
-      <w:suff w:val="nothing"/>
-      <w:lvlText w:val=""/>
-      <w:lvlJc w:val="start"/>
-      <w:pPr>
-        <w:tabs>
-          <w:tab w:val="num" w:pos="0"/>
-        </w:tabs>
-        <w:ind w:start="0" w:hanging="0"/>
-      </w:pPr>
-    </w:lvl>
-    <w:lvl w:ilvl="8">
-      <w:start w:val="1"/>
-      <w:numFmt w:val="none"/>
-      <w:suff w:val="nothing"/>
-      <w:lvlText w:val=""/>
-      <w:lvlJc w:val="start"/>
-      <w:pPr>
-        <w:tabs>
-          <w:tab w:val="num" w:pos="0"/>
-        </w:tabs>
-        <w:ind w:start="0" w:hanging="0"/>
-      </w:pPr>
-    </w:lvl>
-  </w:abstractNum>
-  <w:abstractNum w:abstractNumId="2">
-    <w:lvl w:ilvl="0">
-      <w:start w:val="1"/>
-      <w:numFmt w:val="none"/>
-      <w:suff w:val="nothing"/>
       <w:lvlText w:val="%1"/>
       <w:lvlJc w:val="start"/>
       <w:pPr>
@@ -2456,7 +2205,7 @@
       <w:rPr/>
     </w:lvl>
   </w:abstractNum>
-  <w:abstractNum w:abstractNumId="3">
+  <w:abstractNum w:abstractNumId="2">
     <w:lvl w:ilvl="0">
       <w:start w:val="1"/>
       <w:numFmt w:val="decimal"/>
@@ -2578,6 +2327,125 @@
       <w:rPr/>
     </w:lvl>
   </w:abstractNum>
+  <w:abstractNum w:abstractNumId="3">
+    <w:lvl w:ilvl="0">
+      <w:start w:val="1"/>
+      <w:numFmt w:val="decimal"/>
+      <w:lvlText w:val="%1."/>
+      <w:lvlJc w:val="start"/>
+      <w:pPr>
+        <w:tabs>
+          <w:tab w:val="num" w:pos="720"/>
+        </w:tabs>
+        <w:ind w:start="720" w:hanging="360"/>
+      </w:pPr>
+      <w:rPr/>
+    </w:lvl>
+    <w:lvl w:ilvl="1">
+      <w:start w:val="1"/>
+      <w:numFmt w:val="decimal"/>
+      <w:lvlText w:val="%2."/>
+      <w:lvlJc w:val="start"/>
+      <w:pPr>
+        <w:tabs>
+          <w:tab w:val="num" w:pos="1080"/>
+        </w:tabs>
+        <w:ind w:start="1080" w:hanging="360"/>
+      </w:pPr>
+      <w:rPr/>
+    </w:lvl>
+    <w:lvl w:ilvl="2">
+      <w:start w:val="1"/>
+      <w:numFmt w:val="decimal"/>
+      <w:lvlText w:val="%3."/>
+      <w:lvlJc w:val="start"/>
+      <w:pPr>
+        <w:tabs>
+          <w:tab w:val="num" w:pos="1440"/>
+        </w:tabs>
+        <w:ind w:start="1440" w:hanging="360"/>
+      </w:pPr>
+      <w:rPr/>
+    </w:lvl>
+    <w:lvl w:ilvl="3">
+      <w:start w:val="1"/>
+      <w:numFmt w:val="decimal"/>
+      <w:lvlText w:val="%4."/>
+      <w:lvlJc w:val="start"/>
+      <w:pPr>
+        <w:tabs>
+          <w:tab w:val="num" w:pos="1800"/>
+        </w:tabs>
+        <w:ind w:start="1800" w:hanging="360"/>
+      </w:pPr>
+      <w:rPr/>
+    </w:lvl>
+    <w:lvl w:ilvl="4">
+      <w:start w:val="1"/>
+      <w:numFmt w:val="decimal"/>
+      <w:lvlText w:val="%5."/>
+      <w:lvlJc w:val="start"/>
+      <w:pPr>
+        <w:tabs>
+          <w:tab w:val="num" w:pos="2160"/>
+        </w:tabs>
+        <w:ind w:start="2160" w:hanging="360"/>
+      </w:pPr>
+      <w:rPr/>
+    </w:lvl>
+    <w:lvl w:ilvl="5">
+      <w:start w:val="1"/>
+      <w:numFmt w:val="decimal"/>
+      <w:lvlText w:val="%6."/>
+      <w:lvlJc w:val="start"/>
+      <w:pPr>
+        <w:tabs>
+          <w:tab w:val="num" w:pos="2520"/>
+        </w:tabs>
+        <w:ind w:start="2520" w:hanging="360"/>
+      </w:pPr>
+      <w:rPr/>
+    </w:lvl>
+    <w:lvl w:ilvl="6">
+      <w:start w:val="1"/>
+      <w:numFmt w:val="decimal"/>
+      <w:lvlText w:val="%7."/>
+      <w:lvlJc w:val="start"/>
+      <w:pPr>
+        <w:tabs>
+          <w:tab w:val="num" w:pos="2880"/>
+        </w:tabs>
+        <w:ind w:start="2880" w:hanging="360"/>
+      </w:pPr>
+      <w:rPr/>
+    </w:lvl>
+    <w:lvl w:ilvl="7">
+      <w:start w:val="1"/>
+      <w:numFmt w:val="decimal"/>
+      <w:lvlText w:val="%8."/>
+      <w:lvlJc w:val="start"/>
+      <w:pPr>
+        <w:tabs>
+          <w:tab w:val="num" w:pos="3240"/>
+        </w:tabs>
+        <w:ind w:start="3240" w:hanging="360"/>
+      </w:pPr>
+      <w:rPr/>
+    </w:lvl>
+    <w:lvl w:ilvl="8">
+      <w:start w:val="1"/>
+      <w:numFmt w:val="decimal"/>
+      <w:lvlText w:val="%9."/>
+      <w:lvlJc w:val="start"/>
+      <w:pPr>
+        <w:tabs>
+          <w:tab w:val="num" w:pos="3600"/>
+        </w:tabs>
+        <w:ind w:start="3600" w:hanging="360"/>
+      </w:pPr>
+      <w:rPr/>
+    </w:lvl>
+  </w:abstractNum>
   <w:abstractNum w:abstractNumId="4">
     <w:lvl w:ilvl="0">
       <w:start w:val="1"/>
@@ -2700,120 +2568,120 @@
   <w:abstractNum w:abstractNumId="5">
     <w:lvl w:ilvl="0">
       <w:start w:val="1"/>
-      <w:numFmt w:val="decimal"/>
-      <w:lvlText w:val="%1."/>
-      <w:lvlJc w:val="start"/>
-      <w:pPr>
-        <w:tabs>
-          <w:tab w:val="num" w:pos="720"/>
-        </w:tabs>
-        <w:ind w:start="720" w:hanging="360"/>
-      </w:pPr>
-      <w:rPr/>
+      <w:numFmt w:val="none"/>
+      <w:suff w:val="nothing"/>
+      <w:lvlText w:val=""/>
+      <w:lvlJc w:val="start"/>
+      <w:pPr>
+        <w:tabs>
+          <w:tab w:val="num" w:pos="0"/>
+        </w:tabs>
+        <w:ind w:start="0" w:hanging="0"/>
+      </w:pPr>
     </w:lvl>
     <w:lvl w:ilvl="1">
       <w:start w:val="1"/>
-      <w:numFmt w:val="decimal"/>
-      <w:lvlText w:val="%2."/>
-      <w:lvlJc w:val="start"/>
-      <w:pPr>
-        <w:tabs>
-          <w:tab w:val="num" w:pos="1080"/>
-        </w:tabs>
-        <w:ind w:start="1080" w:hanging="360"/>
-      </w:pPr>
-      <w:rPr/>
+      <w:numFmt w:val="none"/>
+      <w:suff w:val="nothing"/>
+      <w:lvlText w:val=""/>
+      <w:lvlJc w:val="start"/>
+      <w:pPr>
+        <w:tabs>
+          <w:tab w:val="num" w:pos="0"/>
+        </w:tabs>
+        <w:ind w:start="0" w:hanging="0"/>
+      </w:pPr>
     </w:lvl>
     <w:lvl w:ilvl="2">
       <w:start w:val="1"/>
-      <w:numFmt w:val="decimal"/>
-      <w:lvlText w:val="%3."/>
-      <w:lvlJc w:val="start"/>
-      <w:pPr>
-        <w:tabs>
-          <w:tab w:val="num" w:pos="1440"/>
-        </w:tabs>
-        <w:ind w:start="1440" w:hanging="360"/>
-      </w:pPr>
-      <w:rPr/>
+      <w:numFmt w:val="none"/>
+      <w:suff w:val="nothing"/>
+      <w:lvlText w:val=""/>
+      <w:lvlJc w:val="start"/>
+      <w:pPr>
+        <w:tabs>
+          <w:tab w:val="num" w:pos="0"/>
+        </w:tabs>
+        <w:ind w:start="0" w:hanging="0"/>
+      </w:pPr>
     </w:lvl>
     <w:lvl w:ilvl="3">
       <w:start w:val="1"/>
-      <w:numFmt w:val="decimal"/>
-      <w:lvlText w:val="%4."/>
-      <w:lvlJc w:val="start"/>
-      <w:pPr>
-        <w:tabs>
-          <w:tab w:val="num" w:pos="1800"/>
-        </w:tabs>
-        <w:ind w:start="1800" w:hanging="360"/>
-      </w:pPr>
-      <w:rPr/>
+      <w:numFmt w:val="none"/>
+      <w:suff w:val="nothing"/>
+      <w:lvlText w:val=""/>
+      <w:lvlJc w:val="start"/>
+      <w:pPr>
+        <w:tabs>
+          <w:tab w:val="num" w:pos="0"/>
+        </w:tabs>
+        <w:ind w:start="0" w:hanging="0"/>
+      </w:pPr>
     </w:lvl>
     <w:lvl w:ilvl="4">
       <w:start w:val="1"/>
-      <w:numFmt w:val="decimal"/>
-      <w:lvlText w:val="%5."/>
-      <w:lvlJc w:val="start"/>
-      <w:pPr>
-        <w:tabs>
-          <w:tab w:val="num" w:pos="2160"/>
-        </w:tabs>
-        <w:ind w:start="2160" w:hanging="360"/>
-      </w:pPr>
-      <w:rPr/>
+      <w:numFmt w:val="none"/>
+      <w:suff w:val="nothing"/>
+      <w:lvlText w:val=""/>
+      <w:lvlJc w:val="start"/>
+      <w:pPr>
+        <w:tabs>
+          <w:tab w:val="num" w:pos="0"/>
+        </w:tabs>
+        <w:ind w:start="0" w:hanging="0"/>
+      </w:pPr>
     </w:lvl>
     <w:lvl w:ilvl="5">
       <w:start w:val="1"/>
-      <w:numFmt w:val="decimal"/>
-      <w:lvlText w:val="%6."/>
-      <w:lvlJc w:val="start"/>
-      <w:pPr>
-        <w:tabs>
-          <w:tab w:val="num" w:pos="2520"/>
-        </w:tabs>
-        <w:ind w:start="2520" w:hanging="360"/>
-      </w:pPr>
-      <w:rPr/>
+      <w:numFmt w:val="none"/>
+      <w:suff w:val="nothing"/>
+      <w:lvlText w:val=""/>
+      <w:lvlJc w:val="start"/>
+      <w:pPr>
+        <w:tabs>
+          <w:tab w:val="num" w:pos="0"/>
+        </w:tabs>
+        <w:ind w:start="0" w:hanging="0"/>
+      </w:pPr>
     </w:lvl>
     <w:lvl w:ilvl="6">
       <w:start w:val="1"/>
-      <w:numFmt w:val="decimal"/>
-      <w:lvlText w:val="%7."/>
-      <w:lvlJc w:val="start"/>
-      <w:pPr>
-        <w:tabs>
-          <w:tab w:val="num" w:pos="2880"/>
-        </w:tabs>
-        <w:ind w:start="2880" w:hanging="360"/>
-      </w:pPr>
-      <w:rPr/>
+      <w:numFmt w:val="none"/>
+      <w:suff w:val="nothing"/>
+      <w:lvlText w:val=""/>
+      <w:lvlJc w:val="start"/>
+      <w:pPr>
+        <w:tabs>
+          <w:tab w:val="num" w:pos="0"/>
+        </w:tabs>
+        <w:ind w:start="0" w:hanging="0"/>
+      </w:pPr>
     </w:lvl>
     <w:lvl w:ilvl="7">
       <w:start w:val="1"/>
-      <w:numFmt w:val="decimal"/>
-      <w:lvlText w:val="%8."/>
-      <w:lvlJc w:val="start"/>
-      <w:pPr>
-        <w:tabs>
-          <w:tab w:val="num" w:pos="3240"/>
-        </w:tabs>
-        <w:ind w:start="3240" w:hanging="360"/>
-      </w:pPr>
-      <w:rPr/>
+      <w:numFmt w:val="none"/>
+      <w:suff w:val="nothing"/>
+      <w:lvlText w:val=""/>
+      <w:lvlJc w:val="start"/>
+      <w:pPr>
+        <w:tabs>
+          <w:tab w:val="num" w:pos="0"/>
+        </w:tabs>
+        <w:ind w:start="0" w:hanging="0"/>
+      </w:pPr>
     </w:lvl>
     <w:lvl w:ilvl="8">
       <w:start w:val="1"/>
-      <w:numFmt w:val="decimal"/>
-      <w:lvlText w:val="%9."/>
-      <w:lvlJc w:val="start"/>
-      <w:pPr>
-        <w:tabs>
-          <w:tab w:val="num" w:pos="3600"/>
-        </w:tabs>
-        <w:ind w:start="3600" w:hanging="360"/>
-      </w:pPr>
-      <w:rPr/>
+      <w:numFmt w:val="none"/>
+      <w:suff w:val="nothing"/>
+      <w:lvlText w:val=""/>
+      <w:lvlJc w:val="start"/>
+      <w:pPr>
+        <w:tabs>
+          <w:tab w:val="num" w:pos="0"/>
+        </w:tabs>
+        <w:ind w:start="0" w:hanging="0"/>
+      </w:pPr>
     </w:lvl>
   </w:abstractNum>
   <w:num w:numId="1">
@@ -2858,7 +2726,7 @@
     <w:pPr>
       <w:widowControl/>
       <w:suppressAutoHyphens w:val="true"/>
-      <w:overflowPunct w:val="true"/>
+      <w:overflowPunct w:val="false"/>
       <w:bidi w:val="0"/>
       <w:snapToGrid w:val="false"/>
       <w:spacing w:before="0" w:after="0"/>
@@ -2882,7 +2750,7 @@
     <w:pPr>
       <w:numPr>
         <w:ilvl w:val="0"/>
-        <w:numId w:val="2"/>
+        <w:numId w:val="1"/>
       </w:numPr>
       <w:spacing w:before="240" w:after="120"/>
       <w:outlineLvl w:val="0"/>
@@ -2910,8 +2778,8 @@
       <w:bCs/>
     </w:rPr>
   </w:style>
-  <w:style w:type="character" w:styleId="Bullets">
-    <w:name w:val="Bullets"/>
+  <w:style w:type="character" w:styleId="Bulletsuser">
+    <w:name w:val="Bullets (user)"/>
     <w:qFormat/>
     <w:rPr>
       <w:rFonts w:ascii="OpenSymbol" w:hAnsi="OpenSymbol" w:eastAsia="OpenSymbol" w:cs="OpenSymbol"/>
@@ -2933,13 +2801,13 @@
     <w:name w:val="line number"/>
     <w:rPr/>
   </w:style>
-  <w:style w:type="character" w:styleId="FootnoteCharacters">
-    <w:name w:val="Footnote Characters"/>
+  <w:style w:type="character" w:styleId="FootnoteCharactersuser">
+    <w:name w:val="Footnote Characters (user)"/>
     <w:qFormat/>
     <w:rPr/>
   </w:style>
-  <w:style w:type="character" w:styleId="EndnoteCharacters">
-    <w:name w:val="Endnote Characters"/>
+  <w:style w:type="character" w:styleId="EndnoteCharactersuser">
+    <w:name w:val="Endnote Characters (user)"/>
     <w:qFormat/>
     <w:rPr/>
   </w:style>
@@ -3028,7 +2896,7 @@
     <w:pPr>
       <w:widowControl/>
       <w:suppressAutoHyphens w:val="true"/>
-      <w:overflowPunct w:val="true"/>
+      <w:overflowPunct w:val="false"/>
       <w:bidi w:val="0"/>
       <w:spacing w:before="0" w:after="0"/>
       <w:jc w:val="start"/>
